--- a/บรรณานุกรม.docx
+++ b/บรรณานุกรม.docx
@@ -1,6 +1,6 @@
 
 <file path=word/document.xml><?xml version="1.0" encoding="utf-8"?>
-<w:document xmlns:wpc="http://schemas.microsoft.com/office/word/2010/wordprocessingCanvas" xmlns:cx="http://schemas.microsoft.com/office/drawing/2014/chartex" xmlns:cx1="http://schemas.microsoft.com/office/drawing/2015/9/8/chartex" xmlns:cx2="http://schemas.microsoft.com/office/drawing/2015/10/21/chartex" xmlns:cx3="http://schemas.microsoft.com/office/drawing/2016/5/9/chartex" xmlns:cx4="http://schemas.microsoft.com/office/drawing/2016/5/10/chartex" xmlns:cx5="http://schemas.microsoft.com/office/drawing/2016/5/11/chartex" xmlns:cx6="http://schemas.microsoft.com/office/drawing/2016/5/12/chartex" xmlns:cx7="http://schemas.microsoft.com/office/drawing/2016/5/13/chartex" xmlns:cx8="http://schemas.microsoft.com/office/drawing/2016/5/14/chartex" xmlns:mc="http://schemas.openxmlformats.org/markup-compatibility/2006" xmlns:aink="http://schemas.microsoft.com/office/drawing/2016/ink" xmlns:am3d="http://schemas.microsoft.com/office/drawing/2017/model3d" xmlns:o="urn:schemas-microsoft-com:office:office" xmlns:oel="http://schemas.microsoft.com/office/2019/extlst" xmlns:r="http://schemas.openxmlformats.org/officeDocument/2006/relationships" xmlns:m="http://schemas.openxmlformats.org/officeDocument/2006/math" xmlns:v="urn:schemas-microsoft-com:vml" xmlns:wp14="http://schemas.microsoft.com/office/word/2010/wordprocessingDrawing" xmlns:wp="http://schemas.openxmlformats.org/drawingml/2006/wordprocessingDrawing" xmlns:w10="urn:schemas-microsoft-com:office:word" xmlns:w="http://schemas.openxmlformats.org/wordprocessingml/2006/main" xmlns:w14="http://schemas.microsoft.com/office/word/2010/wordml" xmlns:w15="http://schemas.microsoft.com/office/word/2012/wordml" xmlns:w16cex="http://schemas.microsoft.com/office/word/2018/wordml/cex" xmlns:w16cid="http://schemas.microsoft.com/office/word/2016/wordml/cid" xmlns:w16="http://schemas.microsoft.com/office/word/2018/wordml" xmlns:w16du="http://schemas.microsoft.com/office/word/2023/wordml/word16du" xmlns:w16sdtdh="http://schemas.microsoft.com/office/word/2020/wordml/sdtdatahash" xmlns:w16sdtfl="http://schemas.microsoft.com/office/word/2024/wordml/sdtformatlock" xmlns:w16se="http://schemas.microsoft.com/office/word/2015/wordml/symex" xmlns:wpg="http://schemas.microsoft.com/office/word/2010/wordprocessingGroup" xmlns:wpi="http://schemas.microsoft.com/office/word/2010/wordprocessingInk" xmlns:wne="http://schemas.microsoft.com/office/word/2006/wordml" xmlns:wps="http://schemas.microsoft.com/office/word/2010/wordprocessingShape" mc:Ignorable="w14 w15 w16se w16cid w16 w16cex w16sdtdh w16sdtfl w16du wp14">
+<w:document xmlns:wpc="http://schemas.microsoft.com/office/word/2010/wordprocessingCanvas" xmlns:cx="http://schemas.microsoft.com/office/drawing/2014/chartex" xmlns:cx1="http://schemas.microsoft.com/office/drawing/2015/9/8/chartex" xmlns:cx2="http://schemas.microsoft.com/office/drawing/2015/10/21/chartex" xmlns:cx3="http://schemas.microsoft.com/office/drawing/2016/5/9/chartex" xmlns:cx4="http://schemas.microsoft.com/office/drawing/2016/5/10/chartex" xmlns:cx5="http://schemas.microsoft.com/office/drawing/2016/5/11/chartex" xmlns:cx6="http://schemas.microsoft.com/office/drawing/2016/5/12/chartex" xmlns:cx7="http://schemas.microsoft.com/office/drawing/2016/5/13/chartex" xmlns:cx8="http://schemas.microsoft.com/office/drawing/2016/5/14/chartex" xmlns:mc="http://schemas.openxmlformats.org/markup-compatibility/2006" xmlns:aink="http://schemas.microsoft.com/office/drawing/2016/ink" xmlns:am3d="http://schemas.microsoft.com/office/drawing/2017/model3d" xmlns:o="urn:schemas-microsoft-com:office:office" xmlns:r="http://schemas.openxmlformats.org/officeDocument/2006/relationships" xmlns:m="http://schemas.openxmlformats.org/officeDocument/2006/math" xmlns:v="urn:schemas-microsoft-com:vml" xmlns:wp14="http://schemas.microsoft.com/office/word/2010/wordprocessingDrawing" xmlns:wp="http://schemas.openxmlformats.org/drawingml/2006/wordprocessingDrawing" xmlns:w10="urn:schemas-microsoft-com:office:word" xmlns:w="http://schemas.openxmlformats.org/wordprocessingml/2006/main" xmlns:w14="http://schemas.microsoft.com/office/word/2010/wordml" xmlns:w15="http://schemas.microsoft.com/office/word/2012/wordml" xmlns:w16cex="http://schemas.microsoft.com/office/word/2018/wordml/cex" xmlns:w16cid="http://schemas.microsoft.com/office/word/2016/wordml/cid" xmlns:w16="http://schemas.microsoft.com/office/word/2018/wordml" xmlns:w16sdtdh="http://schemas.microsoft.com/office/word/2020/wordml/sdtdatahash" xmlns:w16se="http://schemas.microsoft.com/office/word/2015/wordml/symex" xmlns:wpg="http://schemas.microsoft.com/office/word/2010/wordprocessingGroup" xmlns:wpi="http://schemas.microsoft.com/office/word/2010/wordprocessingInk" xmlns:wne="http://schemas.microsoft.com/office/word/2006/wordml" xmlns:wps="http://schemas.microsoft.com/office/word/2010/wordprocessingShape" mc:Ignorable="w14 w15 w16se w16cid w16 w16cex w16sdtdh wp14">
   <w:body>
     <w:p>
       <w:pPr>
@@ -75,43 +75,81 @@
       <w:pPr>
         <w:spacing w:after="0"/>
         <w:ind w:left="851" w:hanging="851"/>
-        <w:rPr>
-          <w:rFonts w:ascii="TH SarabunPSK" w:hAnsi="TH SarabunPSK" w:cs="TH SarabunPSK"/>
-          <w:sz w:val="32"/>
-          <w:szCs w:val="32"/>
-        </w:rPr>
-      </w:pPr>
-      <w:proofErr w:type="spellStart"/>
-      <w:r>
-        <w:rPr>
-          <w:rFonts w:ascii="TH SarabunPSK" w:hAnsi="TH SarabunPSK" w:cs="TH SarabunPSK"/>
-          <w:sz w:val="32"/>
-          <w:szCs w:val="32"/>
-          <w:cs/>
-        </w:rPr>
-        <w:t>ดิต</w:t>
-      </w:r>
-      <w:proofErr w:type="spellEnd"/>
-      <w:r>
-        <w:rPr>
-          <w:rFonts w:ascii="TH SarabunPSK" w:hAnsi="TH SarabunPSK" w:cs="TH SarabunPSK"/>
-          <w:sz w:val="32"/>
-          <w:szCs w:val="32"/>
-          <w:cs/>
-        </w:rPr>
-        <w:t>โต้ (ประเทศไทย) จำกัด (มหาชน). (</w:t>
-      </w:r>
-      <w:r>
-        <w:rPr>
-          <w:rFonts w:ascii="TH SarabunPSK" w:hAnsi="TH SarabunPSK" w:cs="TH SarabunPSK"/>
-          <w:sz w:val="32"/>
-          <w:szCs w:val="32"/>
-        </w:rPr>
-        <w:t xml:space="preserve">2564). </w:t>
-      </w:r>
-      <w:r>
-        <w:rPr>
-          <w:rStyle w:val="af"/>
+        <w:jc w:val="thaiDistribute"/>
+        <w:rPr>
+          <w:rStyle w:val="Hyperlink"/>
+          <w:rFonts w:ascii="TH SarabunPSK" w:hAnsi="TH SarabunPSK" w:cs="TH SarabunPSK"/>
+          <w:color w:val="000000" w:themeColor="text1"/>
+          <w:sz w:val="32"/>
+          <w:szCs w:val="32"/>
+          <w:u w:val="none"/>
+        </w:rPr>
+      </w:pPr>
+      <w:r>
+        <w:rPr>
+          <w:rFonts w:ascii="TH SarabunPSK" w:hAnsi="TH SarabunPSK" w:cs="TH SarabunPSK"/>
+          <w:sz w:val="32"/>
+          <w:szCs w:val="32"/>
+        </w:rPr>
+        <w:t>Ditto Thailand</w:t>
+      </w:r>
+      <w:r>
+        <w:rPr>
+          <w:rFonts w:ascii="TH SarabunPSK" w:hAnsi="TH SarabunPSK" w:cs="TH SarabunPSK" w:hint="cs"/>
+          <w:sz w:val="32"/>
+          <w:szCs w:val="32"/>
+          <w:cs/>
+        </w:rPr>
+        <w:t>.</w:t>
+      </w:r>
+      <w:r>
+        <w:rPr>
+          <w:rFonts w:ascii="TH SarabunPSK" w:hAnsi="TH SarabunPSK" w:cs="TH SarabunPSK"/>
+          <w:sz w:val="32"/>
+          <w:szCs w:val="32"/>
+          <w:cs/>
+        </w:rPr>
+        <w:t xml:space="preserve"> (</w:t>
+      </w:r>
+      <w:r>
+        <w:rPr>
+          <w:rFonts w:ascii="TH SarabunPSK" w:hAnsi="TH SarabunPSK" w:cs="TH SarabunPSK" w:hint="cs"/>
+          <w:sz w:val="32"/>
+          <w:szCs w:val="32"/>
+          <w:cs/>
+        </w:rPr>
+        <w:t>10 มิถุนายน 2564</w:t>
+      </w:r>
+      <w:r>
+        <w:rPr>
+          <w:rFonts w:ascii="TH SarabunPSK" w:hAnsi="TH SarabunPSK" w:cs="TH SarabunPSK"/>
+          <w:sz w:val="32"/>
+          <w:szCs w:val="32"/>
+          <w:cs/>
+        </w:rPr>
+        <w:t>)</w:t>
+      </w:r>
+      <w:r>
+        <w:rPr>
+          <w:rFonts w:ascii="TH SarabunPSK" w:hAnsi="TH SarabunPSK" w:cs="TH SarabunPSK" w:hint="cs"/>
+          <w:sz w:val="32"/>
+          <w:szCs w:val="32"/>
+          <w:cs/>
+        </w:rPr>
+        <w:t>.</w:t>
+      </w:r>
+      <w:r>
+        <w:rPr>
+          <w:rFonts w:ascii="TH SarabunPSK" w:hAnsi="TH SarabunPSK" w:cs="TH SarabunPSK"/>
+          <w:sz w:val="32"/>
+          <w:szCs w:val="32"/>
+          <w:cs/>
+        </w:rPr>
+        <w:t xml:space="preserve"> </w:t>
+      </w:r>
+      <w:r>
+        <w:rPr>
+          <w:rStyle w:val="Emphasis"/>
           <w:rFonts w:ascii="TH SarabunPSK" w:hAnsi="TH SarabunPSK" w:cs="TH SarabunPSK"/>
           <w:sz w:val="32"/>
           <w:szCs w:val="32"/>
@@ -121,7 +159,7 @@
       </w:r>
       <w:r>
         <w:rPr>
-          <w:rStyle w:val="af"/>
+          <w:rStyle w:val="Emphasis"/>
           <w:rFonts w:ascii="TH SarabunPSK" w:hAnsi="TH SarabunPSK" w:cs="TH SarabunPSK"/>
           <w:sz w:val="32"/>
           <w:szCs w:val="32"/>
@@ -130,7 +168,7 @@
       </w:r>
       <w:r>
         <w:rPr>
-          <w:rStyle w:val="af"/>
+          <w:rStyle w:val="Emphasis"/>
           <w:rFonts w:ascii="TH SarabunPSK" w:hAnsi="TH SarabunPSK" w:cs="TH SarabunPSK"/>
           <w:sz w:val="32"/>
           <w:szCs w:val="32"/>
@@ -148,7 +186,7 @@
       </w:r>
       <w:r>
         <w:rPr>
-          <w:rStyle w:val="af"/>
+          <w:rStyle w:val="Emphasis"/>
           <w:rFonts w:ascii="TH SarabunPSK" w:hAnsi="TH SarabunPSK" w:cs="TH SarabunPSK"/>
           <w:sz w:val="32"/>
           <w:szCs w:val="32"/>
@@ -161,17 +199,176 @@
           <w:sz w:val="32"/>
           <w:szCs w:val="32"/>
         </w:rPr>
-        <w:t xml:space="preserve">. </w:t>
-      </w:r>
-      <w:hyperlink r:id="rId8" w:tgtFrame="_new" w:history="1">
-        <w:r>
-          <w:rPr>
-            <w:rStyle w:val="ae"/>
-            <w:rFonts w:ascii="TH SarabunPSK" w:hAnsi="TH SarabunPSK" w:cs="TH SarabunPSK"/>
-            <w:sz w:val="32"/>
-            <w:szCs w:val="32"/>
-          </w:rPr>
-          <w:t>https://www.dittothailand.com/th/dittonews/workflow/</w:t>
+        <w:t>.</w:t>
+      </w:r>
+      <w:r>
+        <w:rPr>
+          <w:rFonts w:ascii="TH SarabunPSK" w:hAnsi="TH SarabunPSK" w:cs="TH SarabunPSK" w:hint="cs"/>
+          <w:sz w:val="32"/>
+          <w:szCs w:val="32"/>
+          <w:cs/>
+        </w:rPr>
+        <w:t xml:space="preserve"> </w:t>
+      </w:r>
+      <w:r>
+        <w:rPr>
+          <w:rFonts w:ascii="TH SarabunPSK" w:hAnsi="TH SarabunPSK" w:cs="TH SarabunPSK"/>
+          <w:color w:val="000000" w:themeColor="text1"/>
+          <w:sz w:val="32"/>
+          <w:szCs w:val="32"/>
+        </w:rPr>
+        <w:fldChar w:fldCharType="begin"/>
+      </w:r>
+      <w:r>
+        <w:rPr>
+          <w:rFonts w:ascii="TH SarabunPSK" w:hAnsi="TH SarabunPSK" w:cs="TH SarabunPSK"/>
+          <w:color w:val="000000" w:themeColor="text1"/>
+          <w:sz w:val="32"/>
+          <w:szCs w:val="32"/>
+        </w:rPr>
+        <w:instrText xml:space="preserve"> HYPERLINK "https://www.dittothailand.com/th/dittonews/workflow/" </w:instrText>
+      </w:r>
+      <w:r>
+        <w:rPr>
+          <w:rFonts w:ascii="TH SarabunPSK" w:hAnsi="TH SarabunPSK" w:cs="TH SarabunPSK"/>
+          <w:color w:val="000000" w:themeColor="text1"/>
+          <w:sz w:val="32"/>
+          <w:szCs w:val="32"/>
+        </w:rPr>
+      </w:r>
+      <w:r>
+        <w:rPr>
+          <w:rFonts w:ascii="TH SarabunPSK" w:hAnsi="TH SarabunPSK" w:cs="TH SarabunPSK"/>
+          <w:color w:val="000000" w:themeColor="text1"/>
+          <w:sz w:val="32"/>
+          <w:szCs w:val="32"/>
+        </w:rPr>
+        <w:fldChar w:fldCharType="separate"/>
+      </w:r>
+      <w:r>
+        <w:rPr>
+          <w:rStyle w:val="Hyperlink"/>
+          <w:rFonts w:ascii="TH SarabunPSK" w:hAnsi="TH SarabunPSK" w:cs="TH SarabunPSK"/>
+          <w:color w:val="000000" w:themeColor="text1"/>
+          <w:sz w:val="32"/>
+          <w:szCs w:val="32"/>
+          <w:u w:val="none"/>
+        </w:rPr>
+        <w:t>https://www.dittothailand.com/th/dittonews/w</w:t>
+      </w:r>
+      <w:r>
+        <w:rPr>
+          <w:rStyle w:val="Hyperlink"/>
+          <w:rFonts w:ascii="TH SarabunPSK" w:hAnsi="TH SarabunPSK" w:cs="TH SarabunPSK"/>
+          <w:color w:val="000000" w:themeColor="text1"/>
+          <w:sz w:val="32"/>
+          <w:szCs w:val="32"/>
+          <w:u w:val="none"/>
+        </w:rPr>
+        <w:t>orkflo</w:t>
+      </w:r>
+      <w:r>
+        <w:rPr>
+          <w:rStyle w:val="Hyperlink"/>
+          <w:rFonts w:ascii="TH SarabunPSK" w:hAnsi="TH SarabunPSK" w:cs="TH SarabunPSK"/>
+          <w:color w:val="000000" w:themeColor="text1"/>
+          <w:sz w:val="32"/>
+          <w:szCs w:val="32"/>
+          <w:u w:val="none"/>
+        </w:rPr>
+        <w:t xml:space="preserve"> </w:t>
+      </w:r>
+    </w:p>
+    <w:p>
+      <w:pPr>
+        <w:spacing w:after="0"/>
+        <w:ind w:left="851"/>
+        <w:jc w:val="thaiDistribute"/>
+        <w:rPr>
+          <w:rFonts w:ascii="TH SarabunPSK" w:hAnsi="TH SarabunPSK" w:cs="TH SarabunPSK"/>
+          <w:color w:val="000000" w:themeColor="text1"/>
+          <w:sz w:val="32"/>
+          <w:szCs w:val="32"/>
+        </w:rPr>
+      </w:pPr>
+      <w:r>
+        <w:rPr>
+          <w:rStyle w:val="Hyperlink"/>
+          <w:rFonts w:ascii="TH SarabunPSK" w:hAnsi="TH SarabunPSK" w:cs="TH SarabunPSK"/>
+          <w:color w:val="000000" w:themeColor="text1"/>
+          <w:sz w:val="32"/>
+          <w:szCs w:val="32"/>
+          <w:u w:val="none"/>
+        </w:rPr>
+        <w:t>w/</w:t>
+      </w:r>
+      <w:r>
+        <w:rPr>
+          <w:rFonts w:ascii="TH SarabunPSK" w:hAnsi="TH SarabunPSK" w:cs="TH SarabunPSK"/>
+          <w:color w:val="000000" w:themeColor="text1"/>
+          <w:sz w:val="32"/>
+          <w:szCs w:val="32"/>
+        </w:rPr>
+        <w:fldChar w:fldCharType="end"/>
+      </w:r>
+    </w:p>
+    <w:p>
+      <w:pPr>
+        <w:spacing w:after="0"/>
+        <w:ind w:left="851" w:hanging="851"/>
+        <w:jc w:val="thaiDistribute"/>
+        <w:rPr>
+          <w:rFonts w:ascii="TH SarabunPSK" w:hAnsi="TH SarabunPSK" w:cs="TH SarabunPSK"/>
+          <w:sz w:val="32"/>
+          <w:szCs w:val="32"/>
+        </w:rPr>
+      </w:pPr>
+      <w:r>
+        <w:rPr>
+          <w:rFonts w:ascii="TH SarabunPSK" w:hAnsi="TH SarabunPSK" w:cs="TH SarabunPSK"/>
+          <w:sz w:val="32"/>
+          <w:szCs w:val="32"/>
+        </w:rPr>
+        <w:t xml:space="preserve">9Expert Training. (2568). </w:t>
+      </w:r>
+      <w:r>
+        <w:rPr>
+          <w:rStyle w:val="Emphasis"/>
+          <w:rFonts w:ascii="TH SarabunPSK" w:hAnsi="TH SarabunPSK" w:cs="TH SarabunPSK"/>
+          <w:sz w:val="32"/>
+          <w:szCs w:val="32"/>
+        </w:rPr>
+        <w:t xml:space="preserve">AI Agent </w:t>
+      </w:r>
+      <w:r>
+        <w:rPr>
+          <w:rStyle w:val="Emphasis"/>
+          <w:rFonts w:ascii="TH SarabunPSK" w:hAnsi="TH SarabunPSK" w:cs="TH SarabunPSK"/>
+          <w:sz w:val="32"/>
+          <w:szCs w:val="32"/>
+          <w:cs/>
+        </w:rPr>
+        <w:t>คืออะไร มีประโยชน์อะไรในทางธุรกิจ</w:t>
+      </w:r>
+      <w:r>
+        <w:rPr>
+          <w:rFonts w:ascii="TH SarabunPSK" w:hAnsi="TH SarabunPSK" w:cs="TH SarabunPSK"/>
+          <w:sz w:val="32"/>
+          <w:szCs w:val="32"/>
+        </w:rPr>
+        <w:t xml:space="preserve">. 9Expert Training. </w:t>
+      </w:r>
+      <w:hyperlink r:id="rId8" w:history="1">
+        <w:r>
+          <w:rPr>
+            <w:rStyle w:val="Hyperlink"/>
+            <w:rFonts w:ascii="TH SarabunPSK" w:hAnsi="TH SarabunPSK" w:cs="TH SarabunPSK"/>
+            <w:color w:val="000000" w:themeColor="text1"/>
+            <w:sz w:val="32"/>
+            <w:szCs w:val="32"/>
+            <w:u w:val="none"/>
+          </w:rPr>
+          <w:t>https://www.9experttraining.com/articles/ai-agent</w:t>
         </w:r>
       </w:hyperlink>
     </w:p>
@@ -179,126 +376,678 @@
       <w:pPr>
         <w:spacing w:after="0"/>
         <w:ind w:left="851" w:hanging="851"/>
-        <w:rPr>
-          <w:rFonts w:ascii="TH SarabunPSK" w:hAnsi="TH SarabunPSK" w:cs="TH SarabunPSK"/>
-          <w:sz w:val="32"/>
-          <w:szCs w:val="32"/>
-        </w:rPr>
-      </w:pPr>
-      <w:r>
-        <w:rPr>
-          <w:rFonts w:ascii="TH SarabunPSK" w:hAnsi="TH SarabunPSK" w:cs="TH SarabunPSK"/>
-          <w:sz w:val="32"/>
-          <w:szCs w:val="32"/>
-        </w:rPr>
-        <w:t xml:space="preserve">9Expert Training. (2568). </w:t>
-      </w:r>
-      <w:r>
-        <w:rPr>
-          <w:rStyle w:val="af"/>
-          <w:rFonts w:ascii="TH SarabunPSK" w:hAnsi="TH SarabunPSK" w:cs="TH SarabunPSK"/>
-          <w:sz w:val="32"/>
-          <w:szCs w:val="32"/>
-        </w:rPr>
-        <w:t xml:space="preserve">AI Agent </w:t>
-      </w:r>
-      <w:r>
-        <w:rPr>
-          <w:rStyle w:val="af"/>
-          <w:rFonts w:ascii="TH SarabunPSK" w:hAnsi="TH SarabunPSK" w:cs="TH SarabunPSK"/>
-          <w:sz w:val="32"/>
-          <w:szCs w:val="32"/>
-          <w:cs/>
-        </w:rPr>
-        <w:t>คืออะไร มีประโยชน์อะไรในทางธุรกิจ</w:t>
-      </w:r>
-      <w:r>
-        <w:rPr>
-          <w:rFonts w:ascii="TH SarabunPSK" w:hAnsi="TH SarabunPSK" w:cs="TH SarabunPSK"/>
-          <w:sz w:val="32"/>
-          <w:szCs w:val="32"/>
-        </w:rPr>
-        <w:t>. 9Expert Training. https://www.9experttraining.com/articles/ai-agent-%E0%B8%84%E0%B8%B7%E0%B8%AD%E0%B8%AD%E0%B9%84%E0%B8%A3</w:t>
+        <w:jc w:val="thaiDistribute"/>
+        <w:rPr>
+          <w:rStyle w:val="Hyperlink"/>
+          <w:rFonts w:ascii="TH SarabunPSK" w:hAnsi="TH SarabunPSK" w:cs="TH SarabunPSK"/>
+          <w:color w:val="000000" w:themeColor="text1"/>
+          <w:sz w:val="32"/>
+          <w:szCs w:val="32"/>
+          <w:u w:val="none"/>
+        </w:rPr>
+      </w:pPr>
+      <w:r>
+        <w:rPr>
+          <w:rFonts w:ascii="TH SarabunPSK" w:hAnsi="TH SarabunPSK" w:cs="TH SarabunPSK"/>
+          <w:sz w:val="32"/>
+          <w:szCs w:val="32"/>
+        </w:rPr>
+        <w:t xml:space="preserve">Amazon Web Services, Inc. (2567). </w:t>
+      </w:r>
+      <w:r>
+        <w:rPr>
+          <w:rStyle w:val="Emphasis"/>
+          <w:rFonts w:ascii="TH SarabunPSK" w:hAnsi="TH SarabunPSK" w:cs="TH SarabunPSK"/>
+          <w:sz w:val="32"/>
+          <w:szCs w:val="32"/>
+          <w:cs/>
+        </w:rPr>
+        <w:t>ฐานข้อมูลเวกเตอร์ (</w:t>
+      </w:r>
+      <w:r>
+        <w:rPr>
+          <w:rStyle w:val="Emphasis"/>
+          <w:rFonts w:ascii="TH SarabunPSK" w:hAnsi="TH SarabunPSK" w:cs="TH SarabunPSK"/>
+          <w:sz w:val="32"/>
+          <w:szCs w:val="32"/>
+        </w:rPr>
+        <w:t xml:space="preserve">Vector Database) </w:t>
+      </w:r>
+      <w:r>
+        <w:rPr>
+          <w:rStyle w:val="Emphasis"/>
+          <w:rFonts w:ascii="TH SarabunPSK" w:hAnsi="TH SarabunPSK" w:cs="TH SarabunPSK"/>
+          <w:sz w:val="32"/>
+          <w:szCs w:val="32"/>
+          <w:cs/>
+        </w:rPr>
+        <w:t>คืออะไร</w:t>
+      </w:r>
+      <w:r>
+        <w:rPr>
+          <w:rFonts w:ascii="TH SarabunPSK" w:hAnsi="TH SarabunPSK" w:cs="TH SarabunPSK"/>
+          <w:sz w:val="32"/>
+          <w:szCs w:val="32"/>
+        </w:rPr>
+        <w:t xml:space="preserve">. </w:t>
+      </w:r>
+      <w:r>
+        <w:rPr>
+          <w:rStyle w:val="Emphasis"/>
+          <w:rFonts w:ascii="TH SarabunPSK" w:hAnsi="TH SarabunPSK" w:cs="TH SarabunPSK"/>
+          <w:sz w:val="32"/>
+          <w:szCs w:val="32"/>
+        </w:rPr>
+        <w:t>Amazon Web Services (Thailand)</w:t>
+      </w:r>
+      <w:r>
+        <w:rPr>
+          <w:rFonts w:ascii="TH SarabunPSK" w:hAnsi="TH SarabunPSK" w:cs="TH SarabunPSK"/>
+          <w:sz w:val="32"/>
+          <w:szCs w:val="32"/>
+        </w:rPr>
+        <w:t xml:space="preserve">. </w:t>
+      </w:r>
+      <w:r>
+        <w:rPr>
+          <w:rFonts w:ascii="TH SarabunPSK" w:hAnsi="TH SarabunPSK" w:cs="TH SarabunPSK"/>
+          <w:color w:val="000000" w:themeColor="text1"/>
+          <w:sz w:val="32"/>
+          <w:szCs w:val="32"/>
+        </w:rPr>
+        <w:fldChar w:fldCharType="begin"/>
+      </w:r>
+      <w:r>
+        <w:rPr>
+          <w:rFonts w:ascii="TH SarabunPSK" w:hAnsi="TH SarabunPSK" w:cs="TH SarabunPSK"/>
+          <w:color w:val="000000" w:themeColor="text1"/>
+          <w:sz w:val="32"/>
+          <w:szCs w:val="32"/>
+        </w:rPr>
+        <w:instrText xml:space="preserve"> HYPERLINK "https://aws.amazon.com/th/what-is/vector-databases/" </w:instrText>
+      </w:r>
+      <w:r>
+        <w:rPr>
+          <w:rFonts w:ascii="TH SarabunPSK" w:hAnsi="TH SarabunPSK" w:cs="TH SarabunPSK"/>
+          <w:color w:val="000000" w:themeColor="text1"/>
+          <w:sz w:val="32"/>
+          <w:szCs w:val="32"/>
+        </w:rPr>
+      </w:r>
+      <w:r>
+        <w:rPr>
+          <w:rFonts w:ascii="TH SarabunPSK" w:hAnsi="TH SarabunPSK" w:cs="TH SarabunPSK"/>
+          <w:color w:val="000000" w:themeColor="text1"/>
+          <w:sz w:val="32"/>
+          <w:szCs w:val="32"/>
+        </w:rPr>
+        <w:fldChar w:fldCharType="separate"/>
+      </w:r>
+      <w:r>
+        <w:rPr>
+          <w:rStyle w:val="Hyperlink"/>
+          <w:rFonts w:ascii="TH SarabunPSK" w:hAnsi="TH SarabunPSK" w:cs="TH SarabunPSK"/>
+          <w:color w:val="000000" w:themeColor="text1"/>
+          <w:sz w:val="32"/>
+          <w:szCs w:val="32"/>
+          <w:u w:val="none"/>
+        </w:rPr>
+        <w:t>https://aws.amazon.com/th/what-is/vector-databas</w:t>
       </w:r>
     </w:p>
     <w:p>
       <w:pPr>
         <w:spacing w:after="0"/>
-        <w:rPr>
-          <w:rFonts w:ascii="TH SarabunPSK" w:hAnsi="TH SarabunPSK" w:cs="TH SarabunPSK"/>
-          <w:sz w:val="32"/>
-          <w:szCs w:val="32"/>
-        </w:rPr>
-      </w:pPr>
-      <w:r>
-        <w:rPr>
-          <w:rFonts w:ascii="TH SarabunPSK" w:hAnsi="TH SarabunPSK" w:cs="TH SarabunPSK"/>
-          <w:sz w:val="32"/>
-          <w:szCs w:val="32"/>
-        </w:rPr>
-        <w:t xml:space="preserve">Amazon Web Services, Inc. (2567). </w:t>
-      </w:r>
-      <w:r>
-        <w:rPr>
-          <w:rStyle w:val="af"/>
-          <w:rFonts w:ascii="TH SarabunPSK" w:hAnsi="TH SarabunPSK" w:cs="TH SarabunPSK"/>
-          <w:sz w:val="32"/>
-          <w:szCs w:val="32"/>
-          <w:cs/>
-        </w:rPr>
-        <w:t>ฐานข้อมูลเวกเตอร์ (</w:t>
-      </w:r>
-      <w:r>
-        <w:rPr>
-          <w:rStyle w:val="af"/>
-          <w:rFonts w:ascii="TH SarabunPSK" w:hAnsi="TH SarabunPSK" w:cs="TH SarabunPSK"/>
-          <w:sz w:val="32"/>
-          <w:szCs w:val="32"/>
-        </w:rPr>
-        <w:t xml:space="preserve">Vector Database) </w:t>
-      </w:r>
-      <w:r>
-        <w:rPr>
-          <w:rStyle w:val="af"/>
-          <w:rFonts w:ascii="TH SarabunPSK" w:hAnsi="TH SarabunPSK" w:cs="TH SarabunPSK"/>
-          <w:sz w:val="32"/>
-          <w:szCs w:val="32"/>
-          <w:cs/>
-        </w:rPr>
-        <w:t>คืออะไร</w:t>
-      </w:r>
-      <w:r>
-        <w:rPr>
-          <w:rFonts w:ascii="TH SarabunPSK" w:hAnsi="TH SarabunPSK" w:cs="TH SarabunPSK"/>
-          <w:sz w:val="32"/>
-          <w:szCs w:val="32"/>
-        </w:rPr>
-        <w:t xml:space="preserve">. </w:t>
-      </w:r>
-      <w:r>
-        <w:rPr>
-          <w:rStyle w:val="af"/>
-          <w:rFonts w:ascii="TH SarabunPSK" w:hAnsi="TH SarabunPSK" w:cs="TH SarabunPSK"/>
-          <w:sz w:val="32"/>
-          <w:szCs w:val="32"/>
-        </w:rPr>
-        <w:t>Amazon Web Services (Thailand)</w:t>
-      </w:r>
-      <w:r>
-        <w:rPr>
-          <w:rFonts w:ascii="TH SarabunPSK" w:hAnsi="TH SarabunPSK" w:cs="TH SarabunPSK"/>
-          <w:sz w:val="32"/>
-          <w:szCs w:val="32"/>
-        </w:rPr>
-        <w:t xml:space="preserve">. </w:t>
+        <w:ind w:left="851" w:hanging="851"/>
+        <w:jc w:val="thaiDistribute"/>
+        <w:rPr>
+          <w:rFonts w:ascii="TH SarabunPSK" w:hAnsi="TH SarabunPSK" w:cs="TH SarabunPSK"/>
+          <w:color w:val="000000" w:themeColor="text1"/>
+          <w:sz w:val="32"/>
+          <w:szCs w:val="32"/>
+        </w:rPr>
+      </w:pPr>
+      <w:r>
+        <w:rPr>
+          <w:rStyle w:val="Hyperlink"/>
+          <w:rFonts w:ascii="TH SarabunPSK" w:hAnsi="TH SarabunPSK" w:cs="TH SarabunPSK"/>
+          <w:color w:val="000000" w:themeColor="text1"/>
+          <w:sz w:val="32"/>
+          <w:szCs w:val="32"/>
+          <w:u w:val="none"/>
+        </w:rPr>
+        <w:tab/>
+        <w:t>es</w:t>
+      </w:r>
+      <w:r>
+        <w:rPr>
+          <w:rFonts w:ascii="TH SarabunPSK" w:hAnsi="TH SarabunPSK" w:cs="TH SarabunPSK"/>
+          <w:color w:val="000000" w:themeColor="text1"/>
+          <w:sz w:val="32"/>
+          <w:szCs w:val="32"/>
+        </w:rPr>
+        <w:fldChar w:fldCharType="end"/>
       </w:r>
     </w:p>
     <w:p>
       <w:pPr>
         <w:spacing w:after="0"/>
-        <w:ind w:left="720"/>
+        <w:ind w:left="851" w:hanging="851"/>
+        <w:jc w:val="thaiDistribute"/>
+        <w:rPr>
+          <w:rStyle w:val="Hyperlink"/>
+          <w:rFonts w:ascii="TH SarabunPSK" w:hAnsi="TH SarabunPSK" w:cs="TH SarabunPSK"/>
+          <w:color w:val="000000" w:themeColor="text1"/>
+          <w:sz w:val="32"/>
+          <w:szCs w:val="32"/>
+          <w:u w:val="none"/>
+        </w:rPr>
+      </w:pPr>
+      <w:r>
+        <w:rPr>
+          <w:rFonts w:ascii="TH SarabunPSK" w:hAnsi="TH SarabunPSK" w:cs="TH SarabunPSK"/>
+          <w:sz w:val="32"/>
+          <w:szCs w:val="32"/>
+        </w:rPr>
+        <w:t xml:space="preserve">Mikel </w:t>
+      </w:r>
+      <w:proofErr w:type="spellStart"/>
+      <w:r>
+        <w:rPr>
+          <w:rFonts w:ascii="TH SarabunPSK" w:hAnsi="TH SarabunPSK" w:cs="TH SarabunPSK"/>
+          <w:sz w:val="32"/>
+          <w:szCs w:val="32"/>
+        </w:rPr>
+        <w:t>Opster</w:t>
+      </w:r>
+      <w:proofErr w:type="spellEnd"/>
+      <w:r>
+        <w:rPr>
+          <w:rFonts w:ascii="TH SarabunPSK" w:hAnsi="TH SarabunPSK" w:cs="TH SarabunPSK"/>
+          <w:sz w:val="32"/>
+          <w:szCs w:val="32"/>
+        </w:rPr>
+        <w:t xml:space="preserve">. (2567). </w:t>
+      </w:r>
+      <w:r>
+        <w:rPr>
+          <w:rStyle w:val="Emphasis"/>
+          <w:rFonts w:ascii="TH SarabunPSK" w:hAnsi="TH SarabunPSK" w:cs="TH SarabunPSK"/>
+          <w:sz w:val="32"/>
+          <w:szCs w:val="32"/>
+          <w:cs/>
+        </w:rPr>
+        <w:t xml:space="preserve">ลองเล่น </w:t>
+      </w:r>
+      <w:proofErr w:type="spellStart"/>
+      <w:r>
+        <w:rPr>
+          <w:rStyle w:val="Emphasis"/>
+          <w:rFonts w:ascii="TH SarabunPSK" w:hAnsi="TH SarabunPSK" w:cs="TH SarabunPSK"/>
+          <w:sz w:val="32"/>
+          <w:szCs w:val="32"/>
+        </w:rPr>
+        <w:t>Supabase</w:t>
+      </w:r>
+      <w:proofErr w:type="spellEnd"/>
+      <w:r>
+        <w:rPr>
+          <w:rStyle w:val="Emphasis"/>
+          <w:rFonts w:ascii="TH SarabunPSK" w:hAnsi="TH SarabunPSK" w:cs="TH SarabunPSK"/>
+          <w:sz w:val="32"/>
+          <w:szCs w:val="32"/>
+        </w:rPr>
+        <w:t xml:space="preserve"> </w:t>
+      </w:r>
+      <w:r>
+        <w:rPr>
+          <w:rStyle w:val="Emphasis"/>
+          <w:rFonts w:ascii="TH SarabunPSK" w:hAnsi="TH SarabunPSK" w:cs="TH SarabunPSK"/>
+          <w:sz w:val="32"/>
+          <w:szCs w:val="32"/>
+          <w:cs/>
+        </w:rPr>
+        <w:t xml:space="preserve">กับ </w:t>
+      </w:r>
+      <w:r>
+        <w:rPr>
+          <w:rStyle w:val="Emphasis"/>
+          <w:rFonts w:ascii="TH SarabunPSK" w:hAnsi="TH SarabunPSK" w:cs="TH SarabunPSK"/>
+          <w:sz w:val="32"/>
+          <w:szCs w:val="32"/>
+        </w:rPr>
+        <w:t xml:space="preserve">Next.js </w:t>
+      </w:r>
+      <w:r>
+        <w:rPr>
+          <w:rStyle w:val="Emphasis"/>
+          <w:rFonts w:ascii="TH SarabunPSK" w:hAnsi="TH SarabunPSK" w:cs="TH SarabunPSK"/>
+          <w:sz w:val="32"/>
+          <w:szCs w:val="32"/>
+          <w:cs/>
+        </w:rPr>
+        <w:t>กัน</w:t>
+      </w:r>
+      <w:r>
+        <w:rPr>
+          <w:rFonts w:ascii="TH SarabunPSK" w:hAnsi="TH SarabunPSK" w:cs="TH SarabunPSK"/>
+          <w:sz w:val="32"/>
+          <w:szCs w:val="32"/>
+        </w:rPr>
+        <w:t xml:space="preserve">. </w:t>
+      </w:r>
+      <w:proofErr w:type="spellStart"/>
+      <w:r>
+        <w:rPr>
+          <w:rStyle w:val="Emphasis"/>
+          <w:rFonts w:ascii="TH SarabunPSK" w:hAnsi="TH SarabunPSK" w:cs="TH SarabunPSK"/>
+          <w:sz w:val="32"/>
+          <w:szCs w:val="32"/>
+        </w:rPr>
+        <w:t>MikelOpster.dev</w:t>
+      </w:r>
+      <w:proofErr w:type="spellEnd"/>
+      <w:r>
+        <w:rPr>
+          <w:rFonts w:ascii="TH SarabunPSK" w:hAnsi="TH SarabunPSK" w:cs="TH SarabunPSK"/>
+          <w:sz w:val="32"/>
+          <w:szCs w:val="32"/>
+        </w:rPr>
+        <w:t>.</w:t>
+      </w:r>
+      <w:r>
         <w:rPr>
           <w:rFonts w:ascii="TH SarabunPSK" w:hAnsi="TH SarabunPSK" w:cs="TH SarabunPSK" w:hint="cs"/>
+          <w:sz w:val="32"/>
+          <w:szCs w:val="32"/>
+          <w:cs/>
+        </w:rPr>
+        <w:t xml:space="preserve"> </w:t>
+      </w:r>
+      <w:r>
+        <w:rPr>
+          <w:rFonts w:ascii="TH SarabunPSK" w:hAnsi="TH SarabunPSK" w:cs="TH SarabunPSK"/>
+          <w:color w:val="000000" w:themeColor="text1"/>
+          <w:sz w:val="32"/>
+          <w:szCs w:val="32"/>
+        </w:rPr>
+        <w:fldChar w:fldCharType="begin"/>
+      </w:r>
+      <w:r>
+        <w:rPr>
+          <w:rFonts w:ascii="TH SarabunPSK" w:hAnsi="TH SarabunPSK" w:cs="TH SarabunPSK"/>
+          <w:color w:val="000000" w:themeColor="text1"/>
+          <w:sz w:val="32"/>
+          <w:szCs w:val="32"/>
+        </w:rPr>
+        <w:instrText xml:space="preserve"> HYPERLINK "https://mikelopster.dev/posts/supabase-next/" </w:instrText>
+      </w:r>
+      <w:r>
+        <w:rPr>
+          <w:rFonts w:ascii="TH SarabunPSK" w:hAnsi="TH SarabunPSK" w:cs="TH SarabunPSK"/>
+          <w:color w:val="000000" w:themeColor="text1"/>
+          <w:sz w:val="32"/>
+          <w:szCs w:val="32"/>
+        </w:rPr>
+      </w:r>
+      <w:r>
+        <w:rPr>
+          <w:rFonts w:ascii="TH SarabunPSK" w:hAnsi="TH SarabunPSK" w:cs="TH SarabunPSK"/>
+          <w:color w:val="000000" w:themeColor="text1"/>
+          <w:sz w:val="32"/>
+          <w:szCs w:val="32"/>
+        </w:rPr>
+        <w:fldChar w:fldCharType="separate"/>
+      </w:r>
+      <w:r>
+        <w:rPr>
+          <w:rStyle w:val="Hyperlink"/>
+          <w:rFonts w:ascii="TH SarabunPSK" w:hAnsi="TH SarabunPSK" w:cs="TH SarabunPSK"/>
+          <w:color w:val="000000" w:themeColor="text1"/>
+          <w:sz w:val="32"/>
+          <w:szCs w:val="32"/>
+          <w:u w:val="none"/>
+        </w:rPr>
+        <w:t>https://mikelo</w:t>
+      </w:r>
+      <w:r>
+        <w:rPr>
+          <w:rStyle w:val="Hyperlink"/>
+          <w:rFonts w:ascii="TH SarabunPSK" w:hAnsi="TH SarabunPSK" w:cs="TH SarabunPSK" w:hint="cs"/>
+          <w:color w:val="000000" w:themeColor="text1"/>
+          <w:sz w:val="32"/>
+          <w:szCs w:val="32"/>
+          <w:u w:val="none"/>
+          <w:cs/>
+        </w:rPr>
+        <w:t xml:space="preserve">  </w:t>
+      </w:r>
+      <w:r>
+        <w:rPr>
+          <w:rStyle w:val="Hyperlink"/>
+          <w:rFonts w:ascii="TH SarabunPSK" w:hAnsi="TH SarabunPSK" w:cs="TH SarabunPSK"/>
+          <w:color w:val="000000" w:themeColor="text1"/>
+          <w:sz w:val="32"/>
+          <w:szCs w:val="32"/>
+          <w:u w:val="none"/>
+        </w:rPr>
+        <w:t xml:space="preserve"> </w:t>
+      </w:r>
+    </w:p>
+    <w:p>
+      <w:pPr>
+        <w:spacing w:after="0"/>
+        <w:ind w:left="851" w:hanging="851"/>
+        <w:jc w:val="thaiDistribute"/>
+        <w:rPr>
+          <w:rFonts w:ascii="TH SarabunPSK" w:hAnsi="TH SarabunPSK" w:cs="TH SarabunPSK" w:hint="cs"/>
+          <w:color w:val="000000" w:themeColor="text1"/>
+          <w:sz w:val="32"/>
+          <w:szCs w:val="32"/>
+        </w:rPr>
+      </w:pPr>
+      <w:r>
+        <w:rPr>
+          <w:rStyle w:val="Hyperlink"/>
+          <w:rFonts w:ascii="TH SarabunPSK" w:hAnsi="TH SarabunPSK" w:cs="TH SarabunPSK"/>
+          <w:color w:val="000000" w:themeColor="text1"/>
+          <w:sz w:val="32"/>
+          <w:szCs w:val="32"/>
+          <w:u w:val="none"/>
+          <w:cs/>
+        </w:rPr>
+        <w:tab/>
+      </w:r>
+      <w:proofErr w:type="spellStart"/>
+      <w:r>
+        <w:rPr>
+          <w:rStyle w:val="Hyperlink"/>
+          <w:rFonts w:ascii="TH SarabunPSK" w:hAnsi="TH SarabunPSK" w:cs="TH SarabunPSK"/>
+          <w:color w:val="000000" w:themeColor="text1"/>
+          <w:sz w:val="32"/>
+          <w:szCs w:val="32"/>
+          <w:u w:val="none"/>
+        </w:rPr>
+        <w:t>pster.dev</w:t>
+      </w:r>
+      <w:proofErr w:type="spellEnd"/>
+      <w:r>
+        <w:rPr>
+          <w:rStyle w:val="Hyperlink"/>
+          <w:rFonts w:ascii="TH SarabunPSK" w:hAnsi="TH SarabunPSK" w:cs="TH SarabunPSK"/>
+          <w:color w:val="000000" w:themeColor="text1"/>
+          <w:sz w:val="32"/>
+          <w:szCs w:val="32"/>
+          <w:u w:val="none"/>
+        </w:rPr>
+        <w:t>/posts/</w:t>
+      </w:r>
+      <w:proofErr w:type="spellStart"/>
+      <w:r>
+        <w:rPr>
+          <w:rStyle w:val="Hyperlink"/>
+          <w:rFonts w:ascii="TH SarabunPSK" w:hAnsi="TH SarabunPSK" w:cs="TH SarabunPSK"/>
+          <w:color w:val="000000" w:themeColor="text1"/>
+          <w:sz w:val="32"/>
+          <w:szCs w:val="32"/>
+          <w:u w:val="none"/>
+        </w:rPr>
+        <w:t>supabase</w:t>
+      </w:r>
+      <w:proofErr w:type="spellEnd"/>
+      <w:r>
+        <w:rPr>
+          <w:rStyle w:val="Hyperlink"/>
+          <w:rFonts w:ascii="TH SarabunPSK" w:hAnsi="TH SarabunPSK" w:cs="TH SarabunPSK"/>
+          <w:color w:val="000000" w:themeColor="text1"/>
+          <w:sz w:val="32"/>
+          <w:szCs w:val="32"/>
+          <w:u w:val="none"/>
+        </w:rPr>
+        <w:t>-next/</w:t>
+      </w:r>
+      <w:r>
+        <w:rPr>
+          <w:rFonts w:ascii="TH SarabunPSK" w:hAnsi="TH SarabunPSK" w:cs="TH SarabunPSK"/>
+          <w:color w:val="000000" w:themeColor="text1"/>
+          <w:sz w:val="32"/>
+          <w:szCs w:val="32"/>
+        </w:rPr>
+        <w:fldChar w:fldCharType="end"/>
+      </w:r>
+    </w:p>
+    <w:p>
+      <w:pPr>
+        <w:spacing w:after="0"/>
+        <w:ind w:left="851" w:hanging="851"/>
+        <w:jc w:val="thaiDistribute"/>
+        <w:rPr>
+          <w:rStyle w:val="Hyperlink"/>
+          <w:rFonts w:ascii="TH SarabunPSK" w:hAnsi="TH SarabunPSK" w:cs="TH SarabunPSK"/>
+          <w:color w:val="000000" w:themeColor="text1"/>
+          <w:sz w:val="32"/>
+          <w:szCs w:val="32"/>
+          <w:u w:val="none"/>
+        </w:rPr>
+      </w:pPr>
+      <w:proofErr w:type="spellStart"/>
+      <w:r>
+        <w:rPr>
+          <w:rFonts w:ascii="TH SarabunPSK" w:hAnsi="TH SarabunPSK" w:cs="TH SarabunPSK"/>
+          <w:sz w:val="32"/>
+          <w:szCs w:val="32"/>
+        </w:rPr>
+        <w:t>AppMaster</w:t>
+      </w:r>
+      <w:proofErr w:type="spellEnd"/>
+      <w:r>
+        <w:rPr>
+          <w:rFonts w:ascii="TH SarabunPSK" w:hAnsi="TH SarabunPSK" w:cs="TH SarabunPSK"/>
+          <w:sz w:val="32"/>
+          <w:szCs w:val="32"/>
+        </w:rPr>
+        <w:t xml:space="preserve">. (2565). </w:t>
+      </w:r>
+      <w:r>
+        <w:rPr>
+          <w:rStyle w:val="Emphasis"/>
+          <w:rFonts w:ascii="TH SarabunPSK" w:hAnsi="TH SarabunPSK" w:cs="TH SarabunPSK"/>
+          <w:sz w:val="32"/>
+          <w:szCs w:val="32"/>
+        </w:rPr>
+        <w:t xml:space="preserve">PostgreSQL </w:t>
+      </w:r>
+      <w:r>
+        <w:rPr>
+          <w:rStyle w:val="Emphasis"/>
+          <w:rFonts w:ascii="TH SarabunPSK" w:hAnsi="TH SarabunPSK" w:cs="TH SarabunPSK"/>
+          <w:sz w:val="32"/>
+          <w:szCs w:val="32"/>
+          <w:cs/>
+        </w:rPr>
+        <w:t>คืออะไร</w:t>
+      </w:r>
+      <w:r>
+        <w:rPr>
+          <w:rFonts w:ascii="TH SarabunPSK" w:hAnsi="TH SarabunPSK" w:cs="TH SarabunPSK"/>
+          <w:sz w:val="32"/>
+          <w:szCs w:val="32"/>
+        </w:rPr>
+        <w:t xml:space="preserve"> [</w:t>
+      </w:r>
+      <w:r>
+        <w:rPr>
+          <w:rFonts w:ascii="TH SarabunPSK" w:hAnsi="TH SarabunPSK" w:cs="TH SarabunPSK"/>
+          <w:sz w:val="32"/>
+          <w:szCs w:val="32"/>
+          <w:cs/>
+        </w:rPr>
+        <w:t xml:space="preserve">บทความออนไลน์]. </w:t>
+      </w:r>
+      <w:r>
+        <w:rPr>
+          <w:rFonts w:ascii="TH SarabunPSK" w:hAnsi="TH SarabunPSK" w:cs="TH SarabunPSK"/>
+          <w:sz w:val="32"/>
+          <w:szCs w:val="32"/>
+        </w:rPr>
+        <w:t>AppMaster.io.</w:t>
+      </w:r>
+      <w:r>
+        <w:rPr>
+          <w:rFonts w:ascii="TH SarabunPSK" w:hAnsi="TH SarabunPSK" w:cs="TH SarabunPSK" w:hint="cs"/>
+          <w:sz w:val="32"/>
+          <w:szCs w:val="32"/>
+          <w:cs/>
+        </w:rPr>
+        <w:t xml:space="preserve"> </w:t>
+      </w:r>
+      <w:r>
+        <w:rPr>
+          <w:rFonts w:ascii="TH SarabunPSK" w:hAnsi="TH SarabunPSK" w:cs="TH SarabunPSK"/>
+          <w:color w:val="000000" w:themeColor="text1"/>
+          <w:sz w:val="32"/>
+          <w:szCs w:val="32"/>
+        </w:rPr>
+        <w:fldChar w:fldCharType="begin"/>
+      </w:r>
+      <w:r>
+        <w:rPr>
+          <w:rFonts w:ascii="TH SarabunPSK" w:hAnsi="TH SarabunPSK" w:cs="TH SarabunPSK"/>
+          <w:color w:val="000000" w:themeColor="text1"/>
+          <w:sz w:val="32"/>
+          <w:szCs w:val="32"/>
+        </w:rPr>
+        <w:instrText xml:space="preserve"> HYPERLINK "https://mikelopster.dev/posts/supabase-next/" </w:instrText>
+      </w:r>
+      <w:r>
+        <w:rPr>
+          <w:rFonts w:ascii="TH SarabunPSK" w:hAnsi="TH SarabunPSK" w:cs="TH SarabunPSK"/>
+          <w:color w:val="000000" w:themeColor="text1"/>
+          <w:sz w:val="32"/>
+          <w:szCs w:val="32"/>
+        </w:rPr>
+      </w:r>
+      <w:r>
+        <w:rPr>
+          <w:rFonts w:ascii="TH SarabunPSK" w:hAnsi="TH SarabunPSK" w:cs="TH SarabunPSK"/>
+          <w:color w:val="000000" w:themeColor="text1"/>
+          <w:sz w:val="32"/>
+          <w:szCs w:val="32"/>
+        </w:rPr>
+        <w:fldChar w:fldCharType="separate"/>
+      </w:r>
+      <w:r>
+        <w:rPr>
+          <w:rStyle w:val="Hyperlink"/>
+          <w:rFonts w:ascii="TH SarabunPSK" w:hAnsi="TH SarabunPSK" w:cs="TH SarabunPSK"/>
+          <w:color w:val="000000" w:themeColor="text1"/>
+          <w:sz w:val="32"/>
+          <w:szCs w:val="32"/>
+          <w:u w:val="none"/>
+        </w:rPr>
+        <w:t>https://appmas</w:t>
+      </w:r>
+      <w:r>
+        <w:rPr>
+          <w:rStyle w:val="Hyperlink"/>
+          <w:rFonts w:ascii="TH SarabunPSK" w:hAnsi="TH SarabunPSK" w:cs="TH SarabunPSK"/>
+          <w:color w:val="000000" w:themeColor="text1"/>
+          <w:sz w:val="32"/>
+          <w:szCs w:val="32"/>
+          <w:u w:val="none"/>
+        </w:rPr>
+        <w:t xml:space="preserve"> </w:t>
+      </w:r>
+    </w:p>
+    <w:p>
+      <w:pPr>
+        <w:spacing w:after="0"/>
+        <w:ind w:left="851" w:hanging="851"/>
+        <w:jc w:val="thaiDistribute"/>
+        <w:rPr>
+          <w:rFonts w:ascii="TH SarabunPSK" w:hAnsi="TH SarabunPSK" w:cs="TH SarabunPSK" w:hint="cs"/>
+          <w:color w:val="000000" w:themeColor="text1"/>
+          <w:sz w:val="32"/>
+          <w:szCs w:val="32"/>
+        </w:rPr>
+      </w:pPr>
+      <w:r>
+        <w:rPr>
+          <w:rStyle w:val="Hyperlink"/>
+          <w:rFonts w:ascii="TH SarabunPSK" w:hAnsi="TH SarabunPSK" w:cs="TH SarabunPSK"/>
+          <w:color w:val="000000" w:themeColor="text1"/>
+          <w:sz w:val="32"/>
+          <w:szCs w:val="32"/>
+          <w:u w:val="none"/>
+          <w:cs/>
+        </w:rPr>
+        <w:tab/>
+      </w:r>
+      <w:r>
+        <w:rPr>
+          <w:rStyle w:val="Hyperlink"/>
+          <w:rFonts w:ascii="TH SarabunPSK" w:hAnsi="TH SarabunPSK" w:cs="TH SarabunPSK"/>
+          <w:color w:val="000000" w:themeColor="text1"/>
+          <w:sz w:val="32"/>
+          <w:szCs w:val="32"/>
+          <w:u w:val="none"/>
+        </w:rPr>
+        <w:t>ter.io/</w:t>
+      </w:r>
+      <w:proofErr w:type="spellStart"/>
+      <w:r>
+        <w:rPr>
+          <w:rStyle w:val="Hyperlink"/>
+          <w:rFonts w:ascii="TH SarabunPSK" w:hAnsi="TH SarabunPSK" w:cs="TH SarabunPSK"/>
+          <w:color w:val="000000" w:themeColor="text1"/>
+          <w:sz w:val="32"/>
+          <w:szCs w:val="32"/>
+          <w:u w:val="none"/>
+        </w:rPr>
+        <w:t>th</w:t>
+      </w:r>
+      <w:proofErr w:type="spellEnd"/>
+      <w:r>
+        <w:rPr>
+          <w:rStyle w:val="Hyperlink"/>
+          <w:rFonts w:ascii="TH SarabunPSK" w:hAnsi="TH SarabunPSK" w:cs="TH SarabunPSK"/>
+          <w:color w:val="000000" w:themeColor="text1"/>
+          <w:sz w:val="32"/>
+          <w:szCs w:val="32"/>
+          <w:u w:val="none"/>
+        </w:rPr>
+        <w:t>/blog/</w:t>
+      </w:r>
+      <w:proofErr w:type="spellStart"/>
+      <w:r>
+        <w:rPr>
+          <w:rStyle w:val="Hyperlink"/>
+          <w:rFonts w:ascii="TH SarabunPSK" w:hAnsi="TH SarabunPSK" w:cs="TH SarabunPSK"/>
+          <w:color w:val="000000" w:themeColor="text1"/>
+          <w:sz w:val="32"/>
+          <w:szCs w:val="32"/>
+          <w:u w:val="none"/>
+        </w:rPr>
+        <w:t>postgresql-khuue-aair</w:t>
+      </w:r>
+      <w:proofErr w:type="spellEnd"/>
+      <w:r>
+        <w:rPr>
+          <w:rFonts w:ascii="TH SarabunPSK" w:hAnsi="TH SarabunPSK" w:cs="TH SarabunPSK"/>
+          <w:color w:val="000000" w:themeColor="text1"/>
+          <w:sz w:val="32"/>
+          <w:szCs w:val="32"/>
+        </w:rPr>
+        <w:fldChar w:fldCharType="end"/>
+      </w:r>
+    </w:p>
+    <w:p>
+      <w:pPr>
+        <w:spacing w:after="0"/>
+        <w:ind w:left="851" w:hanging="851"/>
+        <w:jc w:val="thaiDistribute"/>
+        <w:rPr>
+          <w:rFonts w:ascii="TH SarabunPSK" w:hAnsi="TH SarabunPSK" w:cs="TH SarabunPSK"/>
           <w:b/>
           <w:bCs/>
           <w:sz w:val="32"/>
@@ -311,17 +1060,98 @@
           <w:sz w:val="32"/>
           <w:szCs w:val="32"/>
         </w:rPr>
-        <w:t xml:space="preserve"> </w:t>
-      </w:r>
-      <w:hyperlink r:id="rId9" w:history="1">
-        <w:r>
-          <w:rPr>
-            <w:rStyle w:val="ae"/>
-            <w:rFonts w:ascii="TH SarabunPSK" w:hAnsi="TH SarabunPSK" w:cs="TH SarabunPSK"/>
-            <w:sz w:val="32"/>
-            <w:szCs w:val="32"/>
-          </w:rPr>
-          <w:t>https://aws.amazon.com/th/what-is/vector-databases/</w:t>
+        <w:t xml:space="preserve">Rocket. (2567). </w:t>
+      </w:r>
+      <w:r>
+        <w:rPr>
+          <w:rStyle w:val="Emphasis"/>
+          <w:rFonts w:ascii="TH SarabunPSK" w:hAnsi="TH SarabunPSK" w:cs="TH SarabunPSK"/>
+          <w:sz w:val="32"/>
+          <w:szCs w:val="32"/>
+        </w:rPr>
+        <w:t xml:space="preserve">LINE Official Account </w:t>
+      </w:r>
+      <w:r>
+        <w:rPr>
+          <w:rStyle w:val="Emphasis"/>
+          <w:rFonts w:ascii="TH SarabunPSK" w:hAnsi="TH SarabunPSK" w:cs="TH SarabunPSK"/>
+          <w:sz w:val="32"/>
+          <w:szCs w:val="32"/>
+          <w:cs/>
+        </w:rPr>
+        <w:t>คืออะไร พร</w:t>
+      </w:r>
+      <w:proofErr w:type="spellStart"/>
+      <w:r>
+        <w:rPr>
+          <w:rStyle w:val="Emphasis"/>
+          <w:rFonts w:ascii="TH SarabunPSK" w:hAnsi="TH SarabunPSK" w:cs="TH SarabunPSK"/>
+          <w:sz w:val="32"/>
+          <w:szCs w:val="32"/>
+          <w:cs/>
+        </w:rPr>
+        <w:t>้อ</w:t>
+      </w:r>
+      <w:proofErr w:type="spellEnd"/>
+      <w:r>
+        <w:rPr>
+          <w:rStyle w:val="Emphasis"/>
+          <w:rFonts w:ascii="TH SarabunPSK" w:hAnsi="TH SarabunPSK" w:cs="TH SarabunPSK"/>
+          <w:sz w:val="32"/>
+          <w:szCs w:val="32"/>
+          <w:cs/>
+        </w:rPr>
+        <w:t>มอ</w:t>
+      </w:r>
+      <w:proofErr w:type="spellStart"/>
+      <w:r>
+        <w:rPr>
+          <w:rStyle w:val="Emphasis"/>
+          <w:rFonts w:ascii="TH SarabunPSK" w:hAnsi="TH SarabunPSK" w:cs="TH SarabunPSK"/>
+          <w:sz w:val="32"/>
+          <w:szCs w:val="32"/>
+          <w:cs/>
+        </w:rPr>
+        <w:t>ัป</w:t>
+      </w:r>
+      <w:proofErr w:type="spellEnd"/>
+      <w:r>
+        <w:rPr>
+          <w:rStyle w:val="Emphasis"/>
+          <w:rFonts w:ascii="TH SarabunPSK" w:hAnsi="TH SarabunPSK" w:cs="TH SarabunPSK"/>
+          <w:sz w:val="32"/>
+          <w:szCs w:val="32"/>
+          <w:cs/>
+        </w:rPr>
+        <w:t xml:space="preserve">เดตฟีเจอร์ที่น่าสนใจในปี </w:t>
+      </w:r>
+      <w:r>
+        <w:rPr>
+          <w:rStyle w:val="Emphasis"/>
+          <w:rFonts w:ascii="TH SarabunPSK" w:hAnsi="TH SarabunPSK" w:cs="TH SarabunPSK"/>
+          <w:sz w:val="32"/>
+          <w:szCs w:val="32"/>
+        </w:rPr>
+        <w:t>2024</w:t>
+      </w:r>
+      <w:r>
+        <w:rPr>
+          <w:rFonts w:ascii="TH SarabunPSK" w:hAnsi="TH SarabunPSK" w:cs="TH SarabunPSK"/>
+          <w:sz w:val="32"/>
+          <w:szCs w:val="32"/>
+        </w:rPr>
+        <w:t xml:space="preserve">. Rocket Blog. </w:t>
+      </w:r>
+      <w:hyperlink r:id="rId9" w:tgtFrame="_new" w:history="1">
+        <w:r>
+          <w:rPr>
+            <w:rStyle w:val="Hyperlink"/>
+            <w:rFonts w:ascii="TH SarabunPSK" w:hAnsi="TH SarabunPSK" w:cs="TH SarabunPSK"/>
+            <w:sz w:val="32"/>
+            <w:szCs w:val="32"/>
+            <w:u w:val="none"/>
+          </w:rPr>
+          <w:t>https://rocket.in.th/blog/what-is-line-oa/</w:t>
         </w:r>
       </w:hyperlink>
     </w:p>
@@ -330,6 +1160,377 @@
         <w:spacing w:after="0"/>
         <w:ind w:left="851" w:hanging="851"/>
         <w:rPr>
+          <w:rStyle w:val="Hyperlink"/>
+          <w:rFonts w:ascii="TH SarabunPSK" w:hAnsi="TH SarabunPSK" w:cs="TH SarabunPSK"/>
+          <w:sz w:val="32"/>
+          <w:szCs w:val="32"/>
+          <w:u w:val="none"/>
+        </w:rPr>
+      </w:pPr>
+      <w:proofErr w:type="spellStart"/>
+      <w:r>
+        <w:rPr>
+          <w:rFonts w:ascii="TH SarabunPSK" w:hAnsi="TH SarabunPSK" w:cs="TH SarabunPSK"/>
+          <w:sz w:val="32"/>
+          <w:szCs w:val="32"/>
+        </w:rPr>
+        <w:t>Mindphp</w:t>
+      </w:r>
+      <w:proofErr w:type="spellEnd"/>
+      <w:r>
+        <w:rPr>
+          <w:rFonts w:ascii="TH SarabunPSK" w:hAnsi="TH SarabunPSK" w:cs="TH SarabunPSK"/>
+          <w:sz w:val="32"/>
+          <w:szCs w:val="32"/>
+        </w:rPr>
+        <w:t xml:space="preserve">. (2565). </w:t>
+      </w:r>
+      <w:r>
+        <w:rPr>
+          <w:rStyle w:val="Emphasis"/>
+          <w:rFonts w:ascii="TH SarabunPSK" w:hAnsi="TH SarabunPSK" w:cs="TH SarabunPSK"/>
+          <w:sz w:val="32"/>
+          <w:szCs w:val="32"/>
+        </w:rPr>
+        <w:t>Google Sheets (</w:t>
+      </w:r>
+      <w:r>
+        <w:rPr>
+          <w:rStyle w:val="Emphasis"/>
+          <w:rFonts w:ascii="TH SarabunPSK" w:hAnsi="TH SarabunPSK" w:cs="TH SarabunPSK"/>
+          <w:sz w:val="32"/>
+          <w:szCs w:val="32"/>
+          <w:cs/>
+        </w:rPr>
+        <w:t>กูเก</w:t>
+      </w:r>
+      <w:proofErr w:type="spellStart"/>
+      <w:r>
+        <w:rPr>
+          <w:rStyle w:val="Emphasis"/>
+          <w:rFonts w:ascii="TH SarabunPSK" w:hAnsi="TH SarabunPSK" w:cs="TH SarabunPSK"/>
+          <w:sz w:val="32"/>
+          <w:szCs w:val="32"/>
+          <w:cs/>
+        </w:rPr>
+        <w:t>ิล</w:t>
+      </w:r>
+      <w:proofErr w:type="spellEnd"/>
+      <w:r>
+        <w:rPr>
+          <w:rStyle w:val="Emphasis"/>
+          <w:rFonts w:ascii="TH SarabunPSK" w:hAnsi="TH SarabunPSK" w:cs="TH SarabunPSK"/>
+          <w:sz w:val="32"/>
+          <w:szCs w:val="32"/>
+          <w:cs/>
+        </w:rPr>
+        <w:t xml:space="preserve"> ชีต) คืออะไร</w:t>
+      </w:r>
+      <w:r>
+        <w:rPr>
+          <w:rFonts w:ascii="TH SarabunPSK" w:hAnsi="TH SarabunPSK" w:cs="TH SarabunPSK"/>
+          <w:sz w:val="32"/>
+          <w:szCs w:val="32"/>
+        </w:rPr>
+        <w:t xml:space="preserve">. </w:t>
+      </w:r>
+      <w:r>
+        <w:rPr>
+          <w:rFonts w:ascii="TH SarabunPSK" w:hAnsi="TH SarabunPSK" w:cs="TH SarabunPSK"/>
+          <w:sz w:val="32"/>
+          <w:szCs w:val="32"/>
+        </w:rPr>
+        <w:fldChar w:fldCharType="begin"/>
+      </w:r>
+      <w:r>
+        <w:rPr>
+          <w:rFonts w:ascii="TH SarabunPSK" w:hAnsi="TH SarabunPSK" w:cs="TH SarabunPSK"/>
+          <w:sz w:val="32"/>
+          <w:szCs w:val="32"/>
+        </w:rPr>
+        <w:instrText xml:space="preserve"> HYPERLINK "https://www.mindphp.com/%E0%B8%9A%E0%B8%97%E0%B8%84%E0%B8%A7%E0%B8%B2%E0%B8%A1/google-sheet/4980-googlesheets.html" </w:instrText>
+      </w:r>
+      <w:r>
+        <w:rPr>
+          <w:rFonts w:ascii="TH SarabunPSK" w:hAnsi="TH SarabunPSK" w:cs="TH SarabunPSK"/>
+          <w:sz w:val="32"/>
+          <w:szCs w:val="32"/>
+        </w:rPr>
+      </w:r>
+      <w:r>
+        <w:rPr>
+          <w:rFonts w:ascii="TH SarabunPSK" w:hAnsi="TH SarabunPSK" w:cs="TH SarabunPSK"/>
+          <w:sz w:val="32"/>
+          <w:szCs w:val="32"/>
+        </w:rPr>
+        <w:fldChar w:fldCharType="separate"/>
+      </w:r>
+      <w:r>
+        <w:rPr>
+          <w:rStyle w:val="Hyperlink"/>
+          <w:rFonts w:ascii="TH SarabunPSK" w:hAnsi="TH SarabunPSK" w:cs="TH SarabunPSK"/>
+          <w:sz w:val="32"/>
+          <w:szCs w:val="32"/>
+          <w:u w:val="none"/>
+        </w:rPr>
+        <w:t>https://www.mindphp.com/%E</w:t>
+      </w:r>
+      <w:r>
+        <w:rPr>
+          <w:rStyle w:val="Hyperlink"/>
+          <w:rFonts w:ascii="TH SarabunPSK" w:hAnsi="TH SarabunPSK" w:cs="TH SarabunPSK" w:hint="cs"/>
+          <w:sz w:val="32"/>
+          <w:szCs w:val="32"/>
+          <w:u w:val="none"/>
+          <w:cs/>
+        </w:rPr>
+        <w:t>0</w:t>
+      </w:r>
+      <w:r>
+        <w:rPr>
+          <w:rStyle w:val="Hyperlink"/>
+          <w:rFonts w:ascii="TH SarabunPSK" w:hAnsi="TH SarabunPSK" w:cs="TH SarabunPSK"/>
+          <w:sz w:val="32"/>
+          <w:szCs w:val="32"/>
+          <w:u w:val="none"/>
+        </w:rPr>
+        <w:t>%</w:t>
+      </w:r>
+      <w:r>
+        <w:rPr>
+          <w:rStyle w:val="Hyperlink"/>
+          <w:rFonts w:ascii="TH SarabunPSK" w:hAnsi="TH SarabunPSK" w:cs="TH SarabunPSK"/>
+          <w:sz w:val="32"/>
+          <w:szCs w:val="32"/>
+          <w:u w:val="none"/>
+        </w:rPr>
+        <w:t>B</w:t>
+      </w:r>
+    </w:p>
+    <w:p>
+      <w:pPr>
+        <w:spacing w:after="0"/>
+        <w:ind w:left="851" w:hanging="851"/>
+        <w:rPr>
+          <w:rFonts w:ascii="TH SarabunPSK" w:hAnsi="TH SarabunPSK" w:cs="TH SarabunPSK"/>
+          <w:sz w:val="32"/>
+          <w:szCs w:val="32"/>
+        </w:rPr>
+      </w:pPr>
+      <w:r>
+        <w:rPr>
+          <w:rStyle w:val="Hyperlink"/>
+          <w:rFonts w:ascii="TH SarabunPSK" w:hAnsi="TH SarabunPSK" w:cs="TH SarabunPSK"/>
+          <w:sz w:val="32"/>
+          <w:szCs w:val="32"/>
+          <w:u w:val="none"/>
+        </w:rPr>
+        <w:tab/>
+      </w:r>
+      <w:r>
+        <w:rPr>
+          <w:rStyle w:val="Hyperlink"/>
+          <w:rFonts w:ascii="TH SarabunPSK" w:hAnsi="TH SarabunPSK" w:cs="TH SarabunPSK"/>
+          <w:sz w:val="32"/>
+          <w:szCs w:val="32"/>
+          <w:u w:val="none"/>
+        </w:rPr>
+        <w:t>8%9A%E0%B8%97%E0%B8%84%E0%B8%A7%E0%B8%B2%E0%B8%A1/google-sheet/4980-googlesheets.html</w:t>
+      </w:r>
+      <w:r>
+        <w:rPr>
+          <w:rFonts w:ascii="TH SarabunPSK" w:hAnsi="TH SarabunPSK" w:cs="TH SarabunPSK"/>
+          <w:sz w:val="32"/>
+          <w:szCs w:val="32"/>
+        </w:rPr>
+        <w:fldChar w:fldCharType="end"/>
+      </w:r>
+    </w:p>
+    <w:p>
+      <w:pPr>
+        <w:spacing w:after="0"/>
+        <w:ind w:left="851" w:hanging="851"/>
+        <w:rPr>
+          <w:rFonts w:ascii="TH SarabunPSK" w:hAnsi="TH SarabunPSK" w:cs="TH SarabunPSK"/>
+          <w:sz w:val="32"/>
+          <w:szCs w:val="32"/>
+        </w:rPr>
+      </w:pPr>
+    </w:p>
+    <w:p>
+      <w:pPr>
+        <w:spacing w:after="0"/>
+        <w:rPr>
+          <w:rFonts w:ascii="TH SarabunPSK" w:hAnsi="TH SarabunPSK" w:cs="TH SarabunPSK"/>
+          <w:sz w:val="32"/>
+          <w:szCs w:val="32"/>
+        </w:rPr>
+      </w:pPr>
+      <w:r>
+        <w:rPr>
+          <w:rFonts w:ascii="TH SarabunPSK" w:hAnsi="TH SarabunPSK" w:cs="TH SarabunPSK"/>
+          <w:sz w:val="32"/>
+          <w:szCs w:val="32"/>
+          <w:cs/>
+        </w:rPr>
+        <w:t>พีระยุทธ คำสอนพันธ์. (2020). ระบบบันทึกการเข้าออก</w:t>
+      </w:r>
+      <w:r>
+        <w:rPr>
+          <w:rFonts w:ascii="TH SarabunPSK" w:hAnsi="TH SarabunPSK" w:cs="TH SarabunPSK"/>
+          <w:i/>
+          <w:iCs/>
+          <w:sz w:val="32"/>
+          <w:szCs w:val="32"/>
+          <w:cs/>
+        </w:rPr>
+        <w:t xml:space="preserve"> </w:t>
+      </w:r>
+      <w:r>
+        <w:rPr>
+          <w:rFonts w:ascii="TH SarabunPSK" w:hAnsi="TH SarabunPSK" w:cs="TH SarabunPSK"/>
+          <w:sz w:val="32"/>
+          <w:szCs w:val="32"/>
+          <w:cs/>
+        </w:rPr>
+        <w:t>บ</w:t>
+      </w:r>
+      <w:r>
+        <w:rPr>
+          <w:rFonts w:ascii="TH SarabunPSK" w:hAnsi="TH SarabunPSK" w:cs="TH SarabunPSK"/>
+          <w:i/>
+          <w:iCs/>
+          <w:sz w:val="32"/>
+          <w:szCs w:val="32"/>
+          <w:cs/>
+        </w:rPr>
+        <w:t>.</w:t>
+      </w:r>
+      <w:r>
+        <w:rPr>
+          <w:rFonts w:ascii="TH SarabunPSK" w:hAnsi="TH SarabunPSK" w:cs="TH SarabunPSK"/>
+          <w:sz w:val="32"/>
+          <w:szCs w:val="32"/>
+          <w:cs/>
+        </w:rPr>
+        <w:t>นิมเบิลคอร์ปอ</w:t>
+      </w:r>
+      <w:proofErr w:type="spellStart"/>
+      <w:r>
+        <w:rPr>
+          <w:rFonts w:ascii="TH SarabunPSK" w:hAnsi="TH SarabunPSK" w:cs="TH SarabunPSK"/>
+          <w:sz w:val="32"/>
+          <w:szCs w:val="32"/>
+          <w:cs/>
+        </w:rPr>
+        <w:t>เร</w:t>
+      </w:r>
+      <w:proofErr w:type="spellEnd"/>
+      <w:r>
+        <w:rPr>
+          <w:rFonts w:ascii="TH SarabunPSK" w:hAnsi="TH SarabunPSK" w:cs="TH SarabunPSK"/>
+          <w:sz w:val="32"/>
+          <w:szCs w:val="32"/>
+          <w:cs/>
+        </w:rPr>
+        <w:t>ชัน [</w:t>
+      </w:r>
+      <w:r>
+        <w:rPr>
+          <w:rFonts w:ascii="TH SarabunPSK" w:hAnsi="TH SarabunPSK" w:cs="TH SarabunPSK"/>
+          <w:i/>
+          <w:iCs/>
+          <w:sz w:val="32"/>
+          <w:szCs w:val="32"/>
+        </w:rPr>
+        <w:t>Nimble Corporation Check in</w:t>
+      </w:r>
+      <w:r>
+        <w:rPr>
+          <w:rFonts w:ascii="TH SarabunPSK" w:hAnsi="TH SarabunPSK" w:cs="TH SarabunPSK"/>
+          <w:sz w:val="32"/>
+          <w:szCs w:val="32"/>
+          <w:cs/>
+        </w:rPr>
+        <w:t>] (ปริญญานิพนธ์วิทยา</w:t>
+      </w:r>
+      <w:proofErr w:type="spellStart"/>
+      <w:r>
+        <w:rPr>
+          <w:rFonts w:ascii="TH SarabunPSK" w:hAnsi="TH SarabunPSK" w:cs="TH SarabunPSK"/>
+          <w:sz w:val="32"/>
+          <w:szCs w:val="32"/>
+          <w:cs/>
+        </w:rPr>
+        <w:t>ศา</w:t>
+      </w:r>
+      <w:proofErr w:type="spellEnd"/>
+      <w:r>
+        <w:rPr>
+          <w:rFonts w:ascii="TH SarabunPSK" w:hAnsi="TH SarabunPSK" w:cs="TH SarabunPSK"/>
+          <w:sz w:val="32"/>
+          <w:szCs w:val="32"/>
+          <w:cs/>
+        </w:rPr>
+        <w:t>สตรบัณฑิต</w:t>
+      </w:r>
+      <w:r>
+        <w:rPr>
+          <w:rFonts w:ascii="TH SarabunPSK" w:hAnsi="TH SarabunPSK" w:cs="TH SarabunPSK"/>
+          <w:sz w:val="32"/>
+          <w:szCs w:val="32"/>
+        </w:rPr>
+        <w:t xml:space="preserve">, </w:t>
+      </w:r>
+      <w:r>
+        <w:rPr>
+          <w:rFonts w:ascii="TH SarabunPSK" w:hAnsi="TH SarabunPSK" w:cs="TH SarabunPSK"/>
+          <w:sz w:val="32"/>
+          <w:szCs w:val="32"/>
+          <w:cs/>
+        </w:rPr>
+        <w:t xml:space="preserve">ภาควิชาวิทยาการคอมพิวเตอร์ คณะวิทยาศาสตร์ มหาวิทยาลัยสยาม). </w:t>
+      </w:r>
+      <w:r>
+        <w:rPr>
+          <w:rFonts w:ascii="TH SarabunPSK" w:hAnsi="TH SarabunPSK" w:cs="TH SarabunPSK"/>
+          <w:sz w:val="32"/>
+          <w:szCs w:val="32"/>
+        </w:rPr>
+        <w:t>e</w:t>
+      </w:r>
+      <w:r>
+        <w:rPr>
+          <w:rFonts w:ascii="TH SarabunPSK" w:hAnsi="TH SarabunPSK" w:cs="TH SarabunPSK"/>
+          <w:sz w:val="32"/>
+          <w:szCs w:val="32"/>
+          <w:cs/>
+        </w:rPr>
+        <w:t>-</w:t>
+      </w:r>
+      <w:r>
+        <w:rPr>
+          <w:rFonts w:ascii="TH SarabunPSK" w:hAnsi="TH SarabunPSK" w:cs="TH SarabunPSK"/>
+          <w:sz w:val="32"/>
+          <w:szCs w:val="32"/>
+        </w:rPr>
+        <w:t>Research Siam University</w:t>
+      </w:r>
+      <w:r>
+        <w:rPr>
+          <w:rFonts w:ascii="TH SarabunPSK" w:hAnsi="TH SarabunPSK" w:cs="TH SarabunPSK"/>
+          <w:sz w:val="32"/>
+          <w:szCs w:val="32"/>
+          <w:cs/>
+        </w:rPr>
+        <w:t xml:space="preserve">. </w:t>
+      </w:r>
+    </w:p>
+    <w:p>
+      <w:pPr>
+        <w:spacing w:after="0"/>
+        <w:ind w:left="720"/>
+        <w:rPr>
           <w:rFonts w:ascii="TH SarabunPSK" w:hAnsi="TH SarabunPSK" w:cs="TH SarabunPSK"/>
           <w:b/>
           <w:bCs/>
@@ -337,109 +1538,319 @@
           <w:szCs w:val="32"/>
         </w:rPr>
       </w:pPr>
-      <w:r>
-        <w:rPr>
-          <w:rFonts w:ascii="TH SarabunPSK" w:hAnsi="TH SarabunPSK" w:cs="TH SarabunPSK"/>
-          <w:sz w:val="32"/>
-          <w:szCs w:val="32"/>
-        </w:rPr>
-        <w:t xml:space="preserve">Mikel Opster. (2567). </w:t>
-      </w:r>
-      <w:r>
-        <w:rPr>
-          <w:rStyle w:val="af"/>
-          <w:rFonts w:ascii="TH SarabunPSK" w:hAnsi="TH SarabunPSK" w:cs="TH SarabunPSK"/>
-          <w:sz w:val="32"/>
-          <w:szCs w:val="32"/>
-          <w:cs/>
-        </w:rPr>
-        <w:t xml:space="preserve">ลองเล่น </w:t>
-      </w:r>
-      <w:proofErr w:type="spellStart"/>
-      <w:r>
-        <w:rPr>
-          <w:rStyle w:val="af"/>
-          <w:rFonts w:ascii="TH SarabunPSK" w:hAnsi="TH SarabunPSK" w:cs="TH SarabunPSK"/>
-          <w:sz w:val="32"/>
-          <w:szCs w:val="32"/>
-        </w:rPr>
-        <w:t>Supabase</w:t>
-      </w:r>
-      <w:proofErr w:type="spellEnd"/>
-      <w:r>
-        <w:rPr>
-          <w:rStyle w:val="af"/>
-          <w:rFonts w:ascii="TH SarabunPSK" w:hAnsi="TH SarabunPSK" w:cs="TH SarabunPSK"/>
-          <w:sz w:val="32"/>
-          <w:szCs w:val="32"/>
-        </w:rPr>
-        <w:t xml:space="preserve"> </w:t>
-      </w:r>
-      <w:r>
-        <w:rPr>
-          <w:rStyle w:val="af"/>
-          <w:rFonts w:ascii="TH SarabunPSK" w:hAnsi="TH SarabunPSK" w:cs="TH SarabunPSK"/>
-          <w:sz w:val="32"/>
-          <w:szCs w:val="32"/>
-          <w:cs/>
-        </w:rPr>
-        <w:t xml:space="preserve">กับ </w:t>
-      </w:r>
-      <w:r>
-        <w:rPr>
-          <w:rStyle w:val="af"/>
-          <w:rFonts w:ascii="TH SarabunPSK" w:hAnsi="TH SarabunPSK" w:cs="TH SarabunPSK"/>
-          <w:sz w:val="32"/>
-          <w:szCs w:val="32"/>
-        </w:rPr>
-        <w:t xml:space="preserve">Next.js </w:t>
-      </w:r>
-      <w:r>
-        <w:rPr>
-          <w:rStyle w:val="af"/>
-          <w:rFonts w:ascii="TH SarabunPSK" w:hAnsi="TH SarabunPSK" w:cs="TH SarabunPSK"/>
-          <w:sz w:val="32"/>
-          <w:szCs w:val="32"/>
-          <w:cs/>
-        </w:rPr>
-        <w:t>กัน</w:t>
-      </w:r>
-      <w:r>
-        <w:rPr>
-          <w:rFonts w:ascii="TH SarabunPSK" w:hAnsi="TH SarabunPSK" w:cs="TH SarabunPSK"/>
-          <w:sz w:val="32"/>
-          <w:szCs w:val="32"/>
-        </w:rPr>
-        <w:t xml:space="preserve">. </w:t>
-      </w:r>
-      <w:proofErr w:type="spellStart"/>
-      <w:r>
-        <w:rPr>
-          <w:rStyle w:val="af"/>
-          <w:rFonts w:ascii="TH SarabunPSK" w:hAnsi="TH SarabunPSK" w:cs="TH SarabunPSK"/>
-          <w:sz w:val="32"/>
-          <w:szCs w:val="32"/>
-        </w:rPr>
-        <w:t>MikelOpster.dev</w:t>
-      </w:r>
-      <w:proofErr w:type="spellEnd"/>
-      <w:r>
-        <w:rPr>
-          <w:rFonts w:ascii="TH SarabunPSK" w:hAnsi="TH SarabunPSK" w:cs="TH SarabunPSK"/>
-          <w:sz w:val="32"/>
-          <w:szCs w:val="32"/>
-        </w:rPr>
-        <w:t xml:space="preserve">. </w:t>
-      </w:r>
-      <w:hyperlink r:id="rId10" w:tgtFrame="_new" w:history="1">
-        <w:r>
-          <w:rPr>
-            <w:rStyle w:val="ae"/>
-            <w:rFonts w:ascii="TH SarabunPSK" w:hAnsi="TH SarabunPSK" w:cs="TH SarabunPSK"/>
-            <w:sz w:val="32"/>
-            <w:szCs w:val="32"/>
-          </w:rPr>
-          <w:t>https://mikelopster.dev/posts/supabase-next/</w:t>
+      <w:hyperlink r:id="rId10" w:history="1">
+        <w:r>
+          <w:rPr>
+            <w:rStyle w:val="Hyperlink"/>
+            <w:rFonts w:ascii="TH SarabunPSK" w:hAnsi="TH SarabunPSK" w:cs="TH SarabunPSK"/>
+            <w:sz w:val="32"/>
+            <w:szCs w:val="32"/>
+          </w:rPr>
+          <w:t>https</w:t>
+        </w:r>
+        <w:r>
+          <w:rPr>
+            <w:rStyle w:val="Hyperlink"/>
+            <w:rFonts w:ascii="TH SarabunPSK" w:hAnsi="TH SarabunPSK" w:cs="TH SarabunPSK"/>
+            <w:sz w:val="32"/>
+            <w:szCs w:val="32"/>
+            <w:cs/>
+          </w:rPr>
+          <w:t>://</w:t>
+        </w:r>
+        <w:r>
+          <w:rPr>
+            <w:rStyle w:val="Hyperlink"/>
+            <w:rFonts w:ascii="TH SarabunPSK" w:hAnsi="TH SarabunPSK" w:cs="TH SarabunPSK"/>
+            <w:sz w:val="32"/>
+            <w:szCs w:val="32"/>
+          </w:rPr>
+          <w:t>e</w:t>
+        </w:r>
+        <w:r>
+          <w:rPr>
+            <w:rStyle w:val="Hyperlink"/>
+            <w:rFonts w:ascii="TH SarabunPSK" w:hAnsi="TH SarabunPSK" w:cs="TH SarabunPSK"/>
+            <w:sz w:val="32"/>
+            <w:szCs w:val="32"/>
+            <w:cs/>
+          </w:rPr>
+          <w:t>-</w:t>
+        </w:r>
+        <w:r>
+          <w:rPr>
+            <w:rStyle w:val="Hyperlink"/>
+            <w:rFonts w:ascii="TH SarabunPSK" w:hAnsi="TH SarabunPSK" w:cs="TH SarabunPSK"/>
+            <w:sz w:val="32"/>
+            <w:szCs w:val="32"/>
+          </w:rPr>
+          <w:t>research</w:t>
+        </w:r>
+        <w:r>
+          <w:rPr>
+            <w:rStyle w:val="Hyperlink"/>
+            <w:rFonts w:ascii="TH SarabunPSK" w:hAnsi="TH SarabunPSK" w:cs="TH SarabunPSK"/>
+            <w:sz w:val="32"/>
+            <w:szCs w:val="32"/>
+            <w:cs/>
+          </w:rPr>
+          <w:t>.</w:t>
+        </w:r>
+        <w:r>
+          <w:rPr>
+            <w:rStyle w:val="Hyperlink"/>
+            <w:rFonts w:ascii="TH SarabunPSK" w:hAnsi="TH SarabunPSK" w:cs="TH SarabunPSK"/>
+            <w:sz w:val="32"/>
+            <w:szCs w:val="32"/>
+          </w:rPr>
+          <w:t>siam</w:t>
+        </w:r>
+        <w:r>
+          <w:rPr>
+            <w:rStyle w:val="Hyperlink"/>
+            <w:rFonts w:ascii="TH SarabunPSK" w:hAnsi="TH SarabunPSK" w:cs="TH SarabunPSK"/>
+            <w:sz w:val="32"/>
+            <w:szCs w:val="32"/>
+            <w:cs/>
+          </w:rPr>
+          <w:t>.</w:t>
+        </w:r>
+        <w:r>
+          <w:rPr>
+            <w:rStyle w:val="Hyperlink"/>
+            <w:rFonts w:ascii="TH SarabunPSK" w:hAnsi="TH SarabunPSK" w:cs="TH SarabunPSK"/>
+            <w:sz w:val="32"/>
+            <w:szCs w:val="32"/>
+          </w:rPr>
+          <w:t>edu</w:t>
+        </w:r>
+        <w:r>
+          <w:rPr>
+            <w:rStyle w:val="Hyperlink"/>
+            <w:rFonts w:ascii="TH SarabunPSK" w:hAnsi="TH SarabunPSK" w:cs="TH SarabunPSK"/>
+            <w:sz w:val="32"/>
+            <w:szCs w:val="32"/>
+            <w:cs/>
+          </w:rPr>
+          <w:t>/</w:t>
+        </w:r>
+        <w:r>
+          <w:rPr>
+            <w:rStyle w:val="Hyperlink"/>
+            <w:rFonts w:ascii="TH SarabunPSK" w:hAnsi="TH SarabunPSK" w:cs="TH SarabunPSK"/>
+            <w:sz w:val="32"/>
+            <w:szCs w:val="32"/>
+          </w:rPr>
+          <w:t>wp</w:t>
+        </w:r>
+        <w:r>
+          <w:rPr>
+            <w:rStyle w:val="Hyperlink"/>
+            <w:rFonts w:ascii="TH SarabunPSK" w:hAnsi="TH SarabunPSK" w:cs="TH SarabunPSK"/>
+            <w:sz w:val="32"/>
+            <w:szCs w:val="32"/>
+            <w:cs/>
+          </w:rPr>
+          <w:t>-</w:t>
+        </w:r>
+        <w:r>
+          <w:rPr>
+            <w:rStyle w:val="Hyperlink"/>
+            <w:rFonts w:ascii="TH SarabunPSK" w:hAnsi="TH SarabunPSK" w:cs="TH SarabunPSK"/>
+            <w:sz w:val="32"/>
+            <w:szCs w:val="32"/>
+          </w:rPr>
+          <w:t>content</w:t>
+        </w:r>
+        <w:r>
+          <w:rPr>
+            <w:rStyle w:val="Hyperlink"/>
+            <w:rFonts w:ascii="TH SarabunPSK" w:hAnsi="TH SarabunPSK" w:cs="TH SarabunPSK"/>
+            <w:sz w:val="32"/>
+            <w:szCs w:val="32"/>
+            <w:cs/>
+          </w:rPr>
+          <w:t>/</w:t>
+        </w:r>
+        <w:r>
+          <w:rPr>
+            <w:rStyle w:val="Hyperlink"/>
+            <w:rFonts w:ascii="TH SarabunPSK" w:hAnsi="TH SarabunPSK" w:cs="TH SarabunPSK"/>
+            <w:sz w:val="32"/>
+            <w:szCs w:val="32"/>
+          </w:rPr>
+          <w:t>uploads</w:t>
+        </w:r>
+        <w:r>
+          <w:rPr>
+            <w:rStyle w:val="Hyperlink"/>
+            <w:rFonts w:ascii="TH SarabunPSK" w:hAnsi="TH SarabunPSK" w:cs="TH SarabunPSK"/>
+            <w:sz w:val="32"/>
+            <w:szCs w:val="32"/>
+            <w:cs/>
+          </w:rPr>
+          <w:t>/2020/11/</w:t>
+        </w:r>
+        <w:r>
+          <w:rPr>
+            <w:rStyle w:val="Hyperlink"/>
+            <w:rFonts w:ascii="TH SarabunPSK" w:hAnsi="TH SarabunPSK" w:cs="TH SarabunPSK"/>
+            <w:sz w:val="32"/>
+            <w:szCs w:val="32"/>
+          </w:rPr>
+          <w:t>science</w:t>
+        </w:r>
+        <w:r>
+          <w:rPr>
+            <w:rStyle w:val="Hyperlink"/>
+            <w:rFonts w:ascii="TH SarabunPSK" w:hAnsi="TH SarabunPSK" w:cs="TH SarabunPSK"/>
+            <w:sz w:val="32"/>
+            <w:szCs w:val="32"/>
+            <w:cs/>
+          </w:rPr>
+          <w:t>-</w:t>
+        </w:r>
+        <w:r>
+          <w:rPr>
+            <w:rStyle w:val="Hyperlink"/>
+            <w:rFonts w:ascii="TH SarabunPSK" w:hAnsi="TH SarabunPSK" w:cs="TH SarabunPSK"/>
+            <w:sz w:val="32"/>
+            <w:szCs w:val="32"/>
+          </w:rPr>
+          <w:t>computer</w:t>
+        </w:r>
+        <w:r>
+          <w:rPr>
+            <w:rStyle w:val="Hyperlink"/>
+            <w:rFonts w:ascii="TH SarabunPSK" w:hAnsi="TH SarabunPSK" w:cs="TH SarabunPSK"/>
+            <w:sz w:val="32"/>
+            <w:szCs w:val="32"/>
+            <w:cs/>
+          </w:rPr>
+          <w:t>-</w:t>
+        </w:r>
+        <w:r>
+          <w:rPr>
+            <w:rStyle w:val="Hyperlink"/>
+            <w:rFonts w:ascii="TH SarabunPSK" w:hAnsi="TH SarabunPSK" w:cs="TH SarabunPSK"/>
+            <w:sz w:val="32"/>
+            <w:szCs w:val="32"/>
+          </w:rPr>
+          <w:t>science</w:t>
+        </w:r>
+        <w:r>
+          <w:rPr>
+            <w:rStyle w:val="Hyperlink"/>
+            <w:rFonts w:ascii="TH SarabunPSK" w:hAnsi="TH SarabunPSK" w:cs="TH SarabunPSK"/>
+            <w:sz w:val="32"/>
+            <w:szCs w:val="32"/>
+            <w:cs/>
+          </w:rPr>
+          <w:t>-2020-</w:t>
+        </w:r>
+        <w:r>
+          <w:rPr>
+            <w:rStyle w:val="Hyperlink"/>
+            <w:rFonts w:ascii="TH SarabunPSK" w:hAnsi="TH SarabunPSK" w:cs="TH SarabunPSK"/>
+            <w:sz w:val="32"/>
+            <w:szCs w:val="32"/>
+          </w:rPr>
+          <w:t>project</w:t>
+        </w:r>
+        <w:r>
+          <w:rPr>
+            <w:rStyle w:val="Hyperlink"/>
+            <w:rFonts w:ascii="TH SarabunPSK" w:hAnsi="TH SarabunPSK" w:cs="TH SarabunPSK"/>
+            <w:sz w:val="32"/>
+            <w:szCs w:val="32"/>
+            <w:cs/>
+          </w:rPr>
+          <w:t>-</w:t>
+        </w:r>
+        <w:r>
+          <w:rPr>
+            <w:rStyle w:val="Hyperlink"/>
+            <w:rFonts w:ascii="TH SarabunPSK" w:hAnsi="TH SarabunPSK" w:cs="TH SarabunPSK"/>
+            <w:sz w:val="32"/>
+            <w:szCs w:val="32"/>
+          </w:rPr>
+          <w:t>Nimble</w:t>
+        </w:r>
+        <w:r>
+          <w:rPr>
+            <w:rStyle w:val="Hyperlink"/>
+            <w:rFonts w:ascii="TH SarabunPSK" w:hAnsi="TH SarabunPSK" w:cs="TH SarabunPSK"/>
+            <w:sz w:val="32"/>
+            <w:szCs w:val="32"/>
+            <w:cs/>
+          </w:rPr>
+          <w:t>-</w:t>
+        </w:r>
+        <w:r>
+          <w:rPr>
+            <w:rStyle w:val="Hyperlink"/>
+            <w:rFonts w:ascii="TH SarabunPSK" w:hAnsi="TH SarabunPSK" w:cs="TH SarabunPSK"/>
+            <w:sz w:val="32"/>
+            <w:szCs w:val="32"/>
+          </w:rPr>
+          <w:t>Corporation</w:t>
+        </w:r>
+        <w:r>
+          <w:rPr>
+            <w:rStyle w:val="Hyperlink"/>
+            <w:rFonts w:ascii="TH SarabunPSK" w:hAnsi="TH SarabunPSK" w:cs="TH SarabunPSK"/>
+            <w:sz w:val="32"/>
+            <w:szCs w:val="32"/>
+            <w:cs/>
+          </w:rPr>
+          <w:t>-</w:t>
+        </w:r>
+        <w:r>
+          <w:rPr>
+            <w:rStyle w:val="Hyperlink"/>
+            <w:rFonts w:ascii="TH SarabunPSK" w:hAnsi="TH SarabunPSK" w:cs="TH SarabunPSK"/>
+            <w:sz w:val="32"/>
+            <w:szCs w:val="32"/>
+          </w:rPr>
+          <w:t>Check</w:t>
+        </w:r>
+        <w:r>
+          <w:rPr>
+            <w:rStyle w:val="Hyperlink"/>
+            <w:rFonts w:ascii="TH SarabunPSK" w:hAnsi="TH SarabunPSK" w:cs="TH SarabunPSK"/>
+            <w:sz w:val="32"/>
+            <w:szCs w:val="32"/>
+            <w:cs/>
+          </w:rPr>
+          <w:t>-</w:t>
+        </w:r>
+        <w:r>
+          <w:rPr>
+            <w:rStyle w:val="Hyperlink"/>
+            <w:rFonts w:ascii="TH SarabunPSK" w:hAnsi="TH SarabunPSK" w:cs="TH SarabunPSK"/>
+            <w:sz w:val="32"/>
+            <w:szCs w:val="32"/>
+          </w:rPr>
+          <w:t>in</w:t>
+        </w:r>
+        <w:r>
+          <w:rPr>
+            <w:rStyle w:val="Hyperlink"/>
+            <w:rFonts w:ascii="TH SarabunPSK" w:hAnsi="TH SarabunPSK" w:cs="TH SarabunPSK"/>
+            <w:sz w:val="32"/>
+            <w:szCs w:val="32"/>
+            <w:cs/>
+          </w:rPr>
+          <w:t>.</w:t>
+        </w:r>
+        <w:r>
+          <w:rPr>
+            <w:rStyle w:val="Hyperlink"/>
+            <w:rFonts w:ascii="TH SarabunPSK" w:hAnsi="TH SarabunPSK" w:cs="TH SarabunPSK"/>
+            <w:sz w:val="32"/>
+            <w:szCs w:val="32"/>
+          </w:rPr>
+          <w:t>pdf</w:t>
         </w:r>
       </w:hyperlink>
     </w:p>
@@ -455,79 +1866,6 @@
           <w:szCs w:val="32"/>
         </w:rPr>
       </w:pPr>
-      <w:proofErr w:type="spellStart"/>
-      <w:r>
-        <w:rPr>
-          <w:rFonts w:ascii="TH SarabunPSK" w:hAnsi="TH SarabunPSK" w:cs="TH SarabunPSK"/>
-          <w:sz w:val="32"/>
-          <w:szCs w:val="32"/>
-        </w:rPr>
-        <w:t>AppMaster</w:t>
-      </w:r>
-      <w:proofErr w:type="spellEnd"/>
-      <w:r>
-        <w:rPr>
-          <w:rFonts w:ascii="TH SarabunPSK" w:hAnsi="TH SarabunPSK" w:cs="TH SarabunPSK"/>
-          <w:sz w:val="32"/>
-          <w:szCs w:val="32"/>
-        </w:rPr>
-        <w:t xml:space="preserve">. (2565). </w:t>
-      </w:r>
-      <w:r>
-        <w:rPr>
-          <w:rStyle w:val="af"/>
-          <w:rFonts w:ascii="TH SarabunPSK" w:hAnsi="TH SarabunPSK" w:cs="TH SarabunPSK"/>
-          <w:sz w:val="32"/>
-          <w:szCs w:val="32"/>
-        </w:rPr>
-        <w:t xml:space="preserve">PostgreSQL </w:t>
-      </w:r>
-      <w:r>
-        <w:rPr>
-          <w:rStyle w:val="af"/>
-          <w:rFonts w:ascii="TH SarabunPSK" w:hAnsi="TH SarabunPSK" w:cs="TH SarabunPSK"/>
-          <w:sz w:val="32"/>
-          <w:szCs w:val="32"/>
-          <w:cs/>
-        </w:rPr>
-        <w:t>คืออะไร</w:t>
-      </w:r>
-      <w:r>
-        <w:rPr>
-          <w:rFonts w:ascii="TH SarabunPSK" w:hAnsi="TH SarabunPSK" w:cs="TH SarabunPSK"/>
-          <w:sz w:val="32"/>
-          <w:szCs w:val="32"/>
-        </w:rPr>
-        <w:t xml:space="preserve"> [</w:t>
-      </w:r>
-      <w:r>
-        <w:rPr>
-          <w:rFonts w:ascii="TH SarabunPSK" w:hAnsi="TH SarabunPSK" w:cs="TH SarabunPSK"/>
-          <w:sz w:val="32"/>
-          <w:szCs w:val="32"/>
-          <w:cs/>
-        </w:rPr>
-        <w:t xml:space="preserve">บทความออนไลน์]. </w:t>
-      </w:r>
-      <w:r>
-        <w:rPr>
-          <w:rFonts w:ascii="TH SarabunPSK" w:hAnsi="TH SarabunPSK" w:cs="TH SarabunPSK"/>
-          <w:sz w:val="32"/>
-          <w:szCs w:val="32"/>
-        </w:rPr>
-        <w:t xml:space="preserve">AppMaster.io. </w:t>
-      </w:r>
-      <w:hyperlink r:id="rId11" w:tgtFrame="_new" w:history="1">
-        <w:r>
-          <w:rPr>
-            <w:rStyle w:val="ae"/>
-            <w:rFonts w:ascii="TH SarabunPSK" w:hAnsi="TH SarabunPSK" w:cs="TH SarabunPSK"/>
-            <w:sz w:val="32"/>
-            <w:szCs w:val="32"/>
-          </w:rPr>
-          <w:t>https://appmaster.io/th/blog/postgresql-khuue-aair</w:t>
-        </w:r>
-      </w:hyperlink>
     </w:p>
     <w:p>
       <w:pPr>
@@ -541,105 +1879,6 @@
           <w:szCs w:val="32"/>
         </w:rPr>
       </w:pPr>
-      <w:r>
-        <w:rPr>
-          <w:rFonts w:ascii="TH SarabunPSK" w:hAnsi="TH SarabunPSK" w:cs="TH SarabunPSK"/>
-          <w:sz w:val="32"/>
-          <w:szCs w:val="32"/>
-        </w:rPr>
-        <w:t xml:space="preserve">Rocket. (2567). </w:t>
-      </w:r>
-      <w:r>
-        <w:rPr>
-          <w:rStyle w:val="af"/>
-          <w:rFonts w:ascii="TH SarabunPSK" w:hAnsi="TH SarabunPSK" w:cs="TH SarabunPSK"/>
-          <w:sz w:val="32"/>
-          <w:szCs w:val="32"/>
-        </w:rPr>
-        <w:t xml:space="preserve">LINE Official Account </w:t>
-      </w:r>
-      <w:r>
-        <w:rPr>
-          <w:rStyle w:val="af"/>
-          <w:rFonts w:ascii="TH SarabunPSK" w:hAnsi="TH SarabunPSK" w:cs="TH SarabunPSK"/>
-          <w:sz w:val="32"/>
-          <w:szCs w:val="32"/>
-          <w:cs/>
-        </w:rPr>
-        <w:t>คืออะไร พร</w:t>
-      </w:r>
-      <w:proofErr w:type="spellStart"/>
-      <w:r>
-        <w:rPr>
-          <w:rStyle w:val="af"/>
-          <w:rFonts w:ascii="TH SarabunPSK" w:hAnsi="TH SarabunPSK" w:cs="TH SarabunPSK"/>
-          <w:sz w:val="32"/>
-          <w:szCs w:val="32"/>
-          <w:cs/>
-        </w:rPr>
-        <w:t>้อ</w:t>
-      </w:r>
-      <w:proofErr w:type="spellEnd"/>
-      <w:r>
-        <w:rPr>
-          <w:rStyle w:val="af"/>
-          <w:rFonts w:ascii="TH SarabunPSK" w:hAnsi="TH SarabunPSK" w:cs="TH SarabunPSK"/>
-          <w:sz w:val="32"/>
-          <w:szCs w:val="32"/>
-          <w:cs/>
-        </w:rPr>
-        <w:t>มอ</w:t>
-      </w:r>
-      <w:proofErr w:type="spellStart"/>
-      <w:r>
-        <w:rPr>
-          <w:rStyle w:val="af"/>
-          <w:rFonts w:ascii="TH SarabunPSK" w:hAnsi="TH SarabunPSK" w:cs="TH SarabunPSK"/>
-          <w:sz w:val="32"/>
-          <w:szCs w:val="32"/>
-          <w:cs/>
-        </w:rPr>
-        <w:t>ัป</w:t>
-      </w:r>
-      <w:proofErr w:type="spellEnd"/>
-      <w:r>
-        <w:rPr>
-          <w:rStyle w:val="af"/>
-          <w:rFonts w:ascii="TH SarabunPSK" w:hAnsi="TH SarabunPSK" w:cs="TH SarabunPSK"/>
-          <w:sz w:val="32"/>
-          <w:szCs w:val="32"/>
-          <w:cs/>
-        </w:rPr>
-        <w:t xml:space="preserve">เดตฟีเจอร์ที่น่าสนใจในปี </w:t>
-      </w:r>
-      <w:r>
-        <w:rPr>
-          <w:rStyle w:val="af"/>
-          <w:rFonts w:ascii="TH SarabunPSK" w:hAnsi="TH SarabunPSK" w:cs="TH SarabunPSK"/>
-          <w:sz w:val="32"/>
-          <w:szCs w:val="32"/>
-        </w:rPr>
-        <w:t>2024</w:t>
-      </w:r>
-      <w:r>
-        <w:rPr>
-          <w:rFonts w:ascii="TH SarabunPSK" w:hAnsi="TH SarabunPSK" w:cs="TH SarabunPSK"/>
-          <w:sz w:val="32"/>
-          <w:szCs w:val="32"/>
-        </w:rPr>
-        <w:t xml:space="preserve">. Rocket Blog. </w:t>
-      </w:r>
-      <w:hyperlink r:id="rId12" w:tgtFrame="_new" w:history="1">
-        <w:r>
-          <w:rPr>
-            <w:rStyle w:val="ae"/>
-            <w:rFonts w:ascii="TH SarabunPSK" w:hAnsi="TH SarabunPSK" w:cs="TH SarabunPSK"/>
-            <w:sz w:val="32"/>
-            <w:szCs w:val="32"/>
-          </w:rPr>
-          <w:t>https://rocket.in.th/blog/what-is-line-oa/</w:t>
-        </w:r>
-      </w:hyperlink>
     </w:p>
     <w:p>
       <w:pPr>
@@ -653,258 +1892,24 @@
           <w:szCs w:val="32"/>
         </w:rPr>
       </w:pPr>
-      <w:proofErr w:type="spellStart"/>
-      <w:r>
-        <w:rPr>
-          <w:rFonts w:ascii="TH SarabunPSK" w:hAnsi="TH SarabunPSK" w:cs="TH SarabunPSK"/>
-          <w:sz w:val="32"/>
-          <w:szCs w:val="32"/>
-        </w:rPr>
-        <w:t>Mindphp</w:t>
-      </w:r>
-      <w:proofErr w:type="spellEnd"/>
-      <w:r>
-        <w:rPr>
-          <w:rFonts w:ascii="TH SarabunPSK" w:hAnsi="TH SarabunPSK" w:cs="TH SarabunPSK"/>
-          <w:sz w:val="32"/>
-          <w:szCs w:val="32"/>
-        </w:rPr>
-        <w:t xml:space="preserve">. (2565). </w:t>
-      </w:r>
-      <w:r>
-        <w:rPr>
-          <w:rStyle w:val="af"/>
-          <w:rFonts w:ascii="TH SarabunPSK" w:hAnsi="TH SarabunPSK" w:cs="TH SarabunPSK"/>
-          <w:sz w:val="32"/>
-          <w:szCs w:val="32"/>
-        </w:rPr>
-        <w:t>Google Sheets (</w:t>
-      </w:r>
-      <w:r>
-        <w:rPr>
-          <w:rStyle w:val="af"/>
-          <w:rFonts w:ascii="TH SarabunPSK" w:hAnsi="TH SarabunPSK" w:cs="TH SarabunPSK"/>
-          <w:sz w:val="32"/>
-          <w:szCs w:val="32"/>
-          <w:cs/>
-        </w:rPr>
-        <w:t>กูเก</w:t>
-      </w:r>
-      <w:proofErr w:type="spellStart"/>
-      <w:r>
-        <w:rPr>
-          <w:rStyle w:val="af"/>
-          <w:rFonts w:ascii="TH SarabunPSK" w:hAnsi="TH SarabunPSK" w:cs="TH SarabunPSK"/>
-          <w:sz w:val="32"/>
-          <w:szCs w:val="32"/>
-          <w:cs/>
-        </w:rPr>
-        <w:t>ิล</w:t>
-      </w:r>
-      <w:proofErr w:type="spellEnd"/>
-      <w:r>
-        <w:rPr>
-          <w:rStyle w:val="af"/>
-          <w:rFonts w:ascii="TH SarabunPSK" w:hAnsi="TH SarabunPSK" w:cs="TH SarabunPSK"/>
-          <w:sz w:val="32"/>
-          <w:szCs w:val="32"/>
-          <w:cs/>
-        </w:rPr>
-        <w:t xml:space="preserve"> ชีต) คืออะไร</w:t>
-      </w:r>
-      <w:r>
-        <w:rPr>
-          <w:rFonts w:ascii="TH SarabunPSK" w:hAnsi="TH SarabunPSK" w:cs="TH SarabunPSK"/>
-          <w:sz w:val="32"/>
-          <w:szCs w:val="32"/>
-        </w:rPr>
-        <w:t xml:space="preserve">. </w:t>
-      </w:r>
-      <w:hyperlink r:id="rId13" w:tgtFrame="_new" w:history="1">
-        <w:r>
-          <w:rPr>
-            <w:rStyle w:val="ae"/>
-            <w:rFonts w:ascii="TH SarabunPSK" w:hAnsi="TH SarabunPSK" w:cs="TH SarabunPSK"/>
-            <w:sz w:val="32"/>
-            <w:szCs w:val="32"/>
-          </w:rPr>
-          <w:t>https://www.mindphp.com/%E0%B8%9A%E0%B8%97%E0%B8%84%E0%B8%A7%E0%B8%B2%E0%B8%A1/google-sheet/4980-googlesheets.html</w:t>
-        </w:r>
-      </w:hyperlink>
     </w:p>
     <w:p>
       <w:pPr>
         <w:spacing w:after="0"/>
-        <w:rPr>
-          <w:rFonts w:ascii="TH SarabunPSK" w:hAnsi="TH SarabunPSK" w:cs="TH SarabunPSK"/>
-          <w:sz w:val="32"/>
-          <w:szCs w:val="32"/>
-        </w:rPr>
-      </w:pPr>
-      <w:r>
-        <w:rPr>
-          <w:rFonts w:ascii="TH SarabunPSK" w:hAnsi="TH SarabunPSK" w:cs="TH SarabunPSK"/>
-          <w:sz w:val="32"/>
-          <w:szCs w:val="32"/>
-          <w:cs/>
-        </w:rPr>
-        <w:t>พีระยุทธ คำสอนพันธ์. (2020). ระบบบันทึกการเข้าออก</w:t>
-      </w:r>
-      <w:r>
-        <w:rPr>
-          <w:rFonts w:ascii="TH SarabunPSK" w:hAnsi="TH SarabunPSK" w:cs="TH SarabunPSK"/>
-          <w:i/>
-          <w:iCs/>
-          <w:sz w:val="32"/>
-          <w:szCs w:val="32"/>
-          <w:cs/>
-        </w:rPr>
-        <w:t xml:space="preserve"> </w:t>
-      </w:r>
-      <w:r>
-        <w:rPr>
-          <w:rFonts w:ascii="TH SarabunPSK" w:hAnsi="TH SarabunPSK" w:cs="TH SarabunPSK"/>
-          <w:sz w:val="32"/>
-          <w:szCs w:val="32"/>
-          <w:cs/>
-        </w:rPr>
-        <w:t>บ</w:t>
-      </w:r>
-      <w:r>
-        <w:rPr>
-          <w:rFonts w:ascii="TH SarabunPSK" w:hAnsi="TH SarabunPSK" w:cs="TH SarabunPSK"/>
-          <w:i/>
-          <w:iCs/>
-          <w:sz w:val="32"/>
-          <w:szCs w:val="32"/>
-          <w:cs/>
-        </w:rPr>
-        <w:t>.</w:t>
-      </w:r>
-      <w:r>
-        <w:rPr>
-          <w:rFonts w:ascii="TH SarabunPSK" w:hAnsi="TH SarabunPSK" w:cs="TH SarabunPSK"/>
-          <w:sz w:val="32"/>
-          <w:szCs w:val="32"/>
-          <w:cs/>
-        </w:rPr>
-        <w:t>นิมเบิลคอร์ปอ</w:t>
-      </w:r>
-      <w:proofErr w:type="spellStart"/>
-      <w:r>
-        <w:rPr>
-          <w:rFonts w:ascii="TH SarabunPSK" w:hAnsi="TH SarabunPSK" w:cs="TH SarabunPSK"/>
-          <w:sz w:val="32"/>
-          <w:szCs w:val="32"/>
-          <w:cs/>
-        </w:rPr>
-        <w:t>เร</w:t>
-      </w:r>
-      <w:proofErr w:type="spellEnd"/>
-      <w:r>
-        <w:rPr>
-          <w:rFonts w:ascii="TH SarabunPSK" w:hAnsi="TH SarabunPSK" w:cs="TH SarabunPSK"/>
-          <w:sz w:val="32"/>
-          <w:szCs w:val="32"/>
-          <w:cs/>
-        </w:rPr>
-        <w:t>ชัน [</w:t>
-      </w:r>
-      <w:r>
-        <w:rPr>
-          <w:rFonts w:ascii="TH SarabunPSK" w:hAnsi="TH SarabunPSK" w:cs="TH SarabunPSK"/>
-          <w:i/>
-          <w:iCs/>
-          <w:sz w:val="32"/>
-          <w:szCs w:val="32"/>
-        </w:rPr>
-        <w:t>Nimble Corporation Check in</w:t>
-      </w:r>
-      <w:r>
-        <w:rPr>
-          <w:rFonts w:ascii="TH SarabunPSK" w:hAnsi="TH SarabunPSK" w:cs="TH SarabunPSK"/>
-          <w:sz w:val="32"/>
-          <w:szCs w:val="32"/>
-          <w:cs/>
-        </w:rPr>
-        <w:t>] (ปริญญานิพนธ์วิทยา</w:t>
-      </w:r>
-      <w:proofErr w:type="spellStart"/>
-      <w:r>
-        <w:rPr>
-          <w:rFonts w:ascii="TH SarabunPSK" w:hAnsi="TH SarabunPSK" w:cs="TH SarabunPSK"/>
-          <w:sz w:val="32"/>
-          <w:szCs w:val="32"/>
-          <w:cs/>
-        </w:rPr>
-        <w:t>ศา</w:t>
-      </w:r>
-      <w:proofErr w:type="spellEnd"/>
-      <w:r>
-        <w:rPr>
-          <w:rFonts w:ascii="TH SarabunPSK" w:hAnsi="TH SarabunPSK" w:cs="TH SarabunPSK"/>
-          <w:sz w:val="32"/>
-          <w:szCs w:val="32"/>
-          <w:cs/>
-        </w:rPr>
-        <w:t>สตรบัณฑิต</w:t>
-      </w:r>
-      <w:r>
-        <w:rPr>
-          <w:rFonts w:ascii="TH SarabunPSK" w:hAnsi="TH SarabunPSK" w:cs="TH SarabunPSK"/>
-          <w:sz w:val="32"/>
-          <w:szCs w:val="32"/>
-        </w:rPr>
-        <w:t xml:space="preserve">, </w:t>
-      </w:r>
-      <w:r>
-        <w:rPr>
-          <w:rFonts w:ascii="TH SarabunPSK" w:hAnsi="TH SarabunPSK" w:cs="TH SarabunPSK"/>
-          <w:sz w:val="32"/>
-          <w:szCs w:val="32"/>
-          <w:cs/>
-        </w:rPr>
-        <w:t xml:space="preserve">ภาควิชาวิทยาการคอมพิวเตอร์ คณะวิทยาศาสตร์ มหาวิทยาลัยสยาม). </w:t>
-      </w:r>
-      <w:r>
-        <w:rPr>
-          <w:rFonts w:ascii="TH SarabunPSK" w:hAnsi="TH SarabunPSK" w:cs="TH SarabunPSK"/>
-          <w:sz w:val="32"/>
-          <w:szCs w:val="32"/>
-        </w:rPr>
-        <w:t>e</w:t>
-      </w:r>
-      <w:r>
-        <w:rPr>
-          <w:rFonts w:ascii="TH SarabunPSK" w:hAnsi="TH SarabunPSK" w:cs="TH SarabunPSK"/>
-          <w:sz w:val="32"/>
-          <w:szCs w:val="32"/>
-          <w:cs/>
-        </w:rPr>
-        <w:t>-</w:t>
-      </w:r>
-      <w:r>
-        <w:rPr>
-          <w:rFonts w:ascii="TH SarabunPSK" w:hAnsi="TH SarabunPSK" w:cs="TH SarabunPSK"/>
-          <w:sz w:val="32"/>
-          <w:szCs w:val="32"/>
-        </w:rPr>
-        <w:t>Research Siam University</w:t>
-      </w:r>
-      <w:r>
-        <w:rPr>
-          <w:rFonts w:ascii="TH SarabunPSK" w:hAnsi="TH SarabunPSK" w:cs="TH SarabunPSK"/>
-          <w:sz w:val="32"/>
-          <w:szCs w:val="32"/>
-          <w:cs/>
-        </w:rPr>
-        <w:t xml:space="preserve">. </w:t>
-      </w:r>
+        <w:ind w:left="851" w:hanging="851"/>
+        <w:rPr>
+          <w:rFonts w:ascii="TH SarabunPSK" w:hAnsi="TH SarabunPSK" w:cs="TH SarabunPSK"/>
+          <w:b/>
+          <w:bCs/>
+          <w:sz w:val="32"/>
+          <w:szCs w:val="32"/>
+        </w:rPr>
+      </w:pPr>
     </w:p>
     <w:p>
       <w:pPr>
         <w:spacing w:after="0"/>
-        <w:ind w:left="720"/>
+        <w:ind w:left="851" w:hanging="851"/>
         <w:rPr>
           <w:rFonts w:ascii="TH SarabunPSK" w:hAnsi="TH SarabunPSK" w:cs="TH SarabunPSK"/>
           <w:b/>
@@ -913,321 +1918,6 @@
           <w:szCs w:val="32"/>
         </w:rPr>
       </w:pPr>
-      <w:hyperlink r:id="rId14" w:history="1">
-        <w:r>
-          <w:rPr>
-            <w:rStyle w:val="ae"/>
-            <w:rFonts w:ascii="TH SarabunPSK" w:hAnsi="TH SarabunPSK" w:cs="TH SarabunPSK"/>
-            <w:sz w:val="32"/>
-            <w:szCs w:val="32"/>
-          </w:rPr>
-          <w:t>https</w:t>
-        </w:r>
-        <w:r>
-          <w:rPr>
-            <w:rStyle w:val="ae"/>
-            <w:rFonts w:ascii="TH SarabunPSK" w:hAnsi="TH SarabunPSK" w:cs="TH SarabunPSK"/>
-            <w:sz w:val="32"/>
-            <w:szCs w:val="32"/>
-            <w:cs/>
-          </w:rPr>
-          <w:t>://</w:t>
-        </w:r>
-        <w:r>
-          <w:rPr>
-            <w:rStyle w:val="ae"/>
-            <w:rFonts w:ascii="TH SarabunPSK" w:hAnsi="TH SarabunPSK" w:cs="TH SarabunPSK"/>
-            <w:sz w:val="32"/>
-            <w:szCs w:val="32"/>
-          </w:rPr>
-          <w:t>e</w:t>
-        </w:r>
-        <w:r>
-          <w:rPr>
-            <w:rStyle w:val="ae"/>
-            <w:rFonts w:ascii="TH SarabunPSK" w:hAnsi="TH SarabunPSK" w:cs="TH SarabunPSK"/>
-            <w:sz w:val="32"/>
-            <w:szCs w:val="32"/>
-            <w:cs/>
-          </w:rPr>
-          <w:t>-</w:t>
-        </w:r>
-        <w:r>
-          <w:rPr>
-            <w:rStyle w:val="ae"/>
-            <w:rFonts w:ascii="TH SarabunPSK" w:hAnsi="TH SarabunPSK" w:cs="TH SarabunPSK"/>
-            <w:sz w:val="32"/>
-            <w:szCs w:val="32"/>
-          </w:rPr>
-          <w:t>research</w:t>
-        </w:r>
-        <w:r>
-          <w:rPr>
-            <w:rStyle w:val="ae"/>
-            <w:rFonts w:ascii="TH SarabunPSK" w:hAnsi="TH SarabunPSK" w:cs="TH SarabunPSK"/>
-            <w:sz w:val="32"/>
-            <w:szCs w:val="32"/>
-            <w:cs/>
-          </w:rPr>
-          <w:t>.</w:t>
-        </w:r>
-        <w:r>
-          <w:rPr>
-            <w:rStyle w:val="ae"/>
-            <w:rFonts w:ascii="TH SarabunPSK" w:hAnsi="TH SarabunPSK" w:cs="TH SarabunPSK"/>
-            <w:sz w:val="32"/>
-            <w:szCs w:val="32"/>
-          </w:rPr>
-          <w:t>siam</w:t>
-        </w:r>
-        <w:r>
-          <w:rPr>
-            <w:rStyle w:val="ae"/>
-            <w:rFonts w:ascii="TH SarabunPSK" w:hAnsi="TH SarabunPSK" w:cs="TH SarabunPSK"/>
-            <w:sz w:val="32"/>
-            <w:szCs w:val="32"/>
-            <w:cs/>
-          </w:rPr>
-          <w:t>.</w:t>
-        </w:r>
-        <w:r>
-          <w:rPr>
-            <w:rStyle w:val="ae"/>
-            <w:rFonts w:ascii="TH SarabunPSK" w:hAnsi="TH SarabunPSK" w:cs="TH SarabunPSK"/>
-            <w:sz w:val="32"/>
-            <w:szCs w:val="32"/>
-          </w:rPr>
-          <w:t>edu</w:t>
-        </w:r>
-        <w:r>
-          <w:rPr>
-            <w:rStyle w:val="ae"/>
-            <w:rFonts w:ascii="TH SarabunPSK" w:hAnsi="TH SarabunPSK" w:cs="TH SarabunPSK"/>
-            <w:sz w:val="32"/>
-            <w:szCs w:val="32"/>
-            <w:cs/>
-          </w:rPr>
-          <w:t>/</w:t>
-        </w:r>
-        <w:r>
-          <w:rPr>
-            <w:rStyle w:val="ae"/>
-            <w:rFonts w:ascii="TH SarabunPSK" w:hAnsi="TH SarabunPSK" w:cs="TH SarabunPSK"/>
-            <w:sz w:val="32"/>
-            <w:szCs w:val="32"/>
-          </w:rPr>
-          <w:t>wp</w:t>
-        </w:r>
-        <w:r>
-          <w:rPr>
-            <w:rStyle w:val="ae"/>
-            <w:rFonts w:ascii="TH SarabunPSK" w:hAnsi="TH SarabunPSK" w:cs="TH SarabunPSK"/>
-            <w:sz w:val="32"/>
-            <w:szCs w:val="32"/>
-            <w:cs/>
-          </w:rPr>
-          <w:t>-</w:t>
-        </w:r>
-        <w:r>
-          <w:rPr>
-            <w:rStyle w:val="ae"/>
-            <w:rFonts w:ascii="TH SarabunPSK" w:hAnsi="TH SarabunPSK" w:cs="TH SarabunPSK"/>
-            <w:sz w:val="32"/>
-            <w:szCs w:val="32"/>
-          </w:rPr>
-          <w:t>content</w:t>
-        </w:r>
-        <w:r>
-          <w:rPr>
-            <w:rStyle w:val="ae"/>
-            <w:rFonts w:ascii="TH SarabunPSK" w:hAnsi="TH SarabunPSK" w:cs="TH SarabunPSK"/>
-            <w:sz w:val="32"/>
-            <w:szCs w:val="32"/>
-            <w:cs/>
-          </w:rPr>
-          <w:t>/</w:t>
-        </w:r>
-        <w:r>
-          <w:rPr>
-            <w:rStyle w:val="ae"/>
-            <w:rFonts w:ascii="TH SarabunPSK" w:hAnsi="TH SarabunPSK" w:cs="TH SarabunPSK"/>
-            <w:sz w:val="32"/>
-            <w:szCs w:val="32"/>
-          </w:rPr>
-          <w:t>uploads</w:t>
-        </w:r>
-        <w:r>
-          <w:rPr>
-            <w:rStyle w:val="ae"/>
-            <w:rFonts w:ascii="TH SarabunPSK" w:hAnsi="TH SarabunPSK" w:cs="TH SarabunPSK"/>
-            <w:sz w:val="32"/>
-            <w:szCs w:val="32"/>
-            <w:cs/>
-          </w:rPr>
-          <w:t>/2020/11/</w:t>
-        </w:r>
-        <w:r>
-          <w:rPr>
-            <w:rStyle w:val="ae"/>
-            <w:rFonts w:ascii="TH SarabunPSK" w:hAnsi="TH SarabunPSK" w:cs="TH SarabunPSK"/>
-            <w:sz w:val="32"/>
-            <w:szCs w:val="32"/>
-          </w:rPr>
-          <w:t>science</w:t>
-        </w:r>
-        <w:r>
-          <w:rPr>
-            <w:rStyle w:val="ae"/>
-            <w:rFonts w:ascii="TH SarabunPSK" w:hAnsi="TH SarabunPSK" w:cs="TH SarabunPSK"/>
-            <w:sz w:val="32"/>
-            <w:szCs w:val="32"/>
-            <w:cs/>
-          </w:rPr>
-          <w:t>-</w:t>
-        </w:r>
-        <w:r>
-          <w:rPr>
-            <w:rStyle w:val="ae"/>
-            <w:rFonts w:ascii="TH SarabunPSK" w:hAnsi="TH SarabunPSK" w:cs="TH SarabunPSK"/>
-            <w:sz w:val="32"/>
-            <w:szCs w:val="32"/>
-          </w:rPr>
-          <w:t>computer</w:t>
-        </w:r>
-        <w:r>
-          <w:rPr>
-            <w:rStyle w:val="ae"/>
-            <w:rFonts w:ascii="TH SarabunPSK" w:hAnsi="TH SarabunPSK" w:cs="TH SarabunPSK"/>
-            <w:sz w:val="32"/>
-            <w:szCs w:val="32"/>
-            <w:cs/>
-          </w:rPr>
-          <w:t>-</w:t>
-        </w:r>
-        <w:r>
-          <w:rPr>
-            <w:rStyle w:val="ae"/>
-            <w:rFonts w:ascii="TH SarabunPSK" w:hAnsi="TH SarabunPSK" w:cs="TH SarabunPSK"/>
-            <w:sz w:val="32"/>
-            <w:szCs w:val="32"/>
-          </w:rPr>
-          <w:t>science</w:t>
-        </w:r>
-        <w:r>
-          <w:rPr>
-            <w:rStyle w:val="ae"/>
-            <w:rFonts w:ascii="TH SarabunPSK" w:hAnsi="TH SarabunPSK" w:cs="TH SarabunPSK"/>
-            <w:sz w:val="32"/>
-            <w:szCs w:val="32"/>
-            <w:cs/>
-          </w:rPr>
-          <w:t>-2020-</w:t>
-        </w:r>
-        <w:r>
-          <w:rPr>
-            <w:rStyle w:val="ae"/>
-            <w:rFonts w:ascii="TH SarabunPSK" w:hAnsi="TH SarabunPSK" w:cs="TH SarabunPSK"/>
-            <w:sz w:val="32"/>
-            <w:szCs w:val="32"/>
-          </w:rPr>
-          <w:t>project</w:t>
-        </w:r>
-        <w:r>
-          <w:rPr>
-            <w:rStyle w:val="ae"/>
-            <w:rFonts w:ascii="TH SarabunPSK" w:hAnsi="TH SarabunPSK" w:cs="TH SarabunPSK"/>
-            <w:sz w:val="32"/>
-            <w:szCs w:val="32"/>
-            <w:cs/>
-          </w:rPr>
-          <w:t>-</w:t>
-        </w:r>
-        <w:r>
-          <w:rPr>
-            <w:rStyle w:val="ae"/>
-            <w:rFonts w:ascii="TH SarabunPSK" w:hAnsi="TH SarabunPSK" w:cs="TH SarabunPSK"/>
-            <w:sz w:val="32"/>
-            <w:szCs w:val="32"/>
-          </w:rPr>
-          <w:t>Nimble</w:t>
-        </w:r>
-        <w:r>
-          <w:rPr>
-            <w:rStyle w:val="ae"/>
-            <w:rFonts w:ascii="TH SarabunPSK" w:hAnsi="TH SarabunPSK" w:cs="TH SarabunPSK"/>
-            <w:sz w:val="32"/>
-            <w:szCs w:val="32"/>
-            <w:cs/>
-          </w:rPr>
-          <w:t>-</w:t>
-        </w:r>
-        <w:r>
-          <w:rPr>
-            <w:rStyle w:val="ae"/>
-            <w:rFonts w:ascii="TH SarabunPSK" w:hAnsi="TH SarabunPSK" w:cs="TH SarabunPSK"/>
-            <w:sz w:val="32"/>
-            <w:szCs w:val="32"/>
-          </w:rPr>
-          <w:t>Corporation</w:t>
-        </w:r>
-        <w:r>
-          <w:rPr>
-            <w:rStyle w:val="ae"/>
-            <w:rFonts w:ascii="TH SarabunPSK" w:hAnsi="TH SarabunPSK" w:cs="TH SarabunPSK"/>
-            <w:sz w:val="32"/>
-            <w:szCs w:val="32"/>
-            <w:cs/>
-          </w:rPr>
-          <w:t>-</w:t>
-        </w:r>
-        <w:r>
-          <w:rPr>
-            <w:rStyle w:val="ae"/>
-            <w:rFonts w:ascii="TH SarabunPSK" w:hAnsi="TH SarabunPSK" w:cs="TH SarabunPSK"/>
-            <w:sz w:val="32"/>
-            <w:szCs w:val="32"/>
-          </w:rPr>
-          <w:t>Check</w:t>
-        </w:r>
-        <w:r>
-          <w:rPr>
-            <w:rStyle w:val="ae"/>
-            <w:rFonts w:ascii="TH SarabunPSK" w:hAnsi="TH SarabunPSK" w:cs="TH SarabunPSK"/>
-            <w:sz w:val="32"/>
-            <w:szCs w:val="32"/>
-            <w:cs/>
-          </w:rPr>
-          <w:t>-</w:t>
-        </w:r>
-        <w:r>
-          <w:rPr>
-            <w:rStyle w:val="ae"/>
-            <w:rFonts w:ascii="TH SarabunPSK" w:hAnsi="TH SarabunPSK" w:cs="TH SarabunPSK"/>
-            <w:sz w:val="32"/>
-            <w:szCs w:val="32"/>
-          </w:rPr>
-          <w:t>in</w:t>
-        </w:r>
-        <w:r>
-          <w:rPr>
-            <w:rStyle w:val="ae"/>
-            <w:rFonts w:ascii="TH SarabunPSK" w:hAnsi="TH SarabunPSK" w:cs="TH SarabunPSK"/>
-            <w:sz w:val="32"/>
-            <w:szCs w:val="32"/>
-            <w:cs/>
-          </w:rPr>
-          <w:t>.</w:t>
-        </w:r>
-        <w:r>
-          <w:rPr>
-            <w:rStyle w:val="ae"/>
-            <w:rFonts w:ascii="TH SarabunPSK" w:hAnsi="TH SarabunPSK" w:cs="TH SarabunPSK"/>
-            <w:sz w:val="32"/>
-            <w:szCs w:val="32"/>
-          </w:rPr>
-          <w:t>pdf</w:t>
-        </w:r>
-      </w:hyperlink>
     </w:p>
     <w:p>
       <w:pPr>
@@ -1283,6 +1973,18 @@
     </w:p>
     <w:p>
       <w:pPr>
+        <w:rPr>
+          <w:rFonts w:ascii="TH SarabunPSK" w:hAnsi="TH SarabunPSK" w:cs="TH SarabunPSK"/>
+          <w:b/>
+          <w:bCs/>
+          <w:sz w:val="32"/>
+          <w:szCs w:val="32"/>
+          <w:cs/>
+        </w:rPr>
+      </w:pPr>
+    </w:p>
+    <w:p>
+      <w:pPr>
         <w:spacing w:after="0"/>
         <w:ind w:left="851" w:hanging="851"/>
         <w:rPr>
@@ -1293,6 +1995,17 @@
           <w:szCs w:val="32"/>
         </w:rPr>
       </w:pPr>
+      <w:r>
+        <w:rPr>
+          <w:rFonts w:ascii="TH SarabunPSK" w:hAnsi="TH SarabunPSK" w:cs="TH SarabunPSK"/>
+          <w:b/>
+          <w:bCs/>
+          <w:sz w:val="32"/>
+          <w:szCs w:val="32"/>
+          <w:cs/>
+        </w:rPr>
+        <w:t>ภาษาอังกฤษ</w:t>
+      </w:r>
     </w:p>
     <w:p>
       <w:pPr>
@@ -1300,94 +2013,6 @@
         <w:ind w:left="851" w:hanging="851"/>
         <w:rPr>
           <w:rFonts w:ascii="TH SarabunPSK" w:hAnsi="TH SarabunPSK" w:cs="TH SarabunPSK"/>
-          <w:b/>
-          <w:bCs/>
-          <w:sz w:val="32"/>
-          <w:szCs w:val="32"/>
-        </w:rPr>
-      </w:pPr>
-    </w:p>
-    <w:p>
-      <w:pPr>
-        <w:spacing w:after="0"/>
-        <w:ind w:left="851" w:hanging="851"/>
-        <w:rPr>
-          <w:rFonts w:ascii="TH SarabunPSK" w:hAnsi="TH SarabunPSK" w:cs="TH SarabunPSK"/>
-          <w:b/>
-          <w:bCs/>
-          <w:sz w:val="32"/>
-          <w:szCs w:val="32"/>
-        </w:rPr>
-      </w:pPr>
-    </w:p>
-    <w:p>
-      <w:pPr>
-        <w:spacing w:after="0"/>
-        <w:ind w:left="851" w:hanging="851"/>
-        <w:rPr>
-          <w:rFonts w:ascii="TH SarabunPSK" w:hAnsi="TH SarabunPSK" w:cs="TH SarabunPSK"/>
-          <w:b/>
-          <w:bCs/>
-          <w:sz w:val="32"/>
-          <w:szCs w:val="32"/>
-        </w:rPr>
-      </w:pPr>
-    </w:p>
-    <w:p>
-      <w:pPr>
-        <w:spacing w:after="0"/>
-        <w:ind w:left="851" w:hanging="851"/>
-        <w:rPr>
-          <w:rFonts w:ascii="TH SarabunPSK" w:hAnsi="TH SarabunPSK" w:cs="TH SarabunPSK"/>
-          <w:b/>
-          <w:bCs/>
-          <w:sz w:val="32"/>
-          <w:szCs w:val="32"/>
-        </w:rPr>
-      </w:pPr>
-    </w:p>
-    <w:p>
-      <w:pPr>
-        <w:rPr>
-          <w:rFonts w:ascii="TH SarabunPSK" w:hAnsi="TH SarabunPSK" w:cs="TH SarabunPSK" w:hint="cs"/>
-          <w:b/>
-          <w:bCs/>
-          <w:sz w:val="32"/>
-          <w:szCs w:val="32"/>
-          <w:cs/>
-        </w:rPr>
-      </w:pPr>
-    </w:p>
-    <w:p>
-      <w:pPr>
-        <w:spacing w:after="0"/>
-        <w:ind w:left="851" w:hanging="851"/>
-        <w:rPr>
-          <w:rFonts w:ascii="TH SarabunPSK" w:hAnsi="TH SarabunPSK" w:cs="TH SarabunPSK"/>
-          <w:b/>
-          <w:bCs/>
-          <w:sz w:val="32"/>
-          <w:szCs w:val="32"/>
-        </w:rPr>
-      </w:pPr>
-      <w:r>
-        <w:rPr>
-          <w:rFonts w:ascii="TH SarabunPSK" w:hAnsi="TH SarabunPSK" w:cs="TH SarabunPSK"/>
-          <w:b/>
-          <w:bCs/>
-          <w:sz w:val="32"/>
-          <w:szCs w:val="32"/>
-          <w:cs/>
-        </w:rPr>
-        <w:t>ภาษาอังกฤษ</w:t>
-      </w:r>
-    </w:p>
-    <w:p>
-      <w:pPr>
-        <w:spacing w:after="0"/>
-        <w:ind w:left="851" w:hanging="851"/>
-        <w:rPr>
-          <w:rFonts w:ascii="TH SarabunPSK" w:hAnsi="TH SarabunPSK" w:cs="TH SarabunPSK"/>
           <w:sz w:val="32"/>
           <w:szCs w:val="32"/>
         </w:rPr>
@@ -1402,7 +2027,7 @@
       </w:r>
       <w:r>
         <w:rPr>
-          <w:rStyle w:val="af"/>
+          <w:rStyle w:val="Emphasis"/>
           <w:rFonts w:ascii="TH SarabunPSK" w:hAnsi="TH SarabunPSK" w:cs="TH SarabunPSK"/>
           <w:sz w:val="32"/>
           <w:szCs w:val="32"/>
@@ -1419,7 +2044,7 @@
       </w:r>
       <w:r>
         <w:rPr>
-          <w:rStyle w:val="af"/>
+          <w:rStyle w:val="Emphasis"/>
           <w:rFonts w:ascii="TH SarabunPSK" w:hAnsi="TH SarabunPSK" w:cs="TH SarabunPSK"/>
           <w:sz w:val="32"/>
           <w:szCs w:val="32"/>
@@ -1434,10 +2059,10 @@
         </w:rPr>
         <w:t xml:space="preserve">. </w:t>
       </w:r>
-      <w:hyperlink r:id="rId15" w:tgtFrame="_new" w:history="1">
-        <w:r>
-          <w:rPr>
-            <w:rStyle w:val="ae"/>
+      <w:hyperlink r:id="rId11" w:tgtFrame="_new" w:history="1">
+        <w:r>
+          <w:rPr>
+            <w:rStyle w:val="Hyperlink"/>
             <w:rFonts w:ascii="TH SarabunPSK" w:hAnsi="TH SarabunPSK" w:cs="TH SarabunPSK"/>
             <w:sz w:val="32"/>
             <w:szCs w:val="32"/>
@@ -1469,7 +2094,7 @@
       </w:r>
       <w:r>
         <w:rPr>
-          <w:rStyle w:val="af"/>
+          <w:rStyle w:val="Emphasis"/>
           <w:rFonts w:ascii="TH SarabunPSK" w:hAnsi="TH SarabunPSK" w:cs="TH SarabunPSK"/>
           <w:sz w:val="32"/>
           <w:szCs w:val="32"/>
@@ -1484,10 +2109,10 @@
         </w:rPr>
         <w:t xml:space="preserve"> 9Expert Training. </w:t>
       </w:r>
-      <w:hyperlink r:id="rId16" w:history="1">
-        <w:r>
-          <w:rPr>
-            <w:rStyle w:val="ae"/>
+      <w:hyperlink r:id="rId12" w:history="1">
+        <w:r>
+          <w:rPr>
+            <w:rStyle w:val="Hyperlink"/>
             <w:rFonts w:ascii="TH SarabunPSK" w:hAnsi="TH SarabunPSK" w:cs="TH SarabunPSK"/>
             <w:sz w:val="32"/>
             <w:szCs w:val="32"/>
@@ -1519,7 +2144,7 @@
       </w:r>
       <w:r>
         <w:rPr>
-          <w:rStyle w:val="af"/>
+          <w:rStyle w:val="Emphasis"/>
           <w:rFonts w:ascii="TH SarabunPSK" w:hAnsi="TH SarabunPSK" w:cs="TH SarabunPSK"/>
           <w:sz w:val="32"/>
           <w:szCs w:val="32"/>
@@ -1536,7 +2161,7 @@
       </w:r>
       <w:r>
         <w:rPr>
-          <w:rStyle w:val="af"/>
+          <w:rStyle w:val="Emphasis"/>
           <w:rFonts w:ascii="TH SarabunPSK" w:hAnsi="TH SarabunPSK" w:cs="TH SarabunPSK"/>
           <w:sz w:val="32"/>
           <w:szCs w:val="32"/>
@@ -1551,10 +2176,10 @@
         </w:rPr>
         <w:t xml:space="preserve">. </w:t>
       </w:r>
-      <w:hyperlink r:id="rId17" w:tgtFrame="_new" w:history="1">
-        <w:r>
-          <w:rPr>
-            <w:rStyle w:val="ae"/>
+      <w:hyperlink r:id="rId13" w:tgtFrame="_new" w:history="1">
+        <w:r>
+          <w:rPr>
+            <w:rStyle w:val="Hyperlink"/>
             <w:rFonts w:ascii="TH SarabunPSK" w:hAnsi="TH SarabunPSK" w:cs="TH SarabunPSK"/>
             <w:sz w:val="32"/>
             <w:szCs w:val="32"/>
@@ -1586,7 +2211,7 @@
       </w:r>
       <w:r>
         <w:rPr>
-          <w:rStyle w:val="af"/>
+          <w:rStyle w:val="Emphasis"/>
           <w:rFonts w:ascii="TH SarabunPSK" w:hAnsi="TH SarabunPSK" w:cs="TH SarabunPSK"/>
           <w:sz w:val="32"/>
           <w:szCs w:val="32"/>
@@ -1596,7 +2221,7 @@
       <w:proofErr w:type="spellStart"/>
       <w:r>
         <w:rPr>
-          <w:rStyle w:val="af"/>
+          <w:rStyle w:val="Emphasis"/>
           <w:rFonts w:ascii="TH SarabunPSK" w:hAnsi="TH SarabunPSK" w:cs="TH SarabunPSK"/>
           <w:sz w:val="32"/>
           <w:szCs w:val="32"/>
@@ -1606,7 +2231,7 @@
       <w:proofErr w:type="spellEnd"/>
       <w:r>
         <w:rPr>
-          <w:rStyle w:val="af"/>
+          <w:rStyle w:val="Emphasis"/>
           <w:rFonts w:ascii="TH SarabunPSK" w:hAnsi="TH SarabunPSK" w:cs="TH SarabunPSK"/>
           <w:sz w:val="32"/>
           <w:szCs w:val="32"/>
@@ -1624,7 +2249,7 @@
       <w:proofErr w:type="spellStart"/>
       <w:r>
         <w:rPr>
-          <w:rStyle w:val="af"/>
+          <w:rStyle w:val="Emphasis"/>
           <w:rFonts w:ascii="TH SarabunPSK" w:hAnsi="TH SarabunPSK" w:cs="TH SarabunPSK"/>
           <w:sz w:val="32"/>
           <w:szCs w:val="32"/>
@@ -1640,10 +2265,10 @@
         </w:rPr>
         <w:t xml:space="preserve">. </w:t>
       </w:r>
-      <w:hyperlink r:id="rId18" w:tgtFrame="_new" w:history="1">
-        <w:r>
-          <w:rPr>
-            <w:rStyle w:val="ae"/>
+      <w:hyperlink r:id="rId14" w:tgtFrame="_new" w:history="1">
+        <w:r>
+          <w:rPr>
+            <w:rStyle w:val="Hyperlink"/>
             <w:rFonts w:ascii="TH SarabunPSK" w:hAnsi="TH SarabunPSK" w:cs="TH SarabunPSK"/>
             <w:sz w:val="32"/>
             <w:szCs w:val="32"/>
@@ -1685,7 +2310,7 @@
       </w:r>
       <w:r>
         <w:rPr>
-          <w:rStyle w:val="af"/>
+          <w:rStyle w:val="Emphasis"/>
           <w:rFonts w:ascii="TH SarabunPSK" w:hAnsi="TH SarabunPSK" w:cs="TH SarabunPSK"/>
           <w:sz w:val="32"/>
           <w:szCs w:val="32"/>
@@ -1700,10 +2325,10 @@
         </w:rPr>
         <w:t xml:space="preserve"> [Online article]. AppMaster.io. </w:t>
       </w:r>
-      <w:hyperlink r:id="rId19" w:tgtFrame="_new" w:history="1">
-        <w:r>
-          <w:rPr>
-            <w:rStyle w:val="ae"/>
+      <w:hyperlink r:id="rId15" w:tgtFrame="_new" w:history="1">
+        <w:r>
+          <w:rPr>
+            <w:rStyle w:val="Hyperlink"/>
             <w:rFonts w:ascii="TH SarabunPSK" w:hAnsi="TH SarabunPSK" w:cs="TH SarabunPSK"/>
             <w:sz w:val="32"/>
             <w:szCs w:val="32"/>
@@ -1735,7 +2360,7 @@
       </w:r>
       <w:r>
         <w:rPr>
-          <w:rStyle w:val="af"/>
+          <w:rStyle w:val="Emphasis"/>
           <w:rFonts w:ascii="TH SarabunPSK" w:hAnsi="TH SarabunPSK" w:cs="TH SarabunPSK"/>
           <w:sz w:val="32"/>
           <w:szCs w:val="32"/>
@@ -1750,10 +2375,10 @@
         </w:rPr>
         <w:t xml:space="preserve">. Rocket Blog. </w:t>
       </w:r>
-      <w:hyperlink r:id="rId20" w:tgtFrame="_new" w:history="1">
-        <w:r>
-          <w:rPr>
-            <w:rStyle w:val="ae"/>
+      <w:hyperlink r:id="rId16" w:tgtFrame="_new" w:history="1">
+        <w:r>
+          <w:rPr>
+            <w:rStyle w:val="Hyperlink"/>
             <w:rFonts w:ascii="TH SarabunPSK" w:hAnsi="TH SarabunPSK" w:cs="TH SarabunPSK"/>
             <w:sz w:val="32"/>
             <w:szCs w:val="32"/>
@@ -1795,7 +2420,7 @@
       </w:r>
       <w:r>
         <w:rPr>
-          <w:rStyle w:val="af"/>
+          <w:rStyle w:val="Emphasis"/>
           <w:rFonts w:ascii="TH SarabunPSK" w:hAnsi="TH SarabunPSK" w:cs="TH SarabunPSK"/>
           <w:sz w:val="32"/>
           <w:szCs w:val="32"/>
@@ -1805,7 +2430,7 @@
       <w:proofErr w:type="gramStart"/>
       <w:r>
         <w:rPr>
-          <w:rStyle w:val="af"/>
+          <w:rStyle w:val="Emphasis"/>
           <w:rFonts w:ascii="TH SarabunPSK" w:hAnsi="TH SarabunPSK" w:cs="TH SarabunPSK"/>
           <w:sz w:val="32"/>
           <w:szCs w:val="32"/>
@@ -1815,7 +2440,7 @@
       <w:proofErr w:type="gramEnd"/>
       <w:r>
         <w:rPr>
-          <w:rStyle w:val="af"/>
+          <w:rStyle w:val="Emphasis"/>
           <w:rFonts w:ascii="TH SarabunPSK" w:hAnsi="TH SarabunPSK" w:cs="TH SarabunPSK"/>
           <w:sz w:val="32"/>
           <w:szCs w:val="32"/>
@@ -1830,10 +2455,10 @@
         </w:rPr>
         <w:t xml:space="preserve"> </w:t>
       </w:r>
-      <w:hyperlink r:id="rId21" w:tgtFrame="_new" w:history="1">
-        <w:r>
-          <w:rPr>
-            <w:rStyle w:val="ae"/>
+      <w:hyperlink r:id="rId17" w:tgtFrame="_new" w:history="1">
+        <w:r>
+          <w:rPr>
+            <w:rStyle w:val="Hyperlink"/>
             <w:rFonts w:ascii="TH SarabunPSK" w:hAnsi="TH SarabunPSK" w:cs="TH SarabunPSK"/>
             <w:sz w:val="32"/>
             <w:szCs w:val="32"/>
@@ -1963,23 +2588,13 @@
         </w:rPr>
         <w:t xml:space="preserve"> [</w:t>
       </w:r>
-      <w:proofErr w:type="gramStart"/>
-      <w:r>
-        <w:rPr>
-          <w:rFonts w:ascii="TH SarabunPSK" w:hAnsi="TH SarabunPSK" w:cs="TH SarabunPSK"/>
-          <w:sz w:val="32"/>
-          <w:szCs w:val="32"/>
-        </w:rPr>
-        <w:t>Bachelor’s</w:t>
-      </w:r>
-      <w:proofErr w:type="gramEnd"/>
-      <w:r>
-        <w:rPr>
-          <w:rFonts w:ascii="TH SarabunPSK" w:hAnsi="TH SarabunPSK" w:cs="TH SarabunPSK"/>
-          <w:sz w:val="32"/>
-          <w:szCs w:val="32"/>
-        </w:rPr>
-        <w:t xml:space="preserve"> thesis, Häme University of Applied Sciences</w:t>
+      <w:r>
+        <w:rPr>
+          <w:rFonts w:ascii="TH SarabunPSK" w:hAnsi="TH SarabunPSK" w:cs="TH SarabunPSK"/>
+          <w:sz w:val="32"/>
+          <w:szCs w:val="32"/>
+        </w:rPr>
+        <w:t>Bachelor’s thesis, Häme University of Applied Sciences</w:t>
       </w:r>
       <w:r>
         <w:rPr>
@@ -2028,498 +2643,236 @@
           <w:szCs w:val="32"/>
           <w:u w:val="single"/>
         </w:rPr>
-        <w:lastRenderedPageBreak/>
         <w:tab/>
       </w:r>
-      <w:r>
-        <w:rPr>
-          <w:rFonts w:ascii="TH SarabunPSK" w:hAnsi="TH SarabunPSK" w:cs="TH SarabunPSK"/>
-          <w:sz w:val="32"/>
-          <w:szCs w:val="32"/>
-          <w:u w:val="single"/>
-        </w:rPr>
-        <w:fldChar w:fldCharType="begin"/>
-      </w:r>
-      <w:r>
-        <w:rPr>
-          <w:rFonts w:ascii="TH SarabunPSK" w:hAnsi="TH SarabunPSK" w:cs="TH SarabunPSK"/>
-          <w:sz w:val="32"/>
-          <w:szCs w:val="32"/>
-          <w:u w:val="single"/>
-        </w:rPr>
-        <w:instrText>HYPERLINK "</w:instrText>
-      </w:r>
-      <w:r>
-        <w:rPr>
-          <w:rFonts w:ascii="TH SarabunPSK" w:hAnsi="TH SarabunPSK" w:cs="TH SarabunPSK"/>
-          <w:sz w:val="32"/>
-          <w:szCs w:val="32"/>
-          <w:u w:val="single"/>
-        </w:rPr>
-        <w:instrText>https</w:instrText>
-      </w:r>
-      <w:r>
-        <w:rPr>
-          <w:rFonts w:ascii="TH SarabunPSK" w:hAnsi="TH SarabunPSK" w:cs="TH SarabunPSK"/>
-          <w:sz w:val="32"/>
-          <w:szCs w:val="32"/>
-          <w:u w:val="single"/>
-          <w:cs/>
-        </w:rPr>
-        <w:instrText>://</w:instrText>
-      </w:r>
-      <w:r>
-        <w:rPr>
-          <w:rFonts w:ascii="TH SarabunPSK" w:hAnsi="TH SarabunPSK" w:cs="TH SarabunPSK"/>
-          <w:sz w:val="32"/>
-          <w:szCs w:val="32"/>
-          <w:u w:val="single"/>
-        </w:rPr>
-        <w:instrText>www</w:instrText>
-      </w:r>
-      <w:r>
-        <w:rPr>
-          <w:rFonts w:ascii="TH SarabunPSK" w:hAnsi="TH SarabunPSK" w:cs="TH SarabunPSK"/>
-          <w:sz w:val="32"/>
-          <w:szCs w:val="32"/>
-          <w:u w:val="single"/>
-          <w:cs/>
-        </w:rPr>
-        <w:instrText>.</w:instrText>
-      </w:r>
-      <w:r>
-        <w:rPr>
-          <w:rFonts w:ascii="TH SarabunPSK" w:hAnsi="TH SarabunPSK" w:cs="TH SarabunPSK"/>
-          <w:sz w:val="32"/>
-          <w:szCs w:val="32"/>
-          <w:u w:val="single"/>
-        </w:rPr>
-        <w:instrText>theseus</w:instrText>
-      </w:r>
-      <w:r>
-        <w:rPr>
-          <w:rFonts w:ascii="TH SarabunPSK" w:hAnsi="TH SarabunPSK" w:cs="TH SarabunPSK"/>
-          <w:sz w:val="32"/>
-          <w:szCs w:val="32"/>
-          <w:u w:val="single"/>
-          <w:cs/>
-        </w:rPr>
-        <w:instrText>.</w:instrText>
-      </w:r>
-      <w:r>
-        <w:rPr>
-          <w:rFonts w:ascii="TH SarabunPSK" w:hAnsi="TH SarabunPSK" w:cs="TH SarabunPSK"/>
-          <w:sz w:val="32"/>
-          <w:szCs w:val="32"/>
-          <w:u w:val="single"/>
-        </w:rPr>
-        <w:instrText>fi</w:instrText>
-      </w:r>
-      <w:r>
-        <w:rPr>
-          <w:rFonts w:ascii="TH SarabunPSK" w:hAnsi="TH SarabunPSK" w:cs="TH SarabunPSK"/>
-          <w:sz w:val="32"/>
-          <w:szCs w:val="32"/>
-          <w:u w:val="single"/>
-          <w:cs/>
-        </w:rPr>
-        <w:instrText>/</w:instrText>
-      </w:r>
-      <w:r>
-        <w:rPr>
-          <w:rFonts w:ascii="TH SarabunPSK" w:hAnsi="TH SarabunPSK" w:cs="TH SarabunPSK"/>
-          <w:sz w:val="32"/>
-          <w:szCs w:val="32"/>
-          <w:u w:val="single"/>
-        </w:rPr>
-        <w:instrText>bitstream</w:instrText>
-      </w:r>
-      <w:r>
-        <w:rPr>
-          <w:rFonts w:ascii="TH SarabunPSK" w:hAnsi="TH SarabunPSK" w:cs="TH SarabunPSK"/>
-          <w:sz w:val="32"/>
-          <w:szCs w:val="32"/>
-          <w:u w:val="single"/>
-          <w:cs/>
-        </w:rPr>
-        <w:instrText>/</w:instrText>
-      </w:r>
-      <w:r>
-        <w:rPr>
-          <w:rFonts w:ascii="TH SarabunPSK" w:hAnsi="TH SarabunPSK" w:cs="TH SarabunPSK"/>
-          <w:sz w:val="32"/>
-          <w:szCs w:val="32"/>
-          <w:u w:val="single"/>
-        </w:rPr>
-        <w:instrText>handle</w:instrText>
-      </w:r>
-      <w:r>
-        <w:rPr>
-          <w:rFonts w:ascii="TH SarabunPSK" w:hAnsi="TH SarabunPSK" w:cs="TH SarabunPSK"/>
-          <w:sz w:val="32"/>
-          <w:szCs w:val="32"/>
-          <w:u w:val="single"/>
-          <w:cs/>
-        </w:rPr>
-        <w:instrText>/</w:instrText>
-      </w:r>
-      <w:r>
-        <w:rPr>
-          <w:rFonts w:ascii="TH SarabunPSK" w:hAnsi="TH SarabunPSK" w:cs="TH SarabunPSK"/>
-          <w:sz w:val="32"/>
-          <w:szCs w:val="32"/>
-          <w:u w:val="single"/>
-        </w:rPr>
-        <w:instrText>10024</w:instrText>
-      </w:r>
-      <w:r>
-        <w:rPr>
-          <w:rFonts w:ascii="TH SarabunPSK" w:hAnsi="TH SarabunPSK" w:cs="TH SarabunPSK"/>
-          <w:sz w:val="32"/>
-          <w:szCs w:val="32"/>
-          <w:u w:val="single"/>
-          <w:cs/>
-        </w:rPr>
-        <w:instrText>/</w:instrText>
-      </w:r>
-      <w:r>
-        <w:rPr>
-          <w:rFonts w:ascii="TH SarabunPSK" w:hAnsi="TH SarabunPSK" w:cs="TH SarabunPSK"/>
-          <w:sz w:val="32"/>
-          <w:szCs w:val="32"/>
-          <w:u w:val="single"/>
-        </w:rPr>
-        <w:instrText>894425</w:instrText>
-      </w:r>
-      <w:r>
-        <w:rPr>
-          <w:rFonts w:ascii="TH SarabunPSK" w:hAnsi="TH SarabunPSK" w:cs="TH SarabunPSK"/>
-          <w:sz w:val="32"/>
-          <w:szCs w:val="32"/>
-          <w:u w:val="single"/>
-          <w:cs/>
-        </w:rPr>
-        <w:instrText>/</w:instrText>
-      </w:r>
-      <w:r>
-        <w:rPr>
-          <w:rFonts w:ascii="TH SarabunPSK" w:hAnsi="TH SarabunPSK" w:cs="TH SarabunPSK"/>
-          <w:sz w:val="32"/>
-          <w:szCs w:val="32"/>
-          <w:u w:val="single"/>
-        </w:rPr>
-        <w:instrText>Tran_Duy_Huynh_An</w:instrText>
-      </w:r>
-      <w:r>
-        <w:rPr>
-          <w:rFonts w:ascii="TH SarabunPSK" w:hAnsi="TH SarabunPSK" w:cs="TH SarabunPSK"/>
-          <w:sz w:val="32"/>
-          <w:szCs w:val="32"/>
-          <w:u w:val="single"/>
-          <w:cs/>
-        </w:rPr>
-        <w:instrText>.</w:instrText>
-      </w:r>
-      <w:r>
-        <w:rPr>
-          <w:rFonts w:ascii="TH SarabunPSK" w:hAnsi="TH SarabunPSK" w:cs="TH SarabunPSK"/>
-          <w:sz w:val="32"/>
-          <w:szCs w:val="32"/>
-          <w:u w:val="single"/>
-        </w:rPr>
-        <w:instrText>pdf?isAllowed</w:instrText>
-      </w:r>
-      <w:r>
-        <w:rPr>
-          <w:rFonts w:ascii="TH SarabunPSK" w:hAnsi="TH SarabunPSK" w:cs="TH SarabunPSK"/>
-          <w:sz w:val="32"/>
-          <w:szCs w:val="32"/>
-          <w:u w:val="single"/>
-          <w:cs/>
-        </w:rPr>
-        <w:instrText>=</w:instrText>
-      </w:r>
-      <w:r>
-        <w:rPr>
-          <w:rFonts w:ascii="TH SarabunPSK" w:hAnsi="TH SarabunPSK" w:cs="TH SarabunPSK"/>
-          <w:sz w:val="32"/>
-          <w:szCs w:val="32"/>
-          <w:u w:val="single"/>
-        </w:rPr>
-        <w:instrText>y&amp;sequence</w:instrText>
-      </w:r>
-      <w:r>
-        <w:rPr>
-          <w:rFonts w:ascii="TH SarabunPSK" w:hAnsi="TH SarabunPSK" w:cs="TH SarabunPSK"/>
-          <w:sz w:val="32"/>
-          <w:szCs w:val="32"/>
-          <w:u w:val="single"/>
-          <w:cs/>
-        </w:rPr>
-        <w:instrText>=</w:instrText>
-      </w:r>
-      <w:r>
-        <w:rPr>
-          <w:rFonts w:ascii="TH SarabunPSK" w:hAnsi="TH SarabunPSK" w:cs="TH SarabunPSK"/>
-          <w:sz w:val="32"/>
-          <w:szCs w:val="32"/>
-          <w:u w:val="single"/>
-        </w:rPr>
-        <w:instrText>2</w:instrText>
-      </w:r>
-      <w:r>
-        <w:rPr>
-          <w:rFonts w:ascii="TH SarabunPSK" w:hAnsi="TH SarabunPSK" w:cs="TH SarabunPSK"/>
-          <w:sz w:val="32"/>
-          <w:szCs w:val="32"/>
-          <w:u w:val="single"/>
-        </w:rPr>
-        <w:instrText>"</w:instrText>
-      </w:r>
-      <w:r>
-        <w:rPr>
-          <w:rFonts w:ascii="TH SarabunPSK" w:hAnsi="TH SarabunPSK" w:cs="TH SarabunPSK"/>
-          <w:sz w:val="32"/>
-          <w:szCs w:val="32"/>
-          <w:u w:val="single"/>
-        </w:rPr>
-        <w:fldChar w:fldCharType="separate"/>
-      </w:r>
-      <w:r>
-        <w:rPr>
-          <w:rStyle w:val="ae"/>
-          <w:rFonts w:ascii="TH SarabunPSK" w:hAnsi="TH SarabunPSK" w:cs="TH SarabunPSK"/>
-          <w:sz w:val="32"/>
-          <w:szCs w:val="32"/>
-        </w:rPr>
-        <w:t>https</w:t>
-      </w:r>
-      <w:r>
-        <w:rPr>
-          <w:rStyle w:val="ae"/>
-          <w:rFonts w:ascii="TH SarabunPSK" w:hAnsi="TH SarabunPSK" w:cs="TH SarabunPSK"/>
-          <w:sz w:val="32"/>
-          <w:szCs w:val="32"/>
-          <w:cs/>
-        </w:rPr>
-        <w:t>://</w:t>
-      </w:r>
-      <w:r>
-        <w:rPr>
-          <w:rStyle w:val="ae"/>
-          <w:rFonts w:ascii="TH SarabunPSK" w:hAnsi="TH SarabunPSK" w:cs="TH SarabunPSK"/>
-          <w:sz w:val="32"/>
-          <w:szCs w:val="32"/>
-        </w:rPr>
-        <w:t>www</w:t>
-      </w:r>
-      <w:r>
-        <w:rPr>
-          <w:rStyle w:val="ae"/>
-          <w:rFonts w:ascii="TH SarabunPSK" w:hAnsi="TH SarabunPSK" w:cs="TH SarabunPSK"/>
-          <w:sz w:val="32"/>
-          <w:szCs w:val="32"/>
-          <w:cs/>
-        </w:rPr>
-        <w:t>.</w:t>
-      </w:r>
-      <w:proofErr w:type="spellStart"/>
-      <w:r>
-        <w:rPr>
-          <w:rStyle w:val="ae"/>
-          <w:rFonts w:ascii="TH SarabunPSK" w:hAnsi="TH SarabunPSK" w:cs="TH SarabunPSK"/>
-          <w:sz w:val="32"/>
-          <w:szCs w:val="32"/>
-        </w:rPr>
-        <w:t>theseus</w:t>
-      </w:r>
-      <w:proofErr w:type="spellEnd"/>
-      <w:r>
-        <w:rPr>
-          <w:rStyle w:val="ae"/>
-          <w:rFonts w:ascii="TH SarabunPSK" w:hAnsi="TH SarabunPSK" w:cs="TH SarabunPSK"/>
-          <w:sz w:val="32"/>
-          <w:szCs w:val="32"/>
-          <w:cs/>
-        </w:rPr>
-        <w:t>.</w:t>
-      </w:r>
-      <w:r>
-        <w:rPr>
-          <w:rStyle w:val="ae"/>
-          <w:rFonts w:ascii="TH SarabunPSK" w:hAnsi="TH SarabunPSK" w:cs="TH SarabunPSK"/>
-          <w:sz w:val="32"/>
-          <w:szCs w:val="32"/>
-        </w:rPr>
-        <w:t>fi</w:t>
-      </w:r>
-      <w:r>
-        <w:rPr>
-          <w:rStyle w:val="ae"/>
-          <w:rFonts w:ascii="TH SarabunPSK" w:hAnsi="TH SarabunPSK" w:cs="TH SarabunPSK"/>
-          <w:sz w:val="32"/>
-          <w:szCs w:val="32"/>
-          <w:cs/>
-        </w:rPr>
-        <w:t>/</w:t>
-      </w:r>
-      <w:r>
-        <w:rPr>
-          <w:rStyle w:val="ae"/>
-          <w:rFonts w:ascii="TH SarabunPSK" w:hAnsi="TH SarabunPSK" w:cs="TH SarabunPSK"/>
-          <w:sz w:val="32"/>
-          <w:szCs w:val="32"/>
-        </w:rPr>
-        <w:t>bitstream</w:t>
-      </w:r>
-      <w:r>
-        <w:rPr>
-          <w:rStyle w:val="ae"/>
-          <w:rFonts w:ascii="TH SarabunPSK" w:hAnsi="TH SarabunPSK" w:cs="TH SarabunPSK"/>
-          <w:sz w:val="32"/>
-          <w:szCs w:val="32"/>
-          <w:cs/>
-        </w:rPr>
-        <w:t>/</w:t>
-      </w:r>
-      <w:r>
-        <w:rPr>
-          <w:rStyle w:val="ae"/>
-          <w:rFonts w:ascii="TH SarabunPSK" w:hAnsi="TH SarabunPSK" w:cs="TH SarabunPSK"/>
-          <w:sz w:val="32"/>
-          <w:szCs w:val="32"/>
-        </w:rPr>
-        <w:t>handle</w:t>
-      </w:r>
-      <w:r>
-        <w:rPr>
-          <w:rStyle w:val="ae"/>
-          <w:rFonts w:ascii="TH SarabunPSK" w:hAnsi="TH SarabunPSK" w:cs="TH SarabunPSK"/>
-          <w:sz w:val="32"/>
-          <w:szCs w:val="32"/>
-          <w:cs/>
-        </w:rPr>
-        <w:t>/</w:t>
-      </w:r>
-      <w:r>
-        <w:rPr>
-          <w:rStyle w:val="ae"/>
-          <w:rFonts w:ascii="TH SarabunPSK" w:hAnsi="TH SarabunPSK" w:cs="TH SarabunPSK"/>
-          <w:sz w:val="32"/>
-          <w:szCs w:val="32"/>
-        </w:rPr>
-        <w:t>10024</w:t>
-      </w:r>
-      <w:r>
-        <w:rPr>
-          <w:rStyle w:val="ae"/>
-          <w:rFonts w:ascii="TH SarabunPSK" w:hAnsi="TH SarabunPSK" w:cs="TH SarabunPSK"/>
-          <w:sz w:val="32"/>
-          <w:szCs w:val="32"/>
-          <w:cs/>
-        </w:rPr>
-        <w:t>/</w:t>
-      </w:r>
-      <w:r>
-        <w:rPr>
-          <w:rStyle w:val="ae"/>
-          <w:rFonts w:ascii="TH SarabunPSK" w:hAnsi="TH SarabunPSK" w:cs="TH SarabunPSK"/>
-          <w:sz w:val="32"/>
-          <w:szCs w:val="32"/>
-        </w:rPr>
-        <w:t>894425</w:t>
-      </w:r>
-      <w:r>
-        <w:rPr>
-          <w:rStyle w:val="ae"/>
-          <w:rFonts w:ascii="TH SarabunPSK" w:hAnsi="TH SarabunPSK" w:cs="TH SarabunPSK"/>
-          <w:sz w:val="32"/>
-          <w:szCs w:val="32"/>
-          <w:cs/>
-        </w:rPr>
-        <w:t>/</w:t>
-      </w:r>
-      <w:proofErr w:type="spellStart"/>
-      <w:r>
-        <w:rPr>
-          <w:rStyle w:val="ae"/>
-          <w:rFonts w:ascii="TH SarabunPSK" w:hAnsi="TH SarabunPSK" w:cs="TH SarabunPSK"/>
-          <w:sz w:val="32"/>
-          <w:szCs w:val="32"/>
-        </w:rPr>
-        <w:t>Tran_Duy_Huynh_An</w:t>
-      </w:r>
-      <w:proofErr w:type="spellEnd"/>
-      <w:r>
-        <w:rPr>
-          <w:rStyle w:val="ae"/>
-          <w:rFonts w:ascii="TH SarabunPSK" w:hAnsi="TH SarabunPSK" w:cs="TH SarabunPSK"/>
-          <w:sz w:val="32"/>
-          <w:szCs w:val="32"/>
-          <w:cs/>
-        </w:rPr>
-        <w:t>.</w:t>
-      </w:r>
-      <w:proofErr w:type="spellStart"/>
-      <w:r>
-        <w:rPr>
-          <w:rStyle w:val="ae"/>
-          <w:rFonts w:ascii="TH SarabunPSK" w:hAnsi="TH SarabunPSK" w:cs="TH SarabunPSK"/>
-          <w:sz w:val="32"/>
-          <w:szCs w:val="32"/>
-        </w:rPr>
-        <w:t>pdf?isAllowed</w:t>
-      </w:r>
-      <w:proofErr w:type="spellEnd"/>
-      <w:r>
-        <w:rPr>
-          <w:rStyle w:val="ae"/>
-          <w:rFonts w:ascii="TH SarabunPSK" w:hAnsi="TH SarabunPSK" w:cs="TH SarabunPSK"/>
-          <w:sz w:val="32"/>
-          <w:szCs w:val="32"/>
-          <w:cs/>
-        </w:rPr>
-        <w:t>=</w:t>
-      </w:r>
-      <w:proofErr w:type="spellStart"/>
-      <w:r>
-        <w:rPr>
-          <w:rStyle w:val="ae"/>
-          <w:rFonts w:ascii="TH SarabunPSK" w:hAnsi="TH SarabunPSK" w:cs="TH SarabunPSK"/>
-          <w:sz w:val="32"/>
-          <w:szCs w:val="32"/>
-        </w:rPr>
-        <w:t>y&amp;sequence</w:t>
-      </w:r>
-      <w:proofErr w:type="spellEnd"/>
-      <w:r>
-        <w:rPr>
-          <w:rStyle w:val="ae"/>
-          <w:rFonts w:ascii="TH SarabunPSK" w:hAnsi="TH SarabunPSK" w:cs="TH SarabunPSK"/>
-          <w:sz w:val="32"/>
-          <w:szCs w:val="32"/>
-          <w:cs/>
-        </w:rPr>
-        <w:t>=</w:t>
-      </w:r>
-      <w:r>
-        <w:rPr>
-          <w:rStyle w:val="ae"/>
-          <w:rFonts w:ascii="TH SarabunPSK" w:hAnsi="TH SarabunPSK" w:cs="TH SarabunPSK"/>
-          <w:sz w:val="32"/>
-          <w:szCs w:val="32"/>
-        </w:rPr>
-        <w:t>2</w:t>
-      </w:r>
-      <w:r>
-        <w:rPr>
-          <w:rFonts w:ascii="TH SarabunPSK" w:hAnsi="TH SarabunPSK" w:cs="TH SarabunPSK"/>
-          <w:sz w:val="32"/>
-          <w:szCs w:val="32"/>
-          <w:u w:val="single"/>
-        </w:rPr>
-        <w:fldChar w:fldCharType="end"/>
-      </w:r>
+      <w:hyperlink r:id="rId18" w:history="1">
+        <w:r>
+          <w:rPr>
+            <w:rStyle w:val="Hyperlink"/>
+            <w:rFonts w:ascii="TH SarabunPSK" w:hAnsi="TH SarabunPSK" w:cs="TH SarabunPSK"/>
+            <w:sz w:val="32"/>
+            <w:szCs w:val="32"/>
+          </w:rPr>
+          <w:t>https</w:t>
+        </w:r>
+        <w:r>
+          <w:rPr>
+            <w:rStyle w:val="Hyperlink"/>
+            <w:rFonts w:ascii="TH SarabunPSK" w:hAnsi="TH SarabunPSK" w:cs="TH SarabunPSK"/>
+            <w:sz w:val="32"/>
+            <w:szCs w:val="32"/>
+            <w:cs/>
+          </w:rPr>
+          <w:t>://</w:t>
+        </w:r>
+        <w:r>
+          <w:rPr>
+            <w:rStyle w:val="Hyperlink"/>
+            <w:rFonts w:ascii="TH SarabunPSK" w:hAnsi="TH SarabunPSK" w:cs="TH SarabunPSK"/>
+            <w:sz w:val="32"/>
+            <w:szCs w:val="32"/>
+          </w:rPr>
+          <w:t>www</w:t>
+        </w:r>
+        <w:r>
+          <w:rPr>
+            <w:rStyle w:val="Hyperlink"/>
+            <w:rFonts w:ascii="TH SarabunPSK" w:hAnsi="TH SarabunPSK" w:cs="TH SarabunPSK"/>
+            <w:sz w:val="32"/>
+            <w:szCs w:val="32"/>
+            <w:cs/>
+          </w:rPr>
+          <w:t>.</w:t>
+        </w:r>
+        <w:proofErr w:type="spellStart"/>
+        <w:r>
+          <w:rPr>
+            <w:rStyle w:val="Hyperlink"/>
+            <w:rFonts w:ascii="TH SarabunPSK" w:hAnsi="TH SarabunPSK" w:cs="TH SarabunPSK"/>
+            <w:sz w:val="32"/>
+            <w:szCs w:val="32"/>
+          </w:rPr>
+          <w:t>theseus</w:t>
+        </w:r>
+        <w:proofErr w:type="spellEnd"/>
+        <w:r>
+          <w:rPr>
+            <w:rStyle w:val="Hyperlink"/>
+            <w:rFonts w:ascii="TH SarabunPSK" w:hAnsi="TH SarabunPSK" w:cs="TH SarabunPSK"/>
+            <w:sz w:val="32"/>
+            <w:szCs w:val="32"/>
+            <w:cs/>
+          </w:rPr>
+          <w:t>.</w:t>
+        </w:r>
+        <w:r>
+          <w:rPr>
+            <w:rStyle w:val="Hyperlink"/>
+            <w:rFonts w:ascii="TH SarabunPSK" w:hAnsi="TH SarabunPSK" w:cs="TH SarabunPSK"/>
+            <w:sz w:val="32"/>
+            <w:szCs w:val="32"/>
+          </w:rPr>
+          <w:t>fi</w:t>
+        </w:r>
+        <w:r>
+          <w:rPr>
+            <w:rStyle w:val="Hyperlink"/>
+            <w:rFonts w:ascii="TH SarabunPSK" w:hAnsi="TH SarabunPSK" w:cs="TH SarabunPSK"/>
+            <w:sz w:val="32"/>
+            <w:szCs w:val="32"/>
+            <w:cs/>
+          </w:rPr>
+          <w:t>/</w:t>
+        </w:r>
+        <w:r>
+          <w:rPr>
+            <w:rStyle w:val="Hyperlink"/>
+            <w:rFonts w:ascii="TH SarabunPSK" w:hAnsi="TH SarabunPSK" w:cs="TH SarabunPSK"/>
+            <w:sz w:val="32"/>
+            <w:szCs w:val="32"/>
+          </w:rPr>
+          <w:t>bitstream</w:t>
+        </w:r>
+        <w:r>
+          <w:rPr>
+            <w:rStyle w:val="Hyperlink"/>
+            <w:rFonts w:ascii="TH SarabunPSK" w:hAnsi="TH SarabunPSK" w:cs="TH SarabunPSK"/>
+            <w:sz w:val="32"/>
+            <w:szCs w:val="32"/>
+            <w:cs/>
+          </w:rPr>
+          <w:t>/</w:t>
+        </w:r>
+        <w:r>
+          <w:rPr>
+            <w:rStyle w:val="Hyperlink"/>
+            <w:rFonts w:ascii="TH SarabunPSK" w:hAnsi="TH SarabunPSK" w:cs="TH SarabunPSK"/>
+            <w:sz w:val="32"/>
+            <w:szCs w:val="32"/>
+          </w:rPr>
+          <w:t>handle</w:t>
+        </w:r>
+        <w:r>
+          <w:rPr>
+            <w:rStyle w:val="Hyperlink"/>
+            <w:rFonts w:ascii="TH SarabunPSK" w:hAnsi="TH SarabunPSK" w:cs="TH SarabunPSK"/>
+            <w:sz w:val="32"/>
+            <w:szCs w:val="32"/>
+            <w:cs/>
+          </w:rPr>
+          <w:t>/</w:t>
+        </w:r>
+        <w:r>
+          <w:rPr>
+            <w:rStyle w:val="Hyperlink"/>
+            <w:rFonts w:ascii="TH SarabunPSK" w:hAnsi="TH SarabunPSK" w:cs="TH SarabunPSK"/>
+            <w:sz w:val="32"/>
+            <w:szCs w:val="32"/>
+          </w:rPr>
+          <w:t>10024</w:t>
+        </w:r>
+        <w:r>
+          <w:rPr>
+            <w:rStyle w:val="Hyperlink"/>
+            <w:rFonts w:ascii="TH SarabunPSK" w:hAnsi="TH SarabunPSK" w:cs="TH SarabunPSK"/>
+            <w:sz w:val="32"/>
+            <w:szCs w:val="32"/>
+            <w:cs/>
+          </w:rPr>
+          <w:t>/</w:t>
+        </w:r>
+        <w:r>
+          <w:rPr>
+            <w:rStyle w:val="Hyperlink"/>
+            <w:rFonts w:ascii="TH SarabunPSK" w:hAnsi="TH SarabunPSK" w:cs="TH SarabunPSK"/>
+            <w:sz w:val="32"/>
+            <w:szCs w:val="32"/>
+          </w:rPr>
+          <w:t>894425</w:t>
+        </w:r>
+        <w:r>
+          <w:rPr>
+            <w:rStyle w:val="Hyperlink"/>
+            <w:rFonts w:ascii="TH SarabunPSK" w:hAnsi="TH SarabunPSK" w:cs="TH SarabunPSK"/>
+            <w:sz w:val="32"/>
+            <w:szCs w:val="32"/>
+            <w:cs/>
+          </w:rPr>
+          <w:t>/</w:t>
+        </w:r>
+        <w:proofErr w:type="spellStart"/>
+        <w:r>
+          <w:rPr>
+            <w:rStyle w:val="Hyperlink"/>
+            <w:rFonts w:ascii="TH SarabunPSK" w:hAnsi="TH SarabunPSK" w:cs="TH SarabunPSK"/>
+            <w:sz w:val="32"/>
+            <w:szCs w:val="32"/>
+          </w:rPr>
+          <w:t>Tran_Duy_Huynh_An</w:t>
+        </w:r>
+        <w:proofErr w:type="spellEnd"/>
+        <w:r>
+          <w:rPr>
+            <w:rStyle w:val="Hyperlink"/>
+            <w:rFonts w:ascii="TH SarabunPSK" w:hAnsi="TH SarabunPSK" w:cs="TH SarabunPSK"/>
+            <w:sz w:val="32"/>
+            <w:szCs w:val="32"/>
+            <w:cs/>
+          </w:rPr>
+          <w:t>.</w:t>
+        </w:r>
+        <w:proofErr w:type="spellStart"/>
+        <w:r>
+          <w:rPr>
+            <w:rStyle w:val="Hyperlink"/>
+            <w:rFonts w:ascii="TH SarabunPSK" w:hAnsi="TH SarabunPSK" w:cs="TH SarabunPSK"/>
+            <w:sz w:val="32"/>
+            <w:szCs w:val="32"/>
+          </w:rPr>
+          <w:t>pdf?isAllowed</w:t>
+        </w:r>
+        <w:proofErr w:type="spellEnd"/>
+        <w:r>
+          <w:rPr>
+            <w:rStyle w:val="Hyperlink"/>
+            <w:rFonts w:ascii="TH SarabunPSK" w:hAnsi="TH SarabunPSK" w:cs="TH SarabunPSK"/>
+            <w:sz w:val="32"/>
+            <w:szCs w:val="32"/>
+            <w:cs/>
+          </w:rPr>
+          <w:t>=</w:t>
+        </w:r>
+        <w:proofErr w:type="spellStart"/>
+        <w:r>
+          <w:rPr>
+            <w:rStyle w:val="Hyperlink"/>
+            <w:rFonts w:ascii="TH SarabunPSK" w:hAnsi="TH SarabunPSK" w:cs="TH SarabunPSK"/>
+            <w:sz w:val="32"/>
+            <w:szCs w:val="32"/>
+          </w:rPr>
+          <w:t>y&amp;sequence</w:t>
+        </w:r>
+        <w:proofErr w:type="spellEnd"/>
+        <w:r>
+          <w:rPr>
+            <w:rStyle w:val="Hyperlink"/>
+            <w:rFonts w:ascii="TH SarabunPSK" w:hAnsi="TH SarabunPSK" w:cs="TH SarabunPSK"/>
+            <w:sz w:val="32"/>
+            <w:szCs w:val="32"/>
+            <w:cs/>
+          </w:rPr>
+          <w:t>=</w:t>
+        </w:r>
+        <w:r>
+          <w:rPr>
+            <w:rStyle w:val="Hyperlink"/>
+            <w:rFonts w:ascii="TH SarabunPSK" w:hAnsi="TH SarabunPSK" w:cs="TH SarabunPSK"/>
+            <w:sz w:val="32"/>
+            <w:szCs w:val="32"/>
+          </w:rPr>
+          <w:t>2</w:t>
+        </w:r>
+      </w:hyperlink>
     </w:p>
     <w:p>
       <w:pPr>
@@ -2816,10 +3169,10 @@
           <w:szCs w:val="32"/>
         </w:rPr>
       </w:pPr>
-      <w:hyperlink r:id="rId22" w:history="1">
-        <w:r>
-          <w:rPr>
-            <w:rStyle w:val="ae"/>
+      <w:hyperlink r:id="rId19" w:history="1">
+        <w:r>
+          <w:rPr>
+            <w:rStyle w:val="Hyperlink"/>
             <w:rFonts w:ascii="TH SarabunPSK" w:hAnsi="TH SarabunPSK" w:cs="TH SarabunPSK"/>
             <w:sz w:val="32"/>
             <w:szCs w:val="32"/>
@@ -2828,7 +3181,7 @@
         </w:r>
         <w:r>
           <w:rPr>
-            <w:rStyle w:val="ae"/>
+            <w:rStyle w:val="Hyperlink"/>
             <w:rFonts w:ascii="TH SarabunPSK" w:hAnsi="TH SarabunPSK" w:cs="TH SarabunPSK"/>
             <w:sz w:val="32"/>
             <w:szCs w:val="32"/>
@@ -2839,7 +3192,7 @@
         <w:proofErr w:type="spellStart"/>
         <w:r>
           <w:rPr>
-            <w:rStyle w:val="ae"/>
+            <w:rStyle w:val="Hyperlink"/>
             <w:rFonts w:ascii="TH SarabunPSK" w:hAnsi="TH SarabunPSK" w:cs="TH SarabunPSK"/>
             <w:sz w:val="32"/>
             <w:szCs w:val="32"/>
@@ -2849,7 +3202,7 @@
         <w:proofErr w:type="spellEnd"/>
         <w:r>
           <w:rPr>
-            <w:rStyle w:val="ae"/>
+            <w:rStyle w:val="Hyperlink"/>
             <w:rFonts w:ascii="TH SarabunPSK" w:hAnsi="TH SarabunPSK" w:cs="TH SarabunPSK"/>
             <w:sz w:val="32"/>
             <w:szCs w:val="32"/>
@@ -2860,7 +3213,7 @@
         <w:proofErr w:type="spellStart"/>
         <w:r>
           <w:rPr>
-            <w:rStyle w:val="ae"/>
+            <w:rStyle w:val="Hyperlink"/>
             <w:rFonts w:ascii="TH SarabunPSK" w:hAnsi="TH SarabunPSK" w:cs="TH SarabunPSK"/>
             <w:sz w:val="32"/>
             <w:szCs w:val="32"/>
@@ -2870,7 +3223,7 @@
         <w:proofErr w:type="spellEnd"/>
         <w:r>
           <w:rPr>
-            <w:rStyle w:val="ae"/>
+            <w:rStyle w:val="Hyperlink"/>
             <w:rFonts w:ascii="TH SarabunPSK" w:hAnsi="TH SarabunPSK" w:cs="TH SarabunPSK"/>
             <w:sz w:val="32"/>
             <w:szCs w:val="32"/>
@@ -2880,7 +3233,7 @@
         </w:r>
         <w:r>
           <w:rPr>
-            <w:rStyle w:val="ae"/>
+            <w:rStyle w:val="Hyperlink"/>
             <w:rFonts w:ascii="TH SarabunPSK" w:hAnsi="TH SarabunPSK" w:cs="TH SarabunPSK"/>
             <w:sz w:val="32"/>
             <w:szCs w:val="32"/>
@@ -2889,7 +3242,7 @@
         </w:r>
         <w:r>
           <w:rPr>
-            <w:rStyle w:val="ae"/>
+            <w:rStyle w:val="Hyperlink"/>
             <w:rFonts w:ascii="TH SarabunPSK" w:hAnsi="TH SarabunPSK" w:cs="TH SarabunPSK"/>
             <w:sz w:val="32"/>
             <w:szCs w:val="32"/>
@@ -2899,7 +3252,7 @@
         </w:r>
         <w:r>
           <w:rPr>
-            <w:rStyle w:val="ae"/>
+            <w:rStyle w:val="Hyperlink"/>
             <w:rFonts w:ascii="TH SarabunPSK" w:hAnsi="TH SarabunPSK" w:cs="TH SarabunPSK"/>
             <w:sz w:val="32"/>
             <w:szCs w:val="32"/>
@@ -2908,7 +3261,7 @@
         </w:r>
         <w:r>
           <w:rPr>
-            <w:rStyle w:val="ae"/>
+            <w:rStyle w:val="Hyperlink"/>
             <w:rFonts w:ascii="TH SarabunPSK" w:hAnsi="TH SarabunPSK" w:cs="TH SarabunPSK"/>
             <w:sz w:val="32"/>
             <w:szCs w:val="32"/>
@@ -2957,348 +3310,154 @@
         </w:rPr>
         <w:t>:</w:t>
       </w:r>
-      <w:r>
-        <w:rPr>
-          <w:rFonts w:ascii="TH SarabunPSK" w:hAnsi="TH SarabunPSK" w:cs="TH SarabunPSK"/>
-          <w:sz w:val="32"/>
-          <w:szCs w:val="32"/>
-          <w:u w:val="single"/>
-        </w:rPr>
-        <w:fldChar w:fldCharType="begin"/>
-      </w:r>
-      <w:r>
-        <w:rPr>
-          <w:rFonts w:ascii="TH SarabunPSK" w:hAnsi="TH SarabunPSK" w:cs="TH SarabunPSK"/>
-          <w:sz w:val="32"/>
-          <w:szCs w:val="32"/>
-          <w:u w:val="single"/>
-        </w:rPr>
-        <w:instrText>HYPERLINK "</w:instrText>
-      </w:r>
-      <w:r>
-        <w:rPr>
-          <w:rFonts w:ascii="TH SarabunPSK" w:hAnsi="TH SarabunPSK" w:cs="TH SarabunPSK"/>
-          <w:sz w:val="32"/>
-          <w:szCs w:val="32"/>
-          <w:u w:val="single"/>
-        </w:rPr>
-        <w:instrText>https</w:instrText>
-      </w:r>
-      <w:r>
-        <w:rPr>
-          <w:rFonts w:ascii="TH SarabunPSK" w:hAnsi="TH SarabunPSK" w:cs="TH SarabunPSK"/>
-          <w:sz w:val="32"/>
-          <w:szCs w:val="32"/>
-          <w:u w:val="single"/>
-          <w:cs/>
-        </w:rPr>
-        <w:instrText>://</w:instrText>
-      </w:r>
-      <w:r>
-        <w:rPr>
-          <w:rFonts w:ascii="TH SarabunPSK" w:hAnsi="TH SarabunPSK" w:cs="TH SarabunPSK"/>
-          <w:sz w:val="32"/>
-          <w:szCs w:val="32"/>
-          <w:u w:val="single"/>
-        </w:rPr>
-        <w:instrText>oa</w:instrText>
-      </w:r>
-      <w:r>
-        <w:rPr>
-          <w:rFonts w:ascii="TH SarabunPSK" w:hAnsi="TH SarabunPSK" w:cs="TH SarabunPSK"/>
-          <w:sz w:val="32"/>
-          <w:szCs w:val="32"/>
-          <w:u w:val="single"/>
-          <w:cs/>
-        </w:rPr>
-        <w:instrText>.</w:instrText>
-      </w:r>
-      <w:r>
-        <w:rPr>
-          <w:rFonts w:ascii="TH SarabunPSK" w:hAnsi="TH SarabunPSK" w:cs="TH SarabunPSK"/>
-          <w:sz w:val="32"/>
-          <w:szCs w:val="32"/>
-          <w:u w:val="single"/>
-        </w:rPr>
-        <w:instrText>upm</w:instrText>
-      </w:r>
-      <w:r>
-        <w:rPr>
-          <w:rFonts w:ascii="TH SarabunPSK" w:hAnsi="TH SarabunPSK" w:cs="TH SarabunPSK"/>
-          <w:sz w:val="32"/>
-          <w:szCs w:val="32"/>
-          <w:u w:val="single"/>
-          <w:cs/>
-        </w:rPr>
-        <w:instrText>.</w:instrText>
-      </w:r>
-      <w:r>
-        <w:rPr>
-          <w:rFonts w:ascii="TH SarabunPSK" w:hAnsi="TH SarabunPSK" w:cs="TH SarabunPSK"/>
-          <w:sz w:val="32"/>
-          <w:szCs w:val="32"/>
-          <w:u w:val="single"/>
-        </w:rPr>
-        <w:instrText>es</w:instrText>
-      </w:r>
-      <w:r>
-        <w:rPr>
-          <w:rFonts w:ascii="TH SarabunPSK" w:hAnsi="TH SarabunPSK" w:cs="TH SarabunPSK"/>
-          <w:sz w:val="32"/>
-          <w:szCs w:val="32"/>
-          <w:u w:val="single"/>
-          <w:cs/>
-        </w:rPr>
-        <w:instrText>/</w:instrText>
-      </w:r>
-      <w:r>
-        <w:rPr>
-          <w:rFonts w:ascii="TH SarabunPSK" w:hAnsi="TH SarabunPSK" w:cs="TH SarabunPSK"/>
-          <w:sz w:val="32"/>
-          <w:szCs w:val="32"/>
-          <w:u w:val="single"/>
-        </w:rPr>
-        <w:instrText>90247</w:instrText>
-      </w:r>
-      <w:r>
-        <w:rPr>
-          <w:rFonts w:ascii="TH SarabunPSK" w:hAnsi="TH SarabunPSK" w:cs="TH SarabunPSK"/>
-          <w:sz w:val="32"/>
-          <w:szCs w:val="32"/>
-          <w:u w:val="single"/>
-          <w:cs/>
-        </w:rPr>
-        <w:instrText>/</w:instrText>
-      </w:r>
-      <w:r>
-        <w:rPr>
-          <w:rFonts w:ascii="TH SarabunPSK" w:hAnsi="TH SarabunPSK" w:cs="TH SarabunPSK"/>
-          <w:sz w:val="32"/>
-          <w:szCs w:val="32"/>
-          <w:u w:val="single"/>
-        </w:rPr>
-        <w:instrText>1</w:instrText>
-      </w:r>
-      <w:r>
-        <w:rPr>
-          <w:rFonts w:ascii="TH SarabunPSK" w:hAnsi="TH SarabunPSK" w:cs="TH SarabunPSK"/>
-          <w:sz w:val="32"/>
-          <w:szCs w:val="32"/>
-          <w:u w:val="single"/>
-          <w:cs/>
-        </w:rPr>
-        <w:instrText>/</w:instrText>
-      </w:r>
-      <w:r>
-        <w:rPr>
-          <w:rFonts w:ascii="TH SarabunPSK" w:hAnsi="TH SarabunPSK" w:cs="TH SarabunPSK"/>
-          <w:sz w:val="32"/>
-          <w:szCs w:val="32"/>
-          <w:u w:val="single"/>
-        </w:rPr>
-        <w:instrText>TFG_ALBERTO_GONZALEZ_LOPEZ</w:instrText>
-      </w:r>
-      <w:r>
-        <w:rPr>
-          <w:rFonts w:ascii="TH SarabunPSK" w:hAnsi="TH SarabunPSK" w:cs="TH SarabunPSK"/>
-          <w:sz w:val="32"/>
-          <w:szCs w:val="32"/>
-          <w:u w:val="single"/>
-          <w:cs/>
-        </w:rPr>
-        <w:instrText>.</w:instrText>
-      </w:r>
-      <w:r>
-        <w:rPr>
-          <w:rFonts w:ascii="TH SarabunPSK" w:hAnsi="TH SarabunPSK" w:cs="TH SarabunPSK"/>
-          <w:sz w:val="32"/>
-          <w:szCs w:val="32"/>
-          <w:u w:val="single"/>
-        </w:rPr>
-        <w:instrText>pdf</w:instrText>
-      </w:r>
-      <w:r>
-        <w:rPr>
-          <w:rFonts w:ascii="TH SarabunPSK" w:hAnsi="TH SarabunPSK" w:cs="TH SarabunPSK"/>
-          <w:sz w:val="32"/>
-          <w:szCs w:val="32"/>
-          <w:u w:val="single"/>
-        </w:rPr>
-        <w:instrText>"</w:instrText>
-      </w:r>
-      <w:r>
-        <w:rPr>
-          <w:rFonts w:ascii="TH SarabunPSK" w:hAnsi="TH SarabunPSK" w:cs="TH SarabunPSK"/>
-          <w:sz w:val="32"/>
-          <w:szCs w:val="32"/>
-          <w:u w:val="single"/>
-        </w:rPr>
-        <w:fldChar w:fldCharType="separate"/>
-      </w:r>
-      <w:r>
-        <w:rPr>
-          <w:rStyle w:val="ae"/>
-          <w:rFonts w:ascii="TH SarabunPSK" w:hAnsi="TH SarabunPSK" w:cs="TH SarabunPSK"/>
-          <w:sz w:val="32"/>
-          <w:szCs w:val="32"/>
-        </w:rPr>
-        <w:t>https</w:t>
-      </w:r>
-      <w:r>
-        <w:rPr>
-          <w:rStyle w:val="ae"/>
-          <w:rFonts w:ascii="TH SarabunPSK" w:hAnsi="TH SarabunPSK" w:cs="TH SarabunPSK"/>
-          <w:sz w:val="32"/>
-          <w:szCs w:val="32"/>
-          <w:cs/>
-        </w:rPr>
-        <w:t>://</w:t>
-      </w:r>
-      <w:proofErr w:type="spellStart"/>
-      <w:r>
-        <w:rPr>
-          <w:rStyle w:val="ae"/>
-          <w:rFonts w:ascii="TH SarabunPSK" w:hAnsi="TH SarabunPSK" w:cs="TH SarabunPSK"/>
-          <w:sz w:val="32"/>
-          <w:szCs w:val="32"/>
-        </w:rPr>
-        <w:t>oa</w:t>
-      </w:r>
-      <w:proofErr w:type="spellEnd"/>
-      <w:r>
-        <w:rPr>
-          <w:rStyle w:val="ae"/>
-          <w:rFonts w:ascii="TH SarabunPSK" w:hAnsi="TH SarabunPSK" w:cs="TH SarabunPSK"/>
-          <w:sz w:val="32"/>
-          <w:szCs w:val="32"/>
-          <w:cs/>
-        </w:rPr>
-        <w:t>.</w:t>
-      </w:r>
-      <w:proofErr w:type="spellStart"/>
-      <w:r>
-        <w:rPr>
-          <w:rStyle w:val="ae"/>
-          <w:rFonts w:ascii="TH SarabunPSK" w:hAnsi="TH SarabunPSK" w:cs="TH SarabunPSK"/>
-          <w:sz w:val="32"/>
-          <w:szCs w:val="32"/>
-        </w:rPr>
-        <w:t>upm</w:t>
-      </w:r>
-      <w:proofErr w:type="spellEnd"/>
-      <w:r>
-        <w:rPr>
-          <w:rStyle w:val="ae"/>
-          <w:rFonts w:ascii="TH SarabunPSK" w:hAnsi="TH SarabunPSK" w:cs="TH SarabunPSK"/>
-          <w:sz w:val="32"/>
-          <w:szCs w:val="32"/>
-          <w:cs/>
-        </w:rPr>
-        <w:t>.</w:t>
-      </w:r>
-      <w:r>
-        <w:rPr>
-          <w:rStyle w:val="ae"/>
-          <w:rFonts w:ascii="TH SarabunPSK" w:hAnsi="TH SarabunPSK" w:cs="TH SarabunPSK"/>
-          <w:sz w:val="32"/>
-          <w:szCs w:val="32"/>
-        </w:rPr>
-        <w:t>e</w:t>
-      </w:r>
-      <w:r>
-        <w:rPr>
-          <w:rStyle w:val="ae"/>
-          <w:rFonts w:ascii="TH SarabunPSK" w:hAnsi="TH SarabunPSK" w:cs="TH SarabunPSK"/>
-          <w:sz w:val="32"/>
-          <w:szCs w:val="32"/>
-        </w:rPr>
-        <w:t>s</w:t>
-      </w:r>
-      <w:r>
-        <w:rPr>
-          <w:rStyle w:val="ae"/>
-          <w:rFonts w:ascii="TH SarabunPSK" w:hAnsi="TH SarabunPSK" w:cs="TH SarabunPSK"/>
-          <w:sz w:val="32"/>
-          <w:szCs w:val="32"/>
-          <w:cs/>
-        </w:rPr>
-        <w:t>/</w:t>
-      </w:r>
-      <w:r>
-        <w:rPr>
-          <w:rStyle w:val="ae"/>
-          <w:rFonts w:ascii="TH SarabunPSK" w:hAnsi="TH SarabunPSK" w:cs="TH SarabunPSK"/>
-          <w:sz w:val="32"/>
-          <w:szCs w:val="32"/>
-        </w:rPr>
-        <w:t>90247</w:t>
-      </w:r>
-      <w:r>
-        <w:rPr>
-          <w:rStyle w:val="ae"/>
-          <w:rFonts w:ascii="TH SarabunPSK" w:hAnsi="TH SarabunPSK" w:cs="TH SarabunPSK"/>
-          <w:sz w:val="32"/>
-          <w:szCs w:val="32"/>
-          <w:cs/>
-        </w:rPr>
-        <w:t>/</w:t>
-      </w:r>
-      <w:r>
-        <w:rPr>
-          <w:rStyle w:val="ae"/>
-          <w:rFonts w:ascii="TH SarabunPSK" w:hAnsi="TH SarabunPSK" w:cs="TH SarabunPSK"/>
-          <w:sz w:val="32"/>
-          <w:szCs w:val="32"/>
-        </w:rPr>
-        <w:t>1</w:t>
-      </w:r>
-      <w:r>
-        <w:rPr>
-          <w:rStyle w:val="ae"/>
-          <w:rFonts w:ascii="TH SarabunPSK" w:hAnsi="TH SarabunPSK" w:cs="TH SarabunPSK"/>
-          <w:sz w:val="32"/>
-          <w:szCs w:val="32"/>
-          <w:cs/>
-        </w:rPr>
-        <w:t>/</w:t>
-      </w:r>
-      <w:r>
-        <w:rPr>
-          <w:rStyle w:val="ae"/>
-          <w:rFonts w:ascii="TH SarabunPSK" w:hAnsi="TH SarabunPSK" w:cs="TH SarabunPSK"/>
-          <w:sz w:val="32"/>
-          <w:szCs w:val="32"/>
-        </w:rPr>
-        <w:t>TFG_ALBERTO_GONZALEZ_LOPEZ</w:t>
-      </w:r>
-      <w:r>
-        <w:rPr>
-          <w:rStyle w:val="ae"/>
-          <w:rFonts w:ascii="TH SarabunPSK" w:hAnsi="TH SarabunPSK" w:cs="TH SarabunPSK"/>
-          <w:sz w:val="32"/>
-          <w:szCs w:val="32"/>
-          <w:cs/>
-        </w:rPr>
-        <w:t>.</w:t>
-      </w:r>
-      <w:r>
-        <w:rPr>
-          <w:rStyle w:val="ae"/>
-          <w:rFonts w:ascii="TH SarabunPSK" w:hAnsi="TH SarabunPSK" w:cs="TH SarabunPSK"/>
-          <w:sz w:val="32"/>
-          <w:szCs w:val="32"/>
-        </w:rPr>
-        <w:t>pdf</w:t>
-      </w:r>
-      <w:r>
-        <w:rPr>
-          <w:rFonts w:ascii="TH SarabunPSK" w:hAnsi="TH SarabunPSK" w:cs="TH SarabunPSK"/>
-          <w:sz w:val="32"/>
-          <w:szCs w:val="32"/>
-          <w:u w:val="single"/>
-        </w:rPr>
-        <w:fldChar w:fldCharType="end"/>
-      </w:r>
+      <w:hyperlink r:id="rId20" w:history="1">
+        <w:r>
+          <w:rPr>
+            <w:rStyle w:val="Hyperlink"/>
+            <w:rFonts w:ascii="TH SarabunPSK" w:hAnsi="TH SarabunPSK" w:cs="TH SarabunPSK"/>
+            <w:sz w:val="32"/>
+            <w:szCs w:val="32"/>
+          </w:rPr>
+          <w:t>https</w:t>
+        </w:r>
+        <w:r>
+          <w:rPr>
+            <w:rStyle w:val="Hyperlink"/>
+            <w:rFonts w:ascii="TH SarabunPSK" w:hAnsi="TH SarabunPSK" w:cs="TH SarabunPSK"/>
+            <w:sz w:val="32"/>
+            <w:szCs w:val="32"/>
+            <w:cs/>
+          </w:rPr>
+          <w:t>://</w:t>
+        </w:r>
+        <w:proofErr w:type="spellStart"/>
+        <w:r>
+          <w:rPr>
+            <w:rStyle w:val="Hyperlink"/>
+            <w:rFonts w:ascii="TH SarabunPSK" w:hAnsi="TH SarabunPSK" w:cs="TH SarabunPSK"/>
+            <w:sz w:val="32"/>
+            <w:szCs w:val="32"/>
+          </w:rPr>
+          <w:t>oa</w:t>
+        </w:r>
+        <w:proofErr w:type="spellEnd"/>
+        <w:r>
+          <w:rPr>
+            <w:rStyle w:val="Hyperlink"/>
+            <w:rFonts w:ascii="TH SarabunPSK" w:hAnsi="TH SarabunPSK" w:cs="TH SarabunPSK"/>
+            <w:sz w:val="32"/>
+            <w:szCs w:val="32"/>
+            <w:cs/>
+          </w:rPr>
+          <w:t>.</w:t>
+        </w:r>
+        <w:proofErr w:type="spellStart"/>
+        <w:r>
+          <w:rPr>
+            <w:rStyle w:val="Hyperlink"/>
+            <w:rFonts w:ascii="TH SarabunPSK" w:hAnsi="TH SarabunPSK" w:cs="TH SarabunPSK"/>
+            <w:sz w:val="32"/>
+            <w:szCs w:val="32"/>
+          </w:rPr>
+          <w:t>upm</w:t>
+        </w:r>
+        <w:proofErr w:type="spellEnd"/>
+        <w:r>
+          <w:rPr>
+            <w:rStyle w:val="Hyperlink"/>
+            <w:rFonts w:ascii="TH SarabunPSK" w:hAnsi="TH SarabunPSK" w:cs="TH SarabunPSK"/>
+            <w:sz w:val="32"/>
+            <w:szCs w:val="32"/>
+            <w:cs/>
+          </w:rPr>
+          <w:t>.</w:t>
+        </w:r>
+        <w:r>
+          <w:rPr>
+            <w:rStyle w:val="Hyperlink"/>
+            <w:rFonts w:ascii="TH SarabunPSK" w:hAnsi="TH SarabunPSK" w:cs="TH SarabunPSK"/>
+            <w:sz w:val="32"/>
+            <w:szCs w:val="32"/>
+          </w:rPr>
+          <w:t>es</w:t>
+        </w:r>
+        <w:r>
+          <w:rPr>
+            <w:rStyle w:val="Hyperlink"/>
+            <w:rFonts w:ascii="TH SarabunPSK" w:hAnsi="TH SarabunPSK" w:cs="TH SarabunPSK"/>
+            <w:sz w:val="32"/>
+            <w:szCs w:val="32"/>
+            <w:cs/>
+          </w:rPr>
+          <w:t>/</w:t>
+        </w:r>
+        <w:r>
+          <w:rPr>
+            <w:rStyle w:val="Hyperlink"/>
+            <w:rFonts w:ascii="TH SarabunPSK" w:hAnsi="TH SarabunPSK" w:cs="TH SarabunPSK"/>
+            <w:sz w:val="32"/>
+            <w:szCs w:val="32"/>
+          </w:rPr>
+          <w:t>90247</w:t>
+        </w:r>
+        <w:r>
+          <w:rPr>
+            <w:rStyle w:val="Hyperlink"/>
+            <w:rFonts w:ascii="TH SarabunPSK" w:hAnsi="TH SarabunPSK" w:cs="TH SarabunPSK"/>
+            <w:sz w:val="32"/>
+            <w:szCs w:val="32"/>
+            <w:cs/>
+          </w:rPr>
+          <w:t>/</w:t>
+        </w:r>
+        <w:r>
+          <w:rPr>
+            <w:rStyle w:val="Hyperlink"/>
+            <w:rFonts w:ascii="TH SarabunPSK" w:hAnsi="TH SarabunPSK" w:cs="TH SarabunPSK"/>
+            <w:sz w:val="32"/>
+            <w:szCs w:val="32"/>
+          </w:rPr>
+          <w:t>1</w:t>
+        </w:r>
+        <w:r>
+          <w:rPr>
+            <w:rStyle w:val="Hyperlink"/>
+            <w:rFonts w:ascii="TH SarabunPSK" w:hAnsi="TH SarabunPSK" w:cs="TH SarabunPSK"/>
+            <w:sz w:val="32"/>
+            <w:szCs w:val="32"/>
+            <w:cs/>
+          </w:rPr>
+          <w:t>/</w:t>
+        </w:r>
+        <w:r>
+          <w:rPr>
+            <w:rStyle w:val="Hyperlink"/>
+            <w:rFonts w:ascii="TH SarabunPSK" w:hAnsi="TH SarabunPSK" w:cs="TH SarabunPSK"/>
+            <w:sz w:val="32"/>
+            <w:szCs w:val="32"/>
+          </w:rPr>
+          <w:t>TFG_ALBERTO_GONZALEZ_LOPEZ</w:t>
+        </w:r>
+        <w:r>
+          <w:rPr>
+            <w:rStyle w:val="Hyperlink"/>
+            <w:rFonts w:ascii="TH SarabunPSK" w:hAnsi="TH SarabunPSK" w:cs="TH SarabunPSK"/>
+            <w:sz w:val="32"/>
+            <w:szCs w:val="32"/>
+            <w:cs/>
+          </w:rPr>
+          <w:t>.</w:t>
+        </w:r>
+        <w:r>
+          <w:rPr>
+            <w:rStyle w:val="Hyperlink"/>
+            <w:rFonts w:ascii="TH SarabunPSK" w:hAnsi="TH SarabunPSK" w:cs="TH SarabunPSK"/>
+            <w:sz w:val="32"/>
+            <w:szCs w:val="32"/>
+          </w:rPr>
+          <w:t>pdf</w:t>
+        </w:r>
+      </w:hyperlink>
       <w:r>
         <w:rPr>
           <w:rFonts w:ascii="TH SarabunPSK" w:hAnsi="TH SarabunPSK" w:cs="TH SarabunPSK"/>
@@ -3351,7 +3510,25 @@
           <w:sz w:val="32"/>
           <w:szCs w:val="32"/>
         </w:rPr>
-        <w:t xml:space="preserve"> Raboso, D</w:t>
+        <w:t xml:space="preserve"> </w:t>
+      </w:r>
+      <w:proofErr w:type="spellStart"/>
+      <w:r>
+        <w:rPr>
+          <w:rFonts w:ascii="TH SarabunPSK" w:hAnsi="TH SarabunPSK" w:cs="TH SarabunPSK"/>
+          <w:sz w:val="32"/>
+          <w:szCs w:val="32"/>
+        </w:rPr>
+        <w:t>Raboso</w:t>
+      </w:r>
+      <w:proofErr w:type="spellEnd"/>
+      <w:r>
+        <w:rPr>
+          <w:rFonts w:ascii="TH SarabunPSK" w:hAnsi="TH SarabunPSK" w:cs="TH SarabunPSK"/>
+          <w:sz w:val="32"/>
+          <w:szCs w:val="32"/>
+        </w:rPr>
+        <w:t>, D</w:t>
       </w:r>
       <w:r>
         <w:rPr>
@@ -3707,7 +3884,6 @@
         </w:rPr>
         <w:t xml:space="preserve">. </w:t>
       </w:r>
-      <w:proofErr w:type="spellStart"/>
       <w:r>
         <w:rPr>
           <w:rFonts w:ascii="TH SarabunPSK" w:hAnsi="TH SarabunPSK" w:cs="TH SarabunPSK"/>
@@ -3716,7 +3892,6 @@
         </w:rPr>
         <w:t>URL</w:t>
       </w:r>
-      <w:proofErr w:type="spellEnd"/>
     </w:p>
     <w:p>
       <w:pPr>
@@ -3739,10 +3914,10 @@
         </w:rPr>
         <w:tab/>
       </w:r>
-      <w:hyperlink r:id="rId23" w:history="1">
-        <w:r>
-          <w:rPr>
-            <w:rStyle w:val="ae"/>
+      <w:hyperlink r:id="rId21" w:history="1">
+        <w:r>
+          <w:rPr>
+            <w:rStyle w:val="Hyperlink"/>
             <w:rFonts w:ascii="TH SarabunPSK" w:hAnsi="TH SarabunPSK" w:cs="TH SarabunPSK"/>
             <w:sz w:val="32"/>
             <w:szCs w:val="32"/>
@@ -3751,7 +3926,7 @@
         </w:r>
         <w:r>
           <w:rPr>
-            <w:rStyle w:val="ae"/>
+            <w:rStyle w:val="Hyperlink"/>
             <w:rFonts w:ascii="TH SarabunPSK" w:hAnsi="TH SarabunPSK" w:cs="TH SarabunPSK"/>
             <w:sz w:val="32"/>
             <w:szCs w:val="32"/>
@@ -3761,7 +3936,7 @@
         </w:r>
         <w:r>
           <w:rPr>
-            <w:rStyle w:val="ae"/>
+            <w:rStyle w:val="Hyperlink"/>
             <w:rFonts w:ascii="TH SarabunPSK" w:hAnsi="TH SarabunPSK" w:cs="TH SarabunPSK"/>
             <w:sz w:val="32"/>
             <w:szCs w:val="32"/>
@@ -3770,7 +3945,7 @@
         </w:r>
         <w:r>
           <w:rPr>
-            <w:rStyle w:val="ae"/>
+            <w:rStyle w:val="Hyperlink"/>
             <w:rFonts w:ascii="TH SarabunPSK" w:hAnsi="TH SarabunPSK" w:cs="TH SarabunPSK"/>
             <w:sz w:val="32"/>
             <w:szCs w:val="32"/>
@@ -3780,7 +3955,7 @@
         </w:r>
         <w:r>
           <w:rPr>
-            <w:rStyle w:val="ae"/>
+            <w:rStyle w:val="Hyperlink"/>
             <w:rFonts w:ascii="TH SarabunPSK" w:hAnsi="TH SarabunPSK" w:cs="TH SarabunPSK"/>
             <w:sz w:val="32"/>
             <w:szCs w:val="32"/>
@@ -3789,7 +3964,7 @@
         </w:r>
         <w:r>
           <w:rPr>
-            <w:rStyle w:val="ae"/>
+            <w:rStyle w:val="Hyperlink"/>
             <w:rFonts w:ascii="TH SarabunPSK" w:hAnsi="TH SarabunPSK" w:cs="TH SarabunPSK"/>
             <w:sz w:val="32"/>
             <w:szCs w:val="32"/>
@@ -3799,7 +3974,7 @@
         </w:r>
         <w:r>
           <w:rPr>
-            <w:rStyle w:val="ae"/>
+            <w:rStyle w:val="Hyperlink"/>
             <w:rFonts w:ascii="TH SarabunPSK" w:hAnsi="TH SarabunPSK" w:cs="TH SarabunPSK"/>
             <w:sz w:val="32"/>
             <w:szCs w:val="32"/>
@@ -3808,7 +3983,7 @@
         </w:r>
         <w:r>
           <w:rPr>
-            <w:rStyle w:val="ae"/>
+            <w:rStyle w:val="Hyperlink"/>
             <w:rFonts w:ascii="TH SarabunPSK" w:hAnsi="TH SarabunPSK" w:cs="TH SarabunPSK"/>
             <w:sz w:val="32"/>
             <w:szCs w:val="32"/>
@@ -3818,7 +3993,7 @@
         </w:r>
         <w:r>
           <w:rPr>
-            <w:rStyle w:val="ae"/>
+            <w:rStyle w:val="Hyperlink"/>
             <w:rFonts w:ascii="TH SarabunPSK" w:hAnsi="TH SarabunPSK" w:cs="TH SarabunPSK"/>
             <w:sz w:val="32"/>
             <w:szCs w:val="32"/>
@@ -3827,7 +4002,7 @@
         </w:r>
         <w:r>
           <w:rPr>
-            <w:rStyle w:val="ae"/>
+            <w:rStyle w:val="Hyperlink"/>
             <w:rFonts w:ascii="TH SarabunPSK" w:hAnsi="TH SarabunPSK" w:cs="TH SarabunPSK"/>
             <w:sz w:val="32"/>
             <w:szCs w:val="32"/>
@@ -3903,10 +4078,10 @@
         </w:rPr>
         <w:t xml:space="preserve"> </w:t>
       </w:r>
-      <w:hyperlink r:id="rId24" w:history="1">
-        <w:r>
-          <w:rPr>
-            <w:rStyle w:val="ae"/>
+      <w:hyperlink r:id="rId22" w:history="1">
+        <w:r>
+          <w:rPr>
+            <w:rStyle w:val="Hyperlink"/>
             <w:rFonts w:ascii="TH SarabunPSK" w:hAnsi="TH SarabunPSK" w:cs="TH SarabunPSK"/>
             <w:sz w:val="32"/>
             <w:szCs w:val="32"/>
@@ -3915,7 +4090,7 @@
         </w:r>
         <w:r>
           <w:rPr>
-            <w:rStyle w:val="ae"/>
+            <w:rStyle w:val="Hyperlink"/>
             <w:rFonts w:ascii="TH SarabunPSK" w:hAnsi="TH SarabunPSK" w:cs="TH SarabunPSK"/>
             <w:sz w:val="32"/>
             <w:szCs w:val="32"/>
@@ -3926,7 +4101,7 @@
         <w:proofErr w:type="spellStart"/>
         <w:r>
           <w:rPr>
-            <w:rStyle w:val="ae"/>
+            <w:rStyle w:val="Hyperlink"/>
             <w:rFonts w:ascii="TH SarabunPSK" w:hAnsi="TH SarabunPSK" w:cs="TH SarabunPSK"/>
             <w:sz w:val="32"/>
             <w:szCs w:val="32"/>
@@ -3936,7 +4111,7 @@
         <w:proofErr w:type="spellEnd"/>
         <w:r>
           <w:rPr>
-            <w:rStyle w:val="ae"/>
+            <w:rStyle w:val="Hyperlink"/>
             <w:rFonts w:ascii="TH SarabunPSK" w:hAnsi="TH SarabunPSK" w:cs="TH SarabunPSK"/>
             <w:sz w:val="32"/>
             <w:szCs w:val="32"/>
@@ -3947,7 +4122,7 @@
         <w:proofErr w:type="spellStart"/>
         <w:r>
           <w:rPr>
-            <w:rStyle w:val="ae"/>
+            <w:rStyle w:val="Hyperlink"/>
             <w:rFonts w:ascii="TH SarabunPSK" w:hAnsi="TH SarabunPSK" w:cs="TH SarabunPSK"/>
             <w:sz w:val="32"/>
             <w:szCs w:val="32"/>
@@ -3957,7 +4132,7 @@
         <w:proofErr w:type="spellEnd"/>
         <w:r>
           <w:rPr>
-            <w:rStyle w:val="ae"/>
+            <w:rStyle w:val="Hyperlink"/>
             <w:rFonts w:ascii="TH SarabunPSK" w:hAnsi="TH SarabunPSK" w:cs="TH SarabunPSK"/>
             <w:sz w:val="32"/>
             <w:szCs w:val="32"/>
@@ -3967,7 +4142,7 @@
         </w:r>
         <w:r>
           <w:rPr>
-            <w:rStyle w:val="ae"/>
+            <w:rStyle w:val="Hyperlink"/>
             <w:rFonts w:ascii="TH SarabunPSK" w:hAnsi="TH SarabunPSK" w:cs="TH SarabunPSK"/>
             <w:sz w:val="32"/>
             <w:szCs w:val="32"/>
@@ -3976,7 +4151,7 @@
         </w:r>
         <w:r>
           <w:rPr>
-            <w:rStyle w:val="ae"/>
+            <w:rStyle w:val="Hyperlink"/>
             <w:rFonts w:ascii="TH SarabunPSK" w:hAnsi="TH SarabunPSK" w:cs="TH SarabunPSK"/>
             <w:sz w:val="32"/>
             <w:szCs w:val="32"/>
@@ -3986,7 +4161,7 @@
         </w:r>
         <w:r>
           <w:rPr>
-            <w:rStyle w:val="ae"/>
+            <w:rStyle w:val="Hyperlink"/>
             <w:rFonts w:ascii="TH SarabunPSK" w:hAnsi="TH SarabunPSK" w:cs="TH SarabunPSK"/>
             <w:sz w:val="32"/>
             <w:szCs w:val="32"/>
@@ -3995,7 +4170,7 @@
         </w:r>
         <w:r>
           <w:rPr>
-            <w:rStyle w:val="ae"/>
+            <w:rStyle w:val="Hyperlink"/>
             <w:rFonts w:ascii="TH SarabunPSK" w:hAnsi="TH SarabunPSK" w:cs="TH SarabunPSK"/>
             <w:sz w:val="32"/>
             <w:szCs w:val="32"/>
@@ -4005,7 +4180,7 @@
         </w:r>
         <w:r>
           <w:rPr>
-            <w:rStyle w:val="ae"/>
+            <w:rStyle w:val="Hyperlink"/>
             <w:rFonts w:ascii="TH SarabunPSK" w:hAnsi="TH SarabunPSK" w:cs="TH SarabunPSK"/>
             <w:sz w:val="32"/>
             <w:szCs w:val="32"/>
@@ -4014,7 +4189,7 @@
         </w:r>
         <w:r>
           <w:rPr>
-            <w:rStyle w:val="ae"/>
+            <w:rStyle w:val="Hyperlink"/>
             <w:rFonts w:ascii="TH SarabunPSK" w:hAnsi="TH SarabunPSK" w:cs="TH SarabunPSK"/>
             <w:sz w:val="32"/>
             <w:szCs w:val="32"/>
@@ -4024,7 +4199,7 @@
         </w:r>
         <w:r>
           <w:rPr>
-            <w:rStyle w:val="ae"/>
+            <w:rStyle w:val="Hyperlink"/>
             <w:rFonts w:ascii="TH SarabunPSK" w:hAnsi="TH SarabunPSK" w:cs="TH SarabunPSK"/>
             <w:sz w:val="32"/>
             <w:szCs w:val="32"/>
@@ -4033,7 +4208,7 @@
         </w:r>
         <w:r>
           <w:rPr>
-            <w:rStyle w:val="ae"/>
+            <w:rStyle w:val="Hyperlink"/>
             <w:rFonts w:ascii="TH SarabunPSK" w:hAnsi="TH SarabunPSK" w:cs="TH SarabunPSK"/>
             <w:sz w:val="32"/>
             <w:szCs w:val="32"/>
@@ -4043,7 +4218,7 @@
         </w:r>
         <w:r>
           <w:rPr>
-            <w:rStyle w:val="ae"/>
+            <w:rStyle w:val="Hyperlink"/>
             <w:rFonts w:ascii="TH SarabunPSK" w:hAnsi="TH SarabunPSK" w:cs="TH SarabunPSK"/>
             <w:sz w:val="32"/>
             <w:szCs w:val="32"/>
@@ -4062,7 +4237,7 @@
       </w:r>
     </w:p>
     <w:sectPr>
-      <w:headerReference w:type="default" r:id="rId25"/>
+      <w:headerReference w:type="default" r:id="rId23"/>
       <w:pgSz w:w="11906" w:h="16838" w:code="9"/>
       <w:pgMar w:top="2160" w:right="1440" w:bottom="1440" w:left="2160" w:header="1440" w:footer="720" w:gutter="0"/>
       <w:pgNumType w:start="25"/>
@@ -4074,7 +4249,7 @@
 </file>
 
 <file path=word/endnotes.xml><?xml version="1.0" encoding="utf-8"?>
-<w:endnotes xmlns:wpc="http://schemas.microsoft.com/office/word/2010/wordprocessingCanvas" xmlns:cx="http://schemas.microsoft.com/office/drawing/2014/chartex" xmlns:cx1="http://schemas.microsoft.com/office/drawing/2015/9/8/chartex" xmlns:cx2="http://schemas.microsoft.com/office/drawing/2015/10/21/chartex" xmlns:cx3="http://schemas.microsoft.com/office/drawing/2016/5/9/chartex" xmlns:cx4="http://schemas.microsoft.com/office/drawing/2016/5/10/chartex" xmlns:cx5="http://schemas.microsoft.com/office/drawing/2016/5/11/chartex" xmlns:cx6="http://schemas.microsoft.com/office/drawing/2016/5/12/chartex" xmlns:cx7="http://schemas.microsoft.com/office/drawing/2016/5/13/chartex" xmlns:cx8="http://schemas.microsoft.com/office/drawing/2016/5/14/chartex" xmlns:mc="http://schemas.openxmlformats.org/markup-compatibility/2006" xmlns:aink="http://schemas.microsoft.com/office/drawing/2016/ink" xmlns:am3d="http://schemas.microsoft.com/office/drawing/2017/model3d" xmlns:o="urn:schemas-microsoft-com:office:office" xmlns:oel="http://schemas.microsoft.com/office/2019/extlst" xmlns:r="http://schemas.openxmlformats.org/officeDocument/2006/relationships" xmlns:m="http://schemas.openxmlformats.org/officeDocument/2006/math" xmlns:v="urn:schemas-microsoft-com:vml" xmlns:wp14="http://schemas.microsoft.com/office/word/2010/wordprocessingDrawing" xmlns:wp="http://schemas.openxmlformats.org/drawingml/2006/wordprocessingDrawing" xmlns:w10="urn:schemas-microsoft-com:office:word" xmlns:w="http://schemas.openxmlformats.org/wordprocessingml/2006/main" xmlns:w14="http://schemas.microsoft.com/office/word/2010/wordml" xmlns:w15="http://schemas.microsoft.com/office/word/2012/wordml" xmlns:w16cex="http://schemas.microsoft.com/office/word/2018/wordml/cex" xmlns:w16cid="http://schemas.microsoft.com/office/word/2016/wordml/cid" xmlns:w16="http://schemas.microsoft.com/office/word/2018/wordml" xmlns:w16du="http://schemas.microsoft.com/office/word/2023/wordml/word16du" xmlns:w16sdtdh="http://schemas.microsoft.com/office/word/2020/wordml/sdtdatahash" xmlns:w16sdtfl="http://schemas.microsoft.com/office/word/2024/wordml/sdtformatlock" xmlns:w16se="http://schemas.microsoft.com/office/word/2015/wordml/symex" xmlns:wpg="http://schemas.microsoft.com/office/word/2010/wordprocessingGroup" xmlns:wpi="http://schemas.microsoft.com/office/word/2010/wordprocessingInk" xmlns:wne="http://schemas.microsoft.com/office/word/2006/wordml" xmlns:wps="http://schemas.microsoft.com/office/word/2010/wordprocessingShape" mc:Ignorable="w14 w15 w16se w16cid w16 w16cex w16sdtdh w16sdtfl w16du wp14">
+<w:endnotes xmlns:wpc="http://schemas.microsoft.com/office/word/2010/wordprocessingCanvas" xmlns:cx="http://schemas.microsoft.com/office/drawing/2014/chartex" xmlns:cx1="http://schemas.microsoft.com/office/drawing/2015/9/8/chartex" xmlns:cx2="http://schemas.microsoft.com/office/drawing/2015/10/21/chartex" xmlns:cx3="http://schemas.microsoft.com/office/drawing/2016/5/9/chartex" xmlns:cx4="http://schemas.microsoft.com/office/drawing/2016/5/10/chartex" xmlns:cx5="http://schemas.microsoft.com/office/drawing/2016/5/11/chartex" xmlns:cx6="http://schemas.microsoft.com/office/drawing/2016/5/12/chartex" xmlns:cx7="http://schemas.microsoft.com/office/drawing/2016/5/13/chartex" xmlns:cx8="http://schemas.microsoft.com/office/drawing/2016/5/14/chartex" xmlns:mc="http://schemas.openxmlformats.org/markup-compatibility/2006" xmlns:aink="http://schemas.microsoft.com/office/drawing/2016/ink" xmlns:am3d="http://schemas.microsoft.com/office/drawing/2017/model3d" xmlns:o="urn:schemas-microsoft-com:office:office" xmlns:r="http://schemas.openxmlformats.org/officeDocument/2006/relationships" xmlns:m="http://schemas.openxmlformats.org/officeDocument/2006/math" xmlns:v="urn:schemas-microsoft-com:vml" xmlns:wp14="http://schemas.microsoft.com/office/word/2010/wordprocessingDrawing" xmlns:wp="http://schemas.openxmlformats.org/drawingml/2006/wordprocessingDrawing" xmlns:w10="urn:schemas-microsoft-com:office:word" xmlns:w="http://schemas.openxmlformats.org/wordprocessingml/2006/main" xmlns:w14="http://schemas.microsoft.com/office/word/2010/wordml" xmlns:w15="http://schemas.microsoft.com/office/word/2012/wordml" xmlns:w16cex="http://schemas.microsoft.com/office/word/2018/wordml/cex" xmlns:w16cid="http://schemas.microsoft.com/office/word/2016/wordml/cid" xmlns:w16="http://schemas.microsoft.com/office/word/2018/wordml" xmlns:w16sdtdh="http://schemas.microsoft.com/office/word/2020/wordml/sdtdatahash" xmlns:w16se="http://schemas.microsoft.com/office/word/2015/wordml/symex" xmlns:wpg="http://schemas.microsoft.com/office/word/2010/wordprocessingGroup" xmlns:wpi="http://schemas.microsoft.com/office/word/2010/wordprocessingInk" xmlns:wne="http://schemas.microsoft.com/office/word/2006/wordml" xmlns:wps="http://schemas.microsoft.com/office/word/2010/wordprocessingShape" mc:Ignorable="w14 w15 w16se w16cid w16 w16cex w16sdtdh wp14">
   <w:endnote w:type="separator" w:id="-1">
     <w:p>
       <w:pPr>
@@ -4099,7 +4274,7 @@
 </file>
 
 <file path=word/footnotes.xml><?xml version="1.0" encoding="utf-8"?>
-<w:footnotes xmlns:wpc="http://schemas.microsoft.com/office/word/2010/wordprocessingCanvas" xmlns:cx="http://schemas.microsoft.com/office/drawing/2014/chartex" xmlns:cx1="http://schemas.microsoft.com/office/drawing/2015/9/8/chartex" xmlns:cx2="http://schemas.microsoft.com/office/drawing/2015/10/21/chartex" xmlns:cx3="http://schemas.microsoft.com/office/drawing/2016/5/9/chartex" xmlns:cx4="http://schemas.microsoft.com/office/drawing/2016/5/10/chartex" xmlns:cx5="http://schemas.microsoft.com/office/drawing/2016/5/11/chartex" xmlns:cx6="http://schemas.microsoft.com/office/drawing/2016/5/12/chartex" xmlns:cx7="http://schemas.microsoft.com/office/drawing/2016/5/13/chartex" xmlns:cx8="http://schemas.microsoft.com/office/drawing/2016/5/14/chartex" xmlns:mc="http://schemas.openxmlformats.org/markup-compatibility/2006" xmlns:aink="http://schemas.microsoft.com/office/drawing/2016/ink" xmlns:am3d="http://schemas.microsoft.com/office/drawing/2017/model3d" xmlns:o="urn:schemas-microsoft-com:office:office" xmlns:oel="http://schemas.microsoft.com/office/2019/extlst" xmlns:r="http://schemas.openxmlformats.org/officeDocument/2006/relationships" xmlns:m="http://schemas.openxmlformats.org/officeDocument/2006/math" xmlns:v="urn:schemas-microsoft-com:vml" xmlns:wp14="http://schemas.microsoft.com/office/word/2010/wordprocessingDrawing" xmlns:wp="http://schemas.openxmlformats.org/drawingml/2006/wordprocessingDrawing" xmlns:w10="urn:schemas-microsoft-com:office:word" xmlns:w="http://schemas.openxmlformats.org/wordprocessingml/2006/main" xmlns:w14="http://schemas.microsoft.com/office/word/2010/wordml" xmlns:w15="http://schemas.microsoft.com/office/word/2012/wordml" xmlns:w16cex="http://schemas.microsoft.com/office/word/2018/wordml/cex" xmlns:w16cid="http://schemas.microsoft.com/office/word/2016/wordml/cid" xmlns:w16="http://schemas.microsoft.com/office/word/2018/wordml" xmlns:w16du="http://schemas.microsoft.com/office/word/2023/wordml/word16du" xmlns:w16sdtdh="http://schemas.microsoft.com/office/word/2020/wordml/sdtdatahash" xmlns:w16sdtfl="http://schemas.microsoft.com/office/word/2024/wordml/sdtformatlock" xmlns:w16se="http://schemas.microsoft.com/office/word/2015/wordml/symex" xmlns:wpg="http://schemas.microsoft.com/office/word/2010/wordprocessingGroup" xmlns:wpi="http://schemas.microsoft.com/office/word/2010/wordprocessingInk" xmlns:wne="http://schemas.microsoft.com/office/word/2006/wordml" xmlns:wps="http://schemas.microsoft.com/office/word/2010/wordprocessingShape" mc:Ignorable="w14 w15 w16se w16cid w16 w16cex w16sdtdh w16sdtfl w16du wp14">
+<w:footnotes xmlns:wpc="http://schemas.microsoft.com/office/word/2010/wordprocessingCanvas" xmlns:cx="http://schemas.microsoft.com/office/drawing/2014/chartex" xmlns:cx1="http://schemas.microsoft.com/office/drawing/2015/9/8/chartex" xmlns:cx2="http://schemas.microsoft.com/office/drawing/2015/10/21/chartex" xmlns:cx3="http://schemas.microsoft.com/office/drawing/2016/5/9/chartex" xmlns:cx4="http://schemas.microsoft.com/office/drawing/2016/5/10/chartex" xmlns:cx5="http://schemas.microsoft.com/office/drawing/2016/5/11/chartex" xmlns:cx6="http://schemas.microsoft.com/office/drawing/2016/5/12/chartex" xmlns:cx7="http://schemas.microsoft.com/office/drawing/2016/5/13/chartex" xmlns:cx8="http://schemas.microsoft.com/office/drawing/2016/5/14/chartex" xmlns:mc="http://schemas.openxmlformats.org/markup-compatibility/2006" xmlns:aink="http://schemas.microsoft.com/office/drawing/2016/ink" xmlns:am3d="http://schemas.microsoft.com/office/drawing/2017/model3d" xmlns:o="urn:schemas-microsoft-com:office:office" xmlns:r="http://schemas.openxmlformats.org/officeDocument/2006/relationships" xmlns:m="http://schemas.openxmlformats.org/officeDocument/2006/math" xmlns:v="urn:schemas-microsoft-com:vml" xmlns:wp14="http://schemas.microsoft.com/office/word/2010/wordprocessingDrawing" xmlns:wp="http://schemas.openxmlformats.org/drawingml/2006/wordprocessingDrawing" xmlns:w10="urn:schemas-microsoft-com:office:word" xmlns:w="http://schemas.openxmlformats.org/wordprocessingml/2006/main" xmlns:w14="http://schemas.microsoft.com/office/word/2010/wordml" xmlns:w15="http://schemas.microsoft.com/office/word/2012/wordml" xmlns:w16cex="http://schemas.microsoft.com/office/word/2018/wordml/cex" xmlns:w16cid="http://schemas.microsoft.com/office/word/2016/wordml/cid" xmlns:w16="http://schemas.microsoft.com/office/word/2018/wordml" xmlns:w16sdtdh="http://schemas.microsoft.com/office/word/2020/wordml/sdtdatahash" xmlns:w16se="http://schemas.microsoft.com/office/word/2015/wordml/symex" xmlns:wpg="http://schemas.microsoft.com/office/word/2010/wordprocessingGroup" xmlns:wpi="http://schemas.microsoft.com/office/word/2010/wordprocessingInk" xmlns:wne="http://schemas.microsoft.com/office/word/2006/wordml" xmlns:wps="http://schemas.microsoft.com/office/word/2010/wordprocessingShape" mc:Ignorable="w14 w15 w16se w16cid w16 w16cex w16sdtdh wp14">
   <w:footnote w:type="separator" w:id="-1">
     <w:p>
       <w:pPr>
@@ -4124,7 +4299,7 @@
 </file>
 
 <file path=word/header1.xml><?xml version="1.0" encoding="utf-8"?>
-<w:hdr xmlns:wpc="http://schemas.microsoft.com/office/word/2010/wordprocessingCanvas" xmlns:cx="http://schemas.microsoft.com/office/drawing/2014/chartex" xmlns:cx1="http://schemas.microsoft.com/office/drawing/2015/9/8/chartex" xmlns:cx2="http://schemas.microsoft.com/office/drawing/2015/10/21/chartex" xmlns:cx3="http://schemas.microsoft.com/office/drawing/2016/5/9/chartex" xmlns:cx4="http://schemas.microsoft.com/office/drawing/2016/5/10/chartex" xmlns:cx5="http://schemas.microsoft.com/office/drawing/2016/5/11/chartex" xmlns:cx6="http://schemas.microsoft.com/office/drawing/2016/5/12/chartex" xmlns:cx7="http://schemas.microsoft.com/office/drawing/2016/5/13/chartex" xmlns:cx8="http://schemas.microsoft.com/office/drawing/2016/5/14/chartex" xmlns:mc="http://schemas.openxmlformats.org/markup-compatibility/2006" xmlns:aink="http://schemas.microsoft.com/office/drawing/2016/ink" xmlns:am3d="http://schemas.microsoft.com/office/drawing/2017/model3d" xmlns:o="urn:schemas-microsoft-com:office:office" xmlns:oel="http://schemas.microsoft.com/office/2019/extlst" xmlns:r="http://schemas.openxmlformats.org/officeDocument/2006/relationships" xmlns:m="http://schemas.openxmlformats.org/officeDocument/2006/math" xmlns:v="urn:schemas-microsoft-com:vml" xmlns:wp14="http://schemas.microsoft.com/office/word/2010/wordprocessingDrawing" xmlns:wp="http://schemas.openxmlformats.org/drawingml/2006/wordprocessingDrawing" xmlns:w10="urn:schemas-microsoft-com:office:word" xmlns:w="http://schemas.openxmlformats.org/wordprocessingml/2006/main" xmlns:w14="http://schemas.microsoft.com/office/word/2010/wordml" xmlns:w15="http://schemas.microsoft.com/office/word/2012/wordml" xmlns:w16cex="http://schemas.microsoft.com/office/word/2018/wordml/cex" xmlns:w16cid="http://schemas.microsoft.com/office/word/2016/wordml/cid" xmlns:w16="http://schemas.microsoft.com/office/word/2018/wordml" xmlns:w16du="http://schemas.microsoft.com/office/word/2023/wordml/word16du" xmlns:w16sdtdh="http://schemas.microsoft.com/office/word/2020/wordml/sdtdatahash" xmlns:w16sdtfl="http://schemas.microsoft.com/office/word/2024/wordml/sdtformatlock" xmlns:w16se="http://schemas.microsoft.com/office/word/2015/wordml/symex" xmlns:wpg="http://schemas.microsoft.com/office/word/2010/wordprocessingGroup" xmlns:wpi="http://schemas.microsoft.com/office/word/2010/wordprocessingInk" xmlns:wne="http://schemas.microsoft.com/office/word/2006/wordml" xmlns:wps="http://schemas.microsoft.com/office/word/2010/wordprocessingShape" mc:Ignorable="w14 w15 w16se w16cid w16 w16cex w16sdtdh w16sdtfl w16du wp14">
+<w:hdr xmlns:wpc="http://schemas.microsoft.com/office/word/2010/wordprocessingCanvas" xmlns:cx="http://schemas.microsoft.com/office/drawing/2014/chartex" xmlns:cx1="http://schemas.microsoft.com/office/drawing/2015/9/8/chartex" xmlns:cx2="http://schemas.microsoft.com/office/drawing/2015/10/21/chartex" xmlns:cx3="http://schemas.microsoft.com/office/drawing/2016/5/9/chartex" xmlns:cx4="http://schemas.microsoft.com/office/drawing/2016/5/10/chartex" xmlns:cx5="http://schemas.microsoft.com/office/drawing/2016/5/11/chartex" xmlns:cx6="http://schemas.microsoft.com/office/drawing/2016/5/12/chartex" xmlns:cx7="http://schemas.microsoft.com/office/drawing/2016/5/13/chartex" xmlns:cx8="http://schemas.microsoft.com/office/drawing/2016/5/14/chartex" xmlns:mc="http://schemas.openxmlformats.org/markup-compatibility/2006" xmlns:aink="http://schemas.microsoft.com/office/drawing/2016/ink" xmlns:am3d="http://schemas.microsoft.com/office/drawing/2017/model3d" xmlns:o="urn:schemas-microsoft-com:office:office" xmlns:r="http://schemas.openxmlformats.org/officeDocument/2006/relationships" xmlns:m="http://schemas.openxmlformats.org/officeDocument/2006/math" xmlns:v="urn:schemas-microsoft-com:vml" xmlns:wp14="http://schemas.microsoft.com/office/word/2010/wordprocessingDrawing" xmlns:wp="http://schemas.openxmlformats.org/drawingml/2006/wordprocessingDrawing" xmlns:w10="urn:schemas-microsoft-com:office:word" xmlns:w="http://schemas.openxmlformats.org/wordprocessingml/2006/main" xmlns:w14="http://schemas.microsoft.com/office/word/2010/wordml" xmlns:w15="http://schemas.microsoft.com/office/word/2012/wordml" xmlns:w16cex="http://schemas.microsoft.com/office/word/2018/wordml/cex" xmlns:w16cid="http://schemas.microsoft.com/office/word/2016/wordml/cid" xmlns:w16="http://schemas.microsoft.com/office/word/2018/wordml" xmlns:w16sdtdh="http://schemas.microsoft.com/office/word/2020/wordml/sdtdatahash" xmlns:w16se="http://schemas.microsoft.com/office/word/2015/wordml/symex" xmlns:wpg="http://schemas.microsoft.com/office/word/2010/wordprocessingGroup" xmlns:wpi="http://schemas.microsoft.com/office/word/2010/wordprocessingInk" xmlns:wne="http://schemas.microsoft.com/office/word/2006/wordml" xmlns:wps="http://schemas.microsoft.com/office/word/2010/wordprocessingShape" mc:Ignorable="w14 w15 w16se w16cid w16 w16cex w16sdtdh wp14">
   <w:sdt>
     <w:sdtPr>
       <w:id w:val="-72903589"/>
@@ -4133,10 +4308,11 @@
         <w:docPartUnique/>
       </w:docPartObj>
     </w:sdtPr>
+    <w:sdtEndPr/>
     <w:sdtContent>
       <w:p>
         <w:pPr>
-          <w:pStyle w:val="a4"/>
+          <w:pStyle w:val="Header"/>
           <w:jc w:val="right"/>
         </w:pPr>
         <w:r>
@@ -4188,7 +4364,7 @@
 </file>
 
 <file path=word/numbering.xml><?xml version="1.0" encoding="utf-8"?>
-<w:numbering xmlns:wpc="http://schemas.microsoft.com/office/word/2010/wordprocessingCanvas" xmlns:cx="http://schemas.microsoft.com/office/drawing/2014/chartex" xmlns:cx1="http://schemas.microsoft.com/office/drawing/2015/9/8/chartex" xmlns:cx2="http://schemas.microsoft.com/office/drawing/2015/10/21/chartex" xmlns:cx3="http://schemas.microsoft.com/office/drawing/2016/5/9/chartex" xmlns:cx4="http://schemas.microsoft.com/office/drawing/2016/5/10/chartex" xmlns:cx5="http://schemas.microsoft.com/office/drawing/2016/5/11/chartex" xmlns:cx6="http://schemas.microsoft.com/office/drawing/2016/5/12/chartex" xmlns:cx7="http://schemas.microsoft.com/office/drawing/2016/5/13/chartex" xmlns:cx8="http://schemas.microsoft.com/office/drawing/2016/5/14/chartex" xmlns:mc="http://schemas.openxmlformats.org/markup-compatibility/2006" xmlns:aink="http://schemas.microsoft.com/office/drawing/2016/ink" xmlns:am3d="http://schemas.microsoft.com/office/drawing/2017/model3d" xmlns:o="urn:schemas-microsoft-com:office:office" xmlns:oel="http://schemas.microsoft.com/office/2019/extlst" xmlns:r="http://schemas.openxmlformats.org/officeDocument/2006/relationships" xmlns:m="http://schemas.openxmlformats.org/officeDocument/2006/math" xmlns:v="urn:schemas-microsoft-com:vml" xmlns:wp14="http://schemas.microsoft.com/office/word/2010/wordprocessingDrawing" xmlns:wp="http://schemas.openxmlformats.org/drawingml/2006/wordprocessingDrawing" xmlns:w10="urn:schemas-microsoft-com:office:word" xmlns:w="http://schemas.openxmlformats.org/wordprocessingml/2006/main" xmlns:w14="http://schemas.microsoft.com/office/word/2010/wordml" xmlns:w15="http://schemas.microsoft.com/office/word/2012/wordml" xmlns:w16cex="http://schemas.microsoft.com/office/word/2018/wordml/cex" xmlns:w16cid="http://schemas.microsoft.com/office/word/2016/wordml/cid" xmlns:w16="http://schemas.microsoft.com/office/word/2018/wordml" xmlns:w16du="http://schemas.microsoft.com/office/word/2023/wordml/word16du" xmlns:w16sdtdh="http://schemas.microsoft.com/office/word/2020/wordml/sdtdatahash" xmlns:w16sdtfl="http://schemas.microsoft.com/office/word/2024/wordml/sdtformatlock" xmlns:w16se="http://schemas.microsoft.com/office/word/2015/wordml/symex" xmlns:wpg="http://schemas.microsoft.com/office/word/2010/wordprocessingGroup" xmlns:wpi="http://schemas.microsoft.com/office/word/2010/wordprocessingInk" xmlns:wne="http://schemas.microsoft.com/office/word/2006/wordml" xmlns:wps="http://schemas.microsoft.com/office/word/2010/wordprocessingShape" mc:Ignorable="w14 w15 w16se w16cid w16 w16cex w16sdtdh w16sdtfl w16du wp14">
+<w:numbering xmlns:wpc="http://schemas.microsoft.com/office/word/2010/wordprocessingCanvas" xmlns:cx="http://schemas.microsoft.com/office/drawing/2014/chartex" xmlns:cx1="http://schemas.microsoft.com/office/drawing/2015/9/8/chartex" xmlns:cx2="http://schemas.microsoft.com/office/drawing/2015/10/21/chartex" xmlns:cx3="http://schemas.microsoft.com/office/drawing/2016/5/9/chartex" xmlns:cx4="http://schemas.microsoft.com/office/drawing/2016/5/10/chartex" xmlns:cx5="http://schemas.microsoft.com/office/drawing/2016/5/11/chartex" xmlns:cx6="http://schemas.microsoft.com/office/drawing/2016/5/12/chartex" xmlns:cx7="http://schemas.microsoft.com/office/drawing/2016/5/13/chartex" xmlns:cx8="http://schemas.microsoft.com/office/drawing/2016/5/14/chartex" xmlns:mc="http://schemas.openxmlformats.org/markup-compatibility/2006" xmlns:aink="http://schemas.microsoft.com/office/drawing/2016/ink" xmlns:am3d="http://schemas.microsoft.com/office/drawing/2017/model3d" xmlns:o="urn:schemas-microsoft-com:office:office" xmlns:r="http://schemas.openxmlformats.org/officeDocument/2006/relationships" xmlns:m="http://schemas.openxmlformats.org/officeDocument/2006/math" xmlns:v="urn:schemas-microsoft-com:vml" xmlns:wp14="http://schemas.microsoft.com/office/word/2010/wordprocessingDrawing" xmlns:wp="http://schemas.openxmlformats.org/drawingml/2006/wordprocessingDrawing" xmlns:w10="urn:schemas-microsoft-com:office:word" xmlns:w="http://schemas.openxmlformats.org/wordprocessingml/2006/main" xmlns:w14="http://schemas.microsoft.com/office/word/2010/wordml" xmlns:w15="http://schemas.microsoft.com/office/word/2012/wordml" xmlns:w16cex="http://schemas.microsoft.com/office/word/2018/wordml/cex" xmlns:w16cid="http://schemas.microsoft.com/office/word/2016/wordml/cid" xmlns:w16="http://schemas.microsoft.com/office/word/2018/wordml" xmlns:w16sdtdh="http://schemas.microsoft.com/office/word/2020/wordml/sdtdatahash" xmlns:w16se="http://schemas.microsoft.com/office/word/2015/wordml/symex" xmlns:wpg="http://schemas.microsoft.com/office/word/2010/wordprocessingGroup" xmlns:wpi="http://schemas.microsoft.com/office/word/2010/wordprocessingInk" xmlns:wne="http://schemas.microsoft.com/office/word/2006/wordml" xmlns:wps="http://schemas.microsoft.com/office/word/2010/wordprocessingShape" mc:Ignorable="w14 w15 w16se w16cid w16 w16cex w16sdtdh wp14">
   <w:abstractNum w:abstractNumId="0" w15:restartNumberingAfterBreak="0">
     <w:nsid w:val="00E457BC"/>
     <w:multiLevelType w:val="hybridMultilevel"/>
@@ -5895,62 +6071,62 @@
       </w:pPr>
     </w:lvl>
   </w:abstractNum>
-  <w:num w:numId="1" w16cid:durableId="610864559">
+  <w:num w:numId="1">
     <w:abstractNumId w:val="0"/>
   </w:num>
-  <w:num w:numId="2" w16cid:durableId="2012564731">
+  <w:num w:numId="2">
     <w:abstractNumId w:val="10"/>
   </w:num>
-  <w:num w:numId="3" w16cid:durableId="794297799">
+  <w:num w:numId="3">
     <w:abstractNumId w:val="1"/>
   </w:num>
-  <w:num w:numId="4" w16cid:durableId="1138104719">
+  <w:num w:numId="4">
     <w:abstractNumId w:val="5"/>
   </w:num>
-  <w:num w:numId="5" w16cid:durableId="1275095908">
+  <w:num w:numId="5">
     <w:abstractNumId w:val="16"/>
   </w:num>
-  <w:num w:numId="6" w16cid:durableId="901597983">
+  <w:num w:numId="6">
     <w:abstractNumId w:val="11"/>
   </w:num>
-  <w:num w:numId="7" w16cid:durableId="1357073783">
+  <w:num w:numId="7">
     <w:abstractNumId w:val="12"/>
   </w:num>
-  <w:num w:numId="8" w16cid:durableId="962886050">
+  <w:num w:numId="8">
     <w:abstractNumId w:val="6"/>
   </w:num>
-  <w:num w:numId="9" w16cid:durableId="2117865735">
+  <w:num w:numId="9">
     <w:abstractNumId w:val="3"/>
   </w:num>
-  <w:num w:numId="10" w16cid:durableId="1127506402">
+  <w:num w:numId="10">
     <w:abstractNumId w:val="8"/>
   </w:num>
-  <w:num w:numId="11" w16cid:durableId="1877112985">
+  <w:num w:numId="11">
     <w:abstractNumId w:val="9"/>
   </w:num>
-  <w:num w:numId="12" w16cid:durableId="204997009">
+  <w:num w:numId="12">
     <w:abstractNumId w:val="15"/>
   </w:num>
-  <w:num w:numId="13" w16cid:durableId="1555307821">
+  <w:num w:numId="13">
     <w:abstractNumId w:val="7"/>
   </w:num>
-  <w:num w:numId="14" w16cid:durableId="2144538836">
+  <w:num w:numId="14">
     <w:abstractNumId w:val="14"/>
   </w:num>
-  <w:num w:numId="15" w16cid:durableId="1792478947">
+  <w:num w:numId="15">
     <w:abstractNumId w:val="4"/>
   </w:num>
-  <w:num w:numId="16" w16cid:durableId="541406135">
+  <w:num w:numId="16">
     <w:abstractNumId w:val="13"/>
   </w:num>
-  <w:num w:numId="17" w16cid:durableId="255096345">
+  <w:num w:numId="17">
     <w:abstractNumId w:val="2"/>
   </w:num>
 </w:numbering>
 </file>
 
 <file path=word/styles.xml><?xml version="1.0" encoding="utf-8"?>
-<w:styles xmlns:mc="http://schemas.openxmlformats.org/markup-compatibility/2006" xmlns:r="http://schemas.openxmlformats.org/officeDocument/2006/relationships" xmlns:w="http://schemas.openxmlformats.org/wordprocessingml/2006/main" xmlns:w14="http://schemas.microsoft.com/office/word/2010/wordml" xmlns:w15="http://schemas.microsoft.com/office/word/2012/wordml" xmlns:w16cex="http://schemas.microsoft.com/office/word/2018/wordml/cex" xmlns:w16cid="http://schemas.microsoft.com/office/word/2016/wordml/cid" xmlns:w16="http://schemas.microsoft.com/office/word/2018/wordml" xmlns:w16du="http://schemas.microsoft.com/office/word/2023/wordml/word16du" xmlns:w16sdtdh="http://schemas.microsoft.com/office/word/2020/wordml/sdtdatahash" xmlns:w16sdtfl="http://schemas.microsoft.com/office/word/2024/wordml/sdtformatlock" xmlns:w16se="http://schemas.microsoft.com/office/word/2015/wordml/symex" mc:Ignorable="w14 w15 w16se w16cid w16 w16cex w16sdtdh w16sdtfl w16du">
+<w:styles xmlns:mc="http://schemas.openxmlformats.org/markup-compatibility/2006" xmlns:r="http://schemas.openxmlformats.org/officeDocument/2006/relationships" xmlns:w="http://schemas.openxmlformats.org/wordprocessingml/2006/main" xmlns:w14="http://schemas.microsoft.com/office/word/2010/wordml" xmlns:w15="http://schemas.microsoft.com/office/word/2012/wordml" xmlns:w16cex="http://schemas.microsoft.com/office/word/2018/wordml/cex" xmlns:w16cid="http://schemas.microsoft.com/office/word/2016/wordml/cid" xmlns:w16="http://schemas.microsoft.com/office/word/2018/wordml" xmlns:w16sdtdh="http://schemas.microsoft.com/office/word/2020/wordml/sdtdatahash" xmlns:w16se="http://schemas.microsoft.com/office/word/2015/wordml/symex" mc:Ignorable="w14 w15 w16se w16cid w16 w16cex w16sdtdh">
   <w:docDefaults>
     <w:rPrDefault>
       <w:rPr>
@@ -6344,17 +6520,16 @@
     <w:lsdException w:name="Unresolved Mention" w:semiHidden="1" w:unhideWhenUsed="1"/>
     <w:lsdException w:name="Smart Link" w:semiHidden="1" w:unhideWhenUsed="1"/>
   </w:latentStyles>
-  <w:style w:type="paragraph" w:default="1" w:styleId="a">
+  <w:style w:type="paragraph" w:default="1" w:styleId="Normal">
     <w:name w:val="Normal"/>
     <w:qFormat/>
   </w:style>
-  <w:style w:type="character" w:default="1" w:styleId="a0">
+  <w:style w:type="character" w:default="1" w:styleId="DefaultParagraphFont">
     <w:name w:val="Default Paragraph Font"/>
     <w:uiPriority w:val="1"/>
-    <w:semiHidden/>
     <w:unhideWhenUsed/>
   </w:style>
-  <w:style w:type="table" w:default="1" w:styleId="a1">
+  <w:style w:type="table" w:default="1" w:styleId="TableNormal">
     <w:name w:val="Normal Table"/>
     <w:uiPriority w:val="99"/>
     <w:semiHidden/>
@@ -6369,15 +6544,15 @@
       </w:tblCellMar>
     </w:tblPr>
   </w:style>
-  <w:style w:type="numbering" w:default="1" w:styleId="a2">
+  <w:style w:type="numbering" w:default="1" w:styleId="NoList">
     <w:name w:val="No List"/>
     <w:uiPriority w:val="99"/>
     <w:semiHidden/>
     <w:unhideWhenUsed/>
   </w:style>
-  <w:style w:type="paragraph" w:styleId="a3">
+  <w:style w:type="paragraph" w:styleId="ListParagraph">
     <w:name w:val="List Paragraph"/>
-    <w:basedOn w:val="a"/>
+    <w:basedOn w:val="Normal"/>
     <w:uiPriority w:val="34"/>
     <w:qFormat/>
     <w:rsid w:val="00EF0D9C"/>
@@ -6386,10 +6561,10 @@
       <w:contextualSpacing/>
     </w:pPr>
   </w:style>
-  <w:style w:type="paragraph" w:styleId="a4">
+  <w:style w:type="paragraph" w:styleId="Header">
     <w:name w:val="header"/>
-    <w:basedOn w:val="a"/>
-    <w:link w:val="a5"/>
+    <w:basedOn w:val="Normal"/>
+    <w:link w:val="HeaderChar"/>
     <w:uiPriority w:val="99"/>
     <w:unhideWhenUsed/>
     <w:rsid w:val="00A326F6"/>
@@ -6401,17 +6576,17 @@
       <w:spacing w:after="0" w:line="240" w:lineRule="auto"/>
     </w:pPr>
   </w:style>
-  <w:style w:type="character" w:customStyle="1" w:styleId="a5">
-    <w:name w:val="หัวกระดาษ อักขระ"/>
-    <w:basedOn w:val="a0"/>
-    <w:link w:val="a4"/>
+  <w:style w:type="character" w:customStyle="1" w:styleId="HeaderChar">
+    <w:name w:val="Header Char"/>
+    <w:basedOn w:val="DefaultParagraphFont"/>
+    <w:link w:val="Header"/>
     <w:uiPriority w:val="99"/>
     <w:rsid w:val="00A326F6"/>
   </w:style>
-  <w:style w:type="paragraph" w:styleId="a6">
+  <w:style w:type="paragraph" w:styleId="Footer">
     <w:name w:val="footer"/>
-    <w:basedOn w:val="a"/>
-    <w:link w:val="a7"/>
+    <w:basedOn w:val="Normal"/>
+    <w:link w:val="FooterChar"/>
     <w:uiPriority w:val="99"/>
     <w:unhideWhenUsed/>
     <w:rsid w:val="00A326F6"/>
@@ -6423,17 +6598,17 @@
       <w:spacing w:after="0" w:line="240" w:lineRule="auto"/>
     </w:pPr>
   </w:style>
-  <w:style w:type="character" w:customStyle="1" w:styleId="a7">
-    <w:name w:val="ท้ายกระดาษ อักขระ"/>
-    <w:basedOn w:val="a0"/>
-    <w:link w:val="a6"/>
+  <w:style w:type="character" w:customStyle="1" w:styleId="FooterChar">
+    <w:name w:val="Footer Char"/>
+    <w:basedOn w:val="DefaultParagraphFont"/>
+    <w:link w:val="Footer"/>
     <w:uiPriority w:val="99"/>
     <w:rsid w:val="00A326F6"/>
   </w:style>
-  <w:style w:type="paragraph" w:styleId="a8">
+  <w:style w:type="paragraph" w:styleId="BalloonText">
     <w:name w:val="Balloon Text"/>
-    <w:basedOn w:val="a"/>
-    <w:link w:val="a9"/>
+    <w:basedOn w:val="Normal"/>
+    <w:link w:val="BalloonTextChar"/>
     <w:uiPriority w:val="99"/>
     <w:semiHidden/>
     <w:unhideWhenUsed/>
@@ -6447,10 +6622,10 @@
       <w:szCs w:val="20"/>
     </w:rPr>
   </w:style>
-  <w:style w:type="character" w:customStyle="1" w:styleId="a9">
-    <w:name w:val="ข้อความบอลลูน อักขระ"/>
-    <w:basedOn w:val="a0"/>
-    <w:link w:val="a8"/>
+  <w:style w:type="character" w:customStyle="1" w:styleId="BalloonTextChar">
+    <w:name w:val="Balloon Text Char"/>
+    <w:basedOn w:val="DefaultParagraphFont"/>
+    <w:link w:val="BalloonText"/>
     <w:uiPriority w:val="99"/>
     <w:semiHidden/>
     <w:rsid w:val="006B274B"/>
@@ -6460,9 +6635,9 @@
       <w:szCs w:val="20"/>
     </w:rPr>
   </w:style>
-  <w:style w:type="table" w:styleId="aa">
+  <w:style w:type="table" w:styleId="TableGrid">
     <w:name w:val="Table Grid"/>
-    <w:basedOn w:val="a1"/>
+    <w:basedOn w:val="TableNormal"/>
     <w:uiPriority w:val="59"/>
     <w:rsid w:val="000D23C7"/>
     <w:pPr>
@@ -6479,10 +6654,10 @@
       </w:tblBorders>
     </w:tblPr>
   </w:style>
-  <w:style w:type="paragraph" w:styleId="ab">
+  <w:style w:type="paragraph" w:styleId="BodyText">
     <w:name w:val="Body Text"/>
-    <w:basedOn w:val="a"/>
-    <w:link w:val="ac"/>
+    <w:basedOn w:val="Normal"/>
+    <w:link w:val="BodyTextChar"/>
     <w:rsid w:val="00DD0958"/>
     <w:pPr>
       <w:tabs>
@@ -6497,10 +6672,10 @@
       <w:szCs w:val="32"/>
     </w:rPr>
   </w:style>
-  <w:style w:type="character" w:customStyle="1" w:styleId="ac">
-    <w:name w:val="เนื้อความ อักขระ"/>
-    <w:basedOn w:val="a0"/>
-    <w:link w:val="ab"/>
+  <w:style w:type="character" w:customStyle="1" w:styleId="BodyTextChar">
+    <w:name w:val="Body Text Char"/>
+    <w:basedOn w:val="DefaultParagraphFont"/>
+    <w:link w:val="BodyText"/>
     <w:rsid w:val="00DD0958"/>
     <w:rPr>
       <w:rFonts w:ascii="EucrosiaUPC" w:eastAsia="Cordia New" w:hAnsi="EucrosiaUPC" w:cs="EucrosiaUPC"/>
@@ -6510,12 +6685,12 @@
   </w:style>
   <w:style w:type="character" w:customStyle="1" w:styleId="apple-style-span">
     <w:name w:val="apple-style-span"/>
-    <w:basedOn w:val="a0"/>
+    <w:basedOn w:val="DefaultParagraphFont"/>
     <w:rsid w:val="00DD0958"/>
   </w:style>
-  <w:style w:type="table" w:styleId="ad">
+  <w:style w:type="table" w:styleId="TableGridLight">
     <w:name w:val="Grid Table Light"/>
-    <w:basedOn w:val="a1"/>
+    <w:basedOn w:val="TableNormal"/>
     <w:uiPriority w:val="40"/>
     <w:rsid w:val="00DD0958"/>
     <w:pPr>
@@ -6538,9 +6713,9 @@
       </w:tblBorders>
     </w:tblPr>
   </w:style>
-  <w:style w:type="character" w:styleId="ae">
+  <w:style w:type="character" w:styleId="Hyperlink">
     <w:name w:val="Hyperlink"/>
-    <w:basedOn w:val="a0"/>
+    <w:basedOn w:val="DefaultParagraphFont"/>
     <w:uiPriority w:val="99"/>
     <w:unhideWhenUsed/>
     <w:rsid w:val="003258F5"/>
@@ -6549,9 +6724,9 @@
       <w:u w:val="single"/>
     </w:rPr>
   </w:style>
-  <w:style w:type="character" w:styleId="af">
+  <w:style w:type="character" w:styleId="Emphasis">
     <w:name w:val="Emphasis"/>
-    <w:basedOn w:val="a0"/>
+    <w:basedOn w:val="DefaultParagraphFont"/>
     <w:uiPriority w:val="20"/>
     <w:qFormat/>
     <w:rsid w:val="00E46573"/>
@@ -6560,9 +6735,9 @@
       <w:iCs/>
     </w:rPr>
   </w:style>
-  <w:style w:type="character" w:styleId="af0">
+  <w:style w:type="character" w:styleId="FollowedHyperlink">
     <w:name w:val="FollowedHyperlink"/>
-    <w:basedOn w:val="a0"/>
+    <w:basedOn w:val="DefaultParagraphFont"/>
     <w:uiPriority w:val="99"/>
     <w:semiHidden/>
     <w:unhideWhenUsed/>
@@ -6572,9 +6747,9 @@
       <w:u w:val="single"/>
     </w:rPr>
   </w:style>
-  <w:style w:type="character" w:styleId="af1">
+  <w:style w:type="character" w:styleId="UnresolvedMention">
     <w:name w:val="Unresolved Mention"/>
-    <w:basedOn w:val="a0"/>
+    <w:basedOn w:val="DefaultParagraphFont"/>
     <w:uiPriority w:val="99"/>
     <w:semiHidden/>
     <w:unhideWhenUsed/>
